--- a/secoes/01_Recurso_Solar/producao/manuscritos/1_1_Geometria_Solar.docx
+++ b/secoes/01_Recurso_Solar/producao/manuscritos/1_1_Geometria_Solar.docx
@@ -357,7 +357,7 @@
         <m:oMath>
           <m:r>
             <w:rPr>
-              <w:sz w:val="28"/>
+              <w:sz w:val="32"/>
             </w:rPr>
             <m:rPr>
               <m:sty m:val="p"/>
@@ -368,7 +368,7 @@
             <m:e>
               <m:r>
                 <w:rPr>
-                  <w:sz w:val="28"/>
+                  <w:sz w:val="32"/>
                 </w:rPr>
                 <m:t>θ</m:t>
               </m:r>
@@ -376,7 +376,7 @@
             <m:sub>
               <m:r>
                 <w:rPr>
-                  <w:sz w:val="28"/>
+                  <w:sz w:val="32"/>
                 </w:rPr>
                 <m:t>z</m:t>
               </m:r>
@@ -384,7 +384,7 @@
           </m:sSub>
           <m:r>
             <w:rPr>
-              <w:sz w:val="28"/>
+              <w:sz w:val="32"/>
             </w:rPr>
             <m:rPr>
               <m:sty m:val="p"/>
@@ -393,7 +393,7 @@
           </m:r>
           <m:r>
             <w:rPr>
-              <w:sz w:val="28"/>
+              <w:sz w:val="32"/>
             </w:rPr>
             <m:rPr>
               <m:sty m:val="p"/>
@@ -402,13 +402,13 @@
           </m:r>
           <m:r>
             <w:rPr>
-              <w:sz w:val="28"/>
+              <w:sz w:val="32"/>
             </w:rPr>
             <m:t>ϕ</m:t>
           </m:r>
           <m:r>
             <w:rPr>
-              <w:sz w:val="28"/>
+              <w:sz w:val="32"/>
             </w:rPr>
             <m:rPr>
               <m:sty m:val="p"/>
@@ -417,13 +417,13 @@
           </m:r>
           <m:r>
             <w:rPr>
-              <w:sz w:val="28"/>
+              <w:sz w:val="32"/>
             </w:rPr>
             <m:t>δ</m:t>
           </m:r>
           <m:r>
             <w:rPr>
-              <w:sz w:val="28"/>
+              <w:sz w:val="32"/>
             </w:rPr>
             <m:rPr>
               <m:sty m:val="p"/>
@@ -432,7 +432,7 @@
           </m:r>
           <m:r>
             <w:rPr>
-              <w:sz w:val="28"/>
+              <w:sz w:val="32"/>
             </w:rPr>
             <m:rPr>
               <m:sty m:val="p"/>
@@ -441,13 +441,13 @@
           </m:r>
           <m:r>
             <w:rPr>
-              <w:sz w:val="28"/>
+              <w:sz w:val="32"/>
             </w:rPr>
             <m:t>ϕ</m:t>
           </m:r>
           <m:r>
             <w:rPr>
-              <w:sz w:val="28"/>
+              <w:sz w:val="32"/>
             </w:rPr>
             <m:rPr>
               <m:sty m:val="p"/>
@@ -456,13 +456,13 @@
           </m:r>
           <m:r>
             <w:rPr>
-              <w:sz w:val="28"/>
+              <w:sz w:val="32"/>
             </w:rPr>
             <m:t>δ</m:t>
           </m:r>
           <m:r>
             <w:rPr>
-              <w:sz w:val="28"/>
+              <w:sz w:val="32"/>
             </w:rPr>
             <m:rPr>
               <m:sty m:val="p"/>
@@ -471,18 +471,24 @@
           </m:r>
           <m:r>
             <w:rPr>
-              <w:sz w:val="28"/>
+              <w:sz w:val="32"/>
             </w:rPr>
             <m:t>ω</m:t>
           </m:r>
           <m:r>
             <w:rPr>
-              <w:sz w:val="28"/>
+              <w:sz w:val="32"/>
             </w:rPr>
             <m:rPr>
               <m:sty m:val="p"/>
             </m:rPr>
             <m:t>.</m:t>
+          </m:r>
+          <m:r>
+            <w:rPr>
+              <w:sz w:val="32"/>
+            </w:rPr>
+            <m:t>   (E1.01)</m:t>
           </m:r>
         </m:oMath>
       </m:oMathPara>
@@ -1060,6 +1066,188 @@
         </w:rPr>
         <w:t xml:space="preserve">implica azimute igual a zero.</w:t>
       </w:r>
+    </w:p>
+    <w:p>
+      <w:pPr>
+        <w:widowControl/>
+      </w:pPr>
+      <w:r>
+        <w:rPr>
+          <w:rFonts w:ascii="Times New Roman" w:hAnsi="Times New Roman"/>
+          <w:i w:val="0"/>
+        </w:rPr>
+        <w:t>Denota-se por Aₛ o azimute adotado no capítulo. Duffie, Beckman e Blair (2020, p. 13) utilizam γₛ contado do sul, negativo a leste e positivo a oeste. A conversão para a convenção norte e sentido horário do SPA é:</w:t>
+      </w:r>
+    </w:p>
+    <w:p>
+      <w:pPr>
+        <w:pStyle w:val="FirstParagraph"/>
+        <w:widowControl/>
+        <w:spacing w:before="120" w:after="140"/>
+        <w:ind w:firstLine="0"/>
+        <w:jc w:val="center"/>
+      </w:pPr>
+      <m:oMathPara>
+        <m:oMathParaPr>
+          <m:jc m:val="center"/>
+        </m:oMathParaPr>
+        <m:oMath>
+          <m:sSub>
+            <m:e>
+              <m:r>
+                <w:rPr>
+                  <w:sz w:val="32"/>
+                </w:rPr>
+                <m:t>A</m:t>
+              </m:r>
+            </m:e>
+            <m:sub>
+              <m:r>
+                <w:rPr>
+                  <w:sz w:val="32"/>
+                </w:rPr>
+                <m:t>s</m:t>
+              </m:r>
+            </m:sub>
+          </m:sSub>
+          <m:r>
+            <w:rPr>
+              <w:sz w:val="32"/>
+            </w:rPr>
+            <m:rPr>
+              <m:sty m:val="p"/>
+            </m:rPr>
+            <m:t>=</m:t>
+          </m:r>
+          <m:d>
+            <m:dPr>
+              <m:begChr m:val="("/>
+              <m:endChr m:val=")"/>
+              <m:sepChr m:val=""/>
+              <m:grow/>
+            </m:dPr>
+            <m:e>
+              <m:sSub>
+                <m:e>
+                  <m:r>
+                    <w:rPr>
+                      <w:sz w:val="32"/>
+                    </w:rPr>
+                    <m:t>γ</m:t>
+                  </m:r>
+                </m:e>
+                <m:sub>
+                  <m:r>
+                    <w:rPr>
+                      <w:sz w:val="32"/>
+                    </w:rPr>
+                    <m:t>s</m:t>
+                  </m:r>
+                </m:sub>
+              </m:sSub>
+              <m:r>
+                <w:rPr>
+                  <w:sz w:val="32"/>
+                </w:rPr>
+                <m:rPr>
+                  <m:sty m:val="p"/>
+                </m:rPr>
+                <m:t>+</m:t>
+              </m:r>
+              <m:sSup>
+                <m:e>
+                  <m:r>
+                    <w:rPr>
+                      <w:sz w:val="32"/>
+                    </w:rPr>
+                    <m:t>180</m:t>
+                  </m:r>
+                </m:e>
+                <m:sup>
+                  <m:r>
+                    <w:rPr>
+                      <w:sz w:val="32"/>
+                    </w:rPr>
+                    <m:rPr>
+                      <m:sty m:val="p"/>
+                    </m:rPr>
+                    <m:t>∘</m:t>
+                  </m:r>
+                </m:sup>
+              </m:sSup>
+            </m:e>
+          </m:d>
+          <m:r>
+            <w:rPr>
+              <w:sz w:val="32"/>
+            </w:rPr>
+            <m:t> </m:t>
+          </m:r>
+          <m:r>
+            <w:rPr>
+              <w:sz w:val="32"/>
+            </w:rPr>
+            <m:rPr>
+              <m:sty m:val="p"/>
+            </m:rPr>
+            <m:t>m</m:t>
+          </m:r>
+          <m:r>
+            <w:rPr>
+              <w:sz w:val="32"/>
+            </w:rPr>
+            <m:rPr>
+              <m:sty m:val="p"/>
+            </m:rPr>
+            <m:t>o</m:t>
+          </m:r>
+          <m:r>
+            <w:rPr>
+              <w:sz w:val="32"/>
+            </w:rPr>
+            <m:rPr>
+              <m:sty m:val="p"/>
+            </m:rPr>
+            <m:t>d</m:t>
+          </m:r>
+          <m:r>
+            <w:rPr>
+              <w:sz w:val="32"/>
+            </w:rPr>
+            <m:t> </m:t>
+          </m:r>
+          <m:sSup>
+            <m:e>
+              <m:r>
+                <w:rPr>
+                  <w:sz w:val="32"/>
+                </w:rPr>
+                <m:t>360</m:t>
+              </m:r>
+            </m:e>
+            <m:sup>
+              <m:r>
+                <w:rPr>
+                  <w:sz w:val="32"/>
+                </w:rPr>
+                <m:rPr>
+                  <m:sty m:val="p"/>
+                </m:rPr>
+                <m:t>∘</m:t>
+              </m:r>
+            </m:sup>
+          </m:sSup>
+          <m:r>
+            <w:rPr>
+              <w:sz w:val="32"/>
+            </w:rPr>
+            <m:rPr>
+              <m:sty m:val="p"/>
+            </m:rPr>
+            <m:t>.</m:t>
+          </m:r>
+        </m:oMath>
+      </m:oMathPara>
     </w:p>
     <w:p>
       <w:pPr>
@@ -1271,7 +1459,7 @@
             <m:e>
               <m:r>
                 <w:rPr>
-                  <w:sz w:val="28"/>
+                  <w:sz w:val="32"/>
                 </w:rPr>
                 <m:t>G</m:t>
               </m:r>
@@ -1279,13 +1467,13 @@
             <m:sub>
               <m:r>
                 <w:rPr>
-                  <w:sz w:val="28"/>
+                  <w:sz w:val="32"/>
                 </w:rPr>
                 <m:t>0</m:t>
               </m:r>
               <m:r>
                 <w:rPr>
-                  <w:sz w:val="28"/>
+                  <w:sz w:val="32"/>
                 </w:rPr>
                 <m:t>n</m:t>
               </m:r>
@@ -1301,7 +1489,7 @@
             <m:e>
               <m:r>
                 <w:rPr>
-                  <w:sz w:val="28"/>
+                  <w:sz w:val="32"/>
                 </w:rPr>
                 <m:t>t</m:t>
               </m:r>
@@ -1309,7 +1497,7 @@
           </m:d>
           <m:r>
             <w:rPr>
-              <w:sz w:val="28"/>
+              <w:sz w:val="32"/>
             </w:rPr>
             <m:rPr>
               <m:sty m:val="p"/>
@@ -1320,7 +1508,7 @@
             <m:e>
               <m:r>
                 <w:rPr>
-                  <w:sz w:val="28"/>
+                  <w:sz w:val="32"/>
                 </w:rPr>
                 <m:t>G</m:t>
               </m:r>
@@ -1328,7 +1516,7 @@
             <m:sub>
               <m:r>
                 <w:rPr>
-                  <w:sz w:val="28"/>
+                  <w:sz w:val="32"/>
                 </w:rPr>
                 <m:rPr>
                   <m:sty m:val="p"/>
@@ -1337,7 +1525,7 @@
               </m:r>
               <m:r>
                 <w:rPr>
-                  <w:sz w:val="28"/>
+                  <w:sz w:val="32"/>
                 </w:rPr>
                 <m:rPr>
                   <m:sty m:val="p"/>
@@ -1365,7 +1553,7 @@
                         <m:e>
                           <m:r>
                             <w:rPr>
-                              <w:sz w:val="28"/>
+                              <w:sz w:val="32"/>
                             </w:rPr>
                             <m:t>r</m:t>
                           </m:r>
@@ -1373,7 +1561,7 @@
                         <m:sub>
                           <m:r>
                             <w:rPr>
-                              <w:sz w:val="28"/>
+                              <w:sz w:val="32"/>
                             </w:rPr>
                             <m:t>0</m:t>
                           </m:r>
@@ -1383,7 +1571,7 @@
                     <m:den>
                       <m:r>
                         <w:rPr>
-                          <w:sz w:val="28"/>
+                          <w:sz w:val="32"/>
                         </w:rPr>
                         <m:t>r</m:t>
                       </m:r>
@@ -1397,7 +1585,7 @@
                         <m:e>
                           <m:r>
                             <w:rPr>
-                              <w:sz w:val="28"/>
+                              <w:sz w:val="32"/>
                             </w:rPr>
                             <m:t>t</m:t>
                           </m:r>
@@ -1411,7 +1599,7 @@
             <m:sup>
               <m:r>
                 <w:rPr>
-                  <w:sz w:val="28"/>
+                  <w:sz w:val="32"/>
                 </w:rPr>
                 <m:t>2</m:t>
               </m:r>
@@ -1419,7 +1607,7 @@
           </m:sSup>
           <m:r>
             <w:rPr>
-              <w:sz w:val="28"/>
+              <w:sz w:val="32"/>
             </w:rPr>
             <m:rPr>
               <m:sty m:val="p"/>
@@ -1648,7 +1836,7 @@
                 <m:e>
                   <m:r>
                     <w:rPr>
-                      <w:sz w:val="28"/>
+                      <w:sz w:val="32"/>
                     </w:rPr>
                     <m:t>E</m:t>
                   </m:r>
@@ -1656,7 +1844,7 @@
                 <m:sub>
                   <m:r>
                     <w:rPr>
-                      <w:sz w:val="28"/>
+                      <w:sz w:val="32"/>
                     </w:rPr>
                     <m:t>0</m:t>
                   </m:r>
@@ -1664,7 +1852,7 @@
               </m:sSub>
               <m:r>
                 <w:rPr>
-                  <w:sz w:val="28"/>
+                  <w:sz w:val="32"/>
                 </w:rPr>
                 <m:rPr>
                   <m:sty m:val="p"/>
@@ -1673,19 +1861,19 @@
               </m:r>
               <m:r>
                 <w:rPr>
-                  <w:sz w:val="28"/>
+                  <w:sz w:val="32"/>
                 </w:rPr>
                 <m:t/>
               </m:r>
               <m:r>
                 <w:rPr>
-                  <w:sz w:val="28"/>
+                  <w:sz w:val="32"/>
                 </w:rPr>
                 <m:t>1.000110</m:t>
               </m:r>
               <m:r>
                 <w:rPr>
-                  <w:sz w:val="28"/>
+                  <w:sz w:val="32"/>
                 </w:rPr>
                 <m:rPr>
                   <m:sty m:val="p"/>
@@ -1694,13 +1882,13 @@
               </m:r>
               <m:r>
                 <w:rPr>
-                  <w:sz w:val="28"/>
+                  <w:sz w:val="32"/>
                 </w:rPr>
                 <m:t>0.034221</m:t>
               </m:r>
               <m:r>
                 <w:rPr>
-                  <w:sz w:val="28"/>
+                  <w:sz w:val="32"/>
                 </w:rPr>
                 <m:rPr>
                   <m:sty m:val="p"/>
@@ -1709,13 +1897,13 @@
               </m:r>
               <m:r>
                 <w:rPr>
-                  <w:sz w:val="28"/>
+                  <w:sz w:val="32"/>
                 </w:rPr>
                 <m:t>B</m:t>
               </m:r>
               <m:r>
                 <w:rPr>
-                  <w:sz w:val="28"/>
+                  <w:sz w:val="32"/>
                 </w:rPr>
                 <m:rPr>
                   <m:sty m:val="p"/>
@@ -1724,13 +1912,13 @@
               </m:r>
               <m:r>
                 <w:rPr>
-                  <w:sz w:val="28"/>
+                  <w:sz w:val="32"/>
                 </w:rPr>
                 <m:t>0.001280</m:t>
               </m:r>
               <m:r>
                 <w:rPr>
-                  <w:sz w:val="28"/>
+                  <w:sz w:val="32"/>
                 </w:rPr>
                 <m:rPr>
                   <m:sty m:val="p"/>
@@ -1739,7 +1927,7 @@
               </m:r>
               <m:r>
                 <w:rPr>
-                  <w:sz w:val="28"/>
+                  <w:sz w:val="32"/>
                 </w:rPr>
                 <m:t>B</m:t>
               </m:r>
@@ -1747,7 +1935,7 @@
             <m:e>
               <m:r>
                 <w:rPr>
-                  <w:sz w:val="28"/>
+                  <w:sz w:val="32"/>
                 </w:rPr>
                 <m:rPr>
                   <m:sty m:val="p"/>
@@ -1756,13 +1944,13 @@
               </m:r>
               <m:r>
                 <w:rPr>
-                  <w:sz w:val="28"/>
+                  <w:sz w:val="32"/>
                 </w:rPr>
                 <m:t>0.000719</m:t>
               </m:r>
               <m:r>
                 <w:rPr>
-                  <w:sz w:val="28"/>
+                  <w:sz w:val="32"/>
                 </w:rPr>
                 <m:rPr>
                   <m:sty m:val="p"/>
@@ -1779,13 +1967,13 @@
                 <m:e>
                   <m:r>
                     <w:rPr>
-                      <w:sz w:val="28"/>
+                      <w:sz w:val="32"/>
                     </w:rPr>
                     <m:t>2</m:t>
                   </m:r>
                   <m:r>
                     <w:rPr>
-                      <w:sz w:val="28"/>
+                      <w:sz w:val="32"/>
                     </w:rPr>
                     <m:t>B</m:t>
                   </m:r>
@@ -1793,7 +1981,7 @@
               </m:d>
               <m:r>
                 <w:rPr>
-                  <w:sz w:val="28"/>
+                  <w:sz w:val="32"/>
                 </w:rPr>
                 <m:rPr>
                   <m:sty m:val="p"/>
@@ -1802,13 +1990,13 @@
               </m:r>
               <m:r>
                 <w:rPr>
-                  <w:sz w:val="28"/>
+                  <w:sz w:val="32"/>
                 </w:rPr>
                 <m:t>0.000077</m:t>
               </m:r>
               <m:r>
                 <w:rPr>
-                  <w:sz w:val="28"/>
+                  <w:sz w:val="32"/>
                 </w:rPr>
                 <m:rPr>
                   <m:sty m:val="p"/>
@@ -1825,13 +2013,13 @@
                 <m:e>
                   <m:r>
                     <w:rPr>
-                      <w:sz w:val="28"/>
+                      <w:sz w:val="32"/>
                     </w:rPr>
                     <m:t>2</m:t>
                   </m:r>
                   <m:r>
                     <w:rPr>
-                      <w:sz w:val="28"/>
+                      <w:sz w:val="32"/>
                     </w:rPr>
                     <m:t>B</m:t>
                   </m:r>
@@ -1839,7 +2027,7 @@
               </m:d>
               <m:r>
                 <w:rPr>
-                  <w:sz w:val="28"/>
+                  <w:sz w:val="32"/>
                 </w:rPr>
                 <m:rPr>
                   <m:sty m:val="p"/>
@@ -1964,7 +2152,7 @@
             <m:e>
               <m:r>
                 <w:rPr>
-                  <w:sz w:val="28"/>
+                  <w:sz w:val="32"/>
                 </w:rPr>
                 <m:t>G</m:t>
               </m:r>
@@ -1972,13 +2160,13 @@
             <m:sub>
               <m:r>
                 <w:rPr>
-                  <w:sz w:val="28"/>
+                  <w:sz w:val="32"/>
                 </w:rPr>
                 <m:t>0</m:t>
               </m:r>
               <m:r>
                 <w:rPr>
-                  <w:sz w:val="28"/>
+                  <w:sz w:val="32"/>
                 </w:rPr>
                 <m:t>h</m:t>
               </m:r>
@@ -1986,7 +2174,7 @@
           </m:sSub>
           <m:r>
             <w:rPr>
-              <w:sz w:val="28"/>
+              <w:sz w:val="32"/>
             </w:rPr>
             <m:rPr>
               <m:sty m:val="p"/>
@@ -1997,7 +2185,7 @@
             <m:e>
               <m:r>
                 <w:rPr>
-                  <w:sz w:val="28"/>
+                  <w:sz w:val="32"/>
                 </w:rPr>
                 <m:t>G</m:t>
               </m:r>
@@ -2005,13 +2193,13 @@
             <m:sub>
               <m:r>
                 <w:rPr>
-                  <w:sz w:val="28"/>
+                  <w:sz w:val="32"/>
                 </w:rPr>
                 <m:t>0</m:t>
               </m:r>
               <m:r>
                 <w:rPr>
-                  <w:sz w:val="28"/>
+                  <w:sz w:val="32"/>
                 </w:rPr>
                 <m:t>n</m:t>
               </m:r>
@@ -2019,7 +2207,7 @@
           </m:sSub>
           <m:r>
             <w:rPr>
-              <w:sz w:val="28"/>
+              <w:sz w:val="32"/>
             </w:rPr>
             <m:rPr>
               <m:sty m:val="p"/>
@@ -2036,13 +2224,13 @@
             <m:e>
               <m:r>
                 <w:rPr>
-                  <w:sz w:val="28"/>
+                  <w:sz w:val="32"/>
                 </w:rPr>
                 <m:t>0</m:t>
               </m:r>
               <m:r>
                 <w:rPr>
-                  <w:sz w:val="28"/>
+                  <w:sz w:val="32"/>
                 </w:rPr>
                 <m:rPr>
                   <m:sty m:val="p"/>
@@ -2051,7 +2239,7 @@
               </m:r>
               <m:r>
                 <w:rPr>
-                  <w:sz w:val="28"/>
+                  <w:sz w:val="32"/>
                 </w:rPr>
                 <m:rPr>
                   <m:sty m:val="p"/>
@@ -2062,7 +2250,7 @@
                 <m:e>
                   <m:r>
                     <w:rPr>
-                      <w:sz w:val="28"/>
+                      <w:sz w:val="32"/>
                     </w:rPr>
                     <m:t>θ</m:t>
                   </m:r>
@@ -2070,7 +2258,7 @@
                 <m:sub>
                   <m:r>
                     <w:rPr>
-                      <w:sz w:val="28"/>
+                      <w:sz w:val="32"/>
                     </w:rPr>
                     <m:t>z</m:t>
                   </m:r>
@@ -2080,12 +2268,18 @@
           </m:d>
           <m:r>
             <w:rPr>
-              <w:sz w:val="28"/>
+              <w:sz w:val="32"/>
             </w:rPr>
             <m:rPr>
               <m:sty m:val="p"/>
             </m:rPr>
             <m:t>.</m:t>
+          </m:r>
+          <m:r>
+            <w:rPr>
+              <w:sz w:val="32"/>
+            </w:rPr>
+            <m:t>   (E1.02)</m:t>
           </m:r>
         </m:oMath>
       </m:oMathPara>
@@ -2310,6 +2504,18 @@
           <w:i w:val="0"/>
         </w:rPr>
         <w:t xml:space="preserve">seja a GHI observada, pois esta última sofre os efeitos de absorção, espalhamento, nuvens, aerossóis e das demais condições atmosféricas.</w:t>
+      </w:r>
+    </w:p>
+    <w:p>
+      <w:pPr>
+        <w:widowControl/>
+      </w:pPr>
+      <w:r>
+        <w:rPr>
+          <w:rFonts w:ascii="Times New Roman" w:hAnsi="Times New Roman"/>
+          <w:i w:val="0"/>
+        </w:rPr>
+        <w:t>A projeção extraterrestre usa o horizonte geométrico e é anulada quando o centro solar fica abaixo dele. O critério aproximado de 90,833° utilizado pela NOAA para nascer e pôr do Sol inclui refração atmosférica e tamanho angular do disco solar; responde a outra definição de evento e não deve ser aplicado como substituição automática desse recorte (NOAA GLOBAL MONITORING LABORATORY, [s. d.], p. 2).</w:t>
       </w:r>
     </w:p>
     <w:p>
@@ -2463,7 +2669,7 @@
           <w:rFonts w:ascii="Times New Roman" w:hAnsi="Times New Roman"/>
           <w:i w:val="0"/>
         </w:rPr>
-        <w:t>A aproximação secante é utilizada como interpretação geométrica para zenitais moderados, aproximadamente até 70° no tratamento de Duffie, Beckman e Blair (2020, p. 9–10). Não deve ser extrapolada ao horizonte. A massa de ar relativa e sua correção de pressão para massa de ar absoluta precisam ser distinguidas em aplicações quantitativas.</w:t>
+        <w:t>A aproximação secante é utilizada como interpretação geométrica de atmosfera plana ao nível do mar, para zenitais aproximadamente até 70°, no tratamento de Duffie, Beckman e Blair (2020, p. 9–10). Não deve ser extrapolada ao horizonte. A massa de ar relativa e sua correção de pressão para massa de ar absoluta precisam ser distinguidas em aplicações quantitativas.</w:t>
       </w:r>
     </w:p>
     <w:bookmarkEnd w:id="26"/>
@@ -2766,7 +2972,7 @@
           <w:rFonts w:ascii="Times New Roman" w:hAnsi="Times New Roman"/>
           <w:i w:val="0"/>
         </w:rPr>
-        <w:t>O gráfico reúne naturezas distintas de informação. A POA provém da medição local agregada, enquanto zenital e incidência são calculados. Para 17/05, há 96 posições temporais, 94 médias POA não ausentes e 68 intervalos com três amostras na agregação. A figura exibe 05 h a 21 h locais, sem interpolação. A proximidade temporal entre o máximo de POA e a maior altura solar não constitui validação independente do SPA, nem permite identificar isoladamente condições de nuvens, aerossóis ou vapor de água. Trata-se de um exemplo diário, e não de uma distribuição climatológica.</w:t>
+        <w:t>O gráfico reúne naturezas distintas de informação. A POA provém da medição local agregada, enquanto zenital e incidência são calculados. Os dados integram o acervo PVDAQ (DELINE et al., 2021); o processamento e a seleção são documentados no projeto (TEIXEIRA et al., 2026). Para 17/05, há 96 posições temporais, 94 médias POA não ausentes e 68 intervalos com três amostras na agregação. A figura exibe 05 h a 21 h locais, sem interpolação. A proximidade temporal entre o máximo de POA e a maior altura solar não constitui validação independente do SPA, nem permite identificar isoladamente condições de nuvens, aerossóis ou vapor de água. Trata-se de um exemplo diário, e não de uma distribuição climatológica.</w:t>
       </w:r>
     </w:p>
     <w:p>
@@ -3009,7 +3215,7 @@
     </w:p>
     <w:p>
       <w:pPr>
-        <w:pStyle w:val="Heading3"/>
+        <w:pStyle w:val="Heading2"/>
         <w:widowControl/>
         <w:ind w:firstLine="0"/>
       </w:pPr>
@@ -3026,6 +3232,14 @@
         <w:tblW w:type="auto" w:w="0"/>
         <w:jc w:val="left"/>
         <w:tblLook w:firstRow="1" w:lastRow="0" w:firstColumn="0" w:lastColumn="0" w:noHBand="0" w:noVBand="0" w:val="0020"/>
+        <w:tblBorders>
+          <w:top w:val="single" w:sz="4" w:color="D9D9D9"/>
+          <w:left w:val="single" w:sz="4" w:color="D9D9D9"/>
+          <w:bottom w:val="single" w:sz="4" w:color="D9D9D9"/>
+          <w:right w:val="single" w:sz="4" w:color="D9D9D9"/>
+          <w:insideH w:val="single" w:sz="4" w:color="D9D9D9"/>
+          <w:insideV w:val="single" w:sz="4" w:color="D9D9D9"/>
+        </w:tblBorders>
       </w:tblPr>
       <w:tblGrid>
         <w:gridCol w:w="2640"/>
@@ -3035,10 +3249,13 @@
       <w:tr>
         <w:trPr>
           <w:tblHeader w:val="on"/>
+          <w:cantSplit/>
           <w:tblHeader/>
         </w:trPr>
         <w:tc>
-          <w:tcPr/>
+          <w:tcPr>
+            <w:shd w:fill="F0F0F0"/>
+          </w:tcPr>
           <w:p>
             <w:pPr>
               <w:pStyle w:val="Compact"/>
@@ -3049,6 +3266,7 @@
             <w:r>
               <w:rPr>
                 <w:rFonts w:ascii="Times New Roman" w:hAnsi="Times New Roman"/>
+                <w:b/>
                 <w:sz w:val="23"/>
               </w:rPr>
               <w:t xml:space="preserve">Símbolo</w:t>
@@ -3056,7 +3274,9 @@
           </w:p>
         </w:tc>
         <w:tc>
-          <w:tcPr/>
+          <w:tcPr>
+            <w:shd w:fill="F0F0F0"/>
+          </w:tcPr>
           <w:p>
             <w:pPr>
               <w:pStyle w:val="Compact"/>
@@ -3067,6 +3287,7 @@
             <w:r>
               <w:rPr>
                 <w:rFonts w:ascii="Times New Roman" w:hAnsi="Times New Roman"/>
+                <w:b/>
                 <w:sz w:val="23"/>
               </w:rPr>
               <w:t xml:space="preserve">Grandeza</w:t>
@@ -3074,7 +3295,9 @@
           </w:p>
         </w:tc>
         <w:tc>
-          <w:tcPr/>
+          <w:tcPr>
+            <w:shd w:fill="F0F0F0"/>
+          </w:tcPr>
           <w:p>
             <w:pPr>
               <w:pStyle w:val="Compact"/>
@@ -3085,6 +3308,7 @@
             <w:r>
               <w:rPr>
                 <w:rFonts w:ascii="Times New Roman" w:hAnsi="Times New Roman"/>
+                <w:b/>
                 <w:sz w:val="23"/>
               </w:rPr>
               <w:t xml:space="preserve">Unidade / convenção</w:t>
@@ -3093,6 +3317,9 @@
         </w:tc>
       </w:tr>
       <w:tr>
+        <w:trPr>
+          <w:cantSplit/>
+        </w:trPr>
         <w:tc>
           <w:tcPr/>
           <w:p>
@@ -3147,6 +3374,9 @@
         </w:tc>
       </w:tr>
       <w:tr>
+        <w:trPr>
+          <w:cantSplit/>
+        </w:trPr>
         <w:tc>
           <w:tcPr/>
           <w:p>
@@ -3201,6 +3431,9 @@
         </w:tc>
       </w:tr>
       <w:tr>
+        <w:trPr>
+          <w:cantSplit/>
+        </w:trPr>
         <w:tc>
           <w:tcPr/>
           <w:p>
@@ -3255,6 +3488,9 @@
         </w:tc>
       </w:tr>
       <w:tr>
+        <w:trPr>
+          <w:cantSplit/>
+        </w:trPr>
         <w:tc>
           <w:tcPr/>
           <w:p>
@@ -3318,6 +3554,9 @@
         </w:tc>
       </w:tr>
       <w:tr>
+        <w:trPr>
+          <w:cantSplit/>
+        </w:trPr>
         <w:tc>
           <w:tcPr/>
           <w:p>
@@ -3423,6 +3662,9 @@
         </w:tc>
       </w:tr>
       <w:tr>
+        <w:trPr>
+          <w:cantSplit/>
+        </w:trPr>
         <w:tc>
           <w:tcPr/>
           <w:p>
@@ -3489,6 +3731,9 @@
         </w:tc>
       </w:tr>
       <w:tr>
+        <w:trPr>
+          <w:cantSplit/>
+        </w:trPr>
         <w:tc>
           <w:tcPr/>
           <w:p>
@@ -3555,6 +3800,9 @@
         </w:tc>
       </w:tr>
       <w:tr>
+        <w:trPr>
+          <w:cantSplit/>
+        </w:trPr>
         <w:tc>
           <w:tcPr/>
           <w:p>
@@ -3616,15 +3864,14 @@
     <w:bookmarkStart w:id="33" w:name="referências-utilizadas"/>
     <w:p>
       <w:pPr>
+        <w:pStyle w:val="Heading2"/>
         <w:widowControl/>
       </w:pPr>
       <w:r>
         <w:rPr>
-          <w:rFonts w:ascii="Times New Roman" w:hAnsi="Times New Roman"/>
           <w:b/>
-          <w:i w:val="0"/>
-        </w:rPr>
-        <w:t>Critérios de validade e transição para 1.2</w:t>
+        </w:rPr>
+        <w:t>CRITÉRIOS DE VALIDADE E TRANSIÇÃO PARA 1.2</w:t>
       </w:r>
     </w:p>
     <w:p>
@@ -3666,9 +3913,26 @@
       <w:r>
         <w:rPr>
           <w:rFonts w:ascii="Times New Roman" w:hAnsi="Times New Roman"/>
-          <w:i w:val="0"/>
-        </w:rPr>
-        <w:t>DUFFIE, John A.; BECKMAN, William A.; BLAIR, Nathan. Solar engineering of thermal processes, photovoltaics and wind. 5. ed. Hoboken: Wiley, 2020. ISBN 9781119540311. DOI: https://doi.org/10.1002/9781119540328.</w:t>
+          <w:b w:val="0"/>
+          <w:i w:val="0"/>
+        </w:rPr>
+        <w:t xml:space="preserve">DELINE, Chris; PERRY, Kirsten; DECEGLIE, Michael; MULLER, Matthew; SEKULIC, William; JORDAN, Dirk. </w:t>
+      </w:r>
+      <w:r>
+        <w:rPr>
+          <w:rFonts w:ascii="Times New Roman" w:hAnsi="Times New Roman"/>
+          <w:b/>
+          <w:i w:val="0"/>
+        </w:rPr>
+        <w:t>Photovoltaic Data Acquisition (PVDAQ) Public Datasets</w:t>
+      </w:r>
+      <w:r>
+        <w:rPr>
+          <w:rFonts w:ascii="Times New Roman" w:hAnsi="Times New Roman"/>
+          <w:b w:val="0"/>
+          <w:i w:val="0"/>
+        </w:rPr>
+        <w:t>. United States, 21 dez. 2021. Conjunto de dados. DOI: https://doi.org/10.25984/1846021.</w:t>
       </w:r>
     </w:p>
     <w:p>
@@ -3681,9 +3945,26 @@
       <w:r>
         <w:rPr>
           <w:rFonts w:ascii="Times New Roman" w:hAnsi="Times New Roman"/>
-          <w:i w:val="0"/>
-        </w:rPr>
-        <w:t>NOAA GLOBAL MONITORING LABORATORY. General solar position calculations. [S. l.]: NOAA, [s. d.]. 2 p. Disponível em: https://gml.noaa.gov/grad/solcalc/solareqns.PDF. Acesso em: 27 out. 2026.</w:t>
+          <w:b w:val="0"/>
+          <w:i w:val="0"/>
+        </w:rPr>
+        <w:t xml:space="preserve">DUFFIE, John A.; BECKMAN, William A.; BLAIR, Nathan. </w:t>
+      </w:r>
+      <w:r>
+        <w:rPr>
+          <w:rFonts w:ascii="Times New Roman" w:hAnsi="Times New Roman"/>
+          <w:b/>
+          <w:i w:val="0"/>
+        </w:rPr>
+        <w:t>Solar engineering of thermal processes, photovoltaics and wind</w:t>
+      </w:r>
+      <w:r>
+        <w:rPr>
+          <w:rFonts w:ascii="Times New Roman" w:hAnsi="Times New Roman"/>
+          <w:b w:val="0"/>
+          <w:i w:val="0"/>
+        </w:rPr>
+        <w:t>. 5. ed. Hoboken: Wiley, 2020. ISBN 9781119540311. DOI: https://doi.org/10.1002/9781119540328.</w:t>
       </w:r>
     </w:p>
     <w:p>
@@ -3696,9 +3977,26 @@
       <w:r>
         <w:rPr>
           <w:rFonts w:ascii="Times New Roman" w:hAnsi="Times New Roman"/>
-          <w:i w:val="0"/>
-        </w:rPr>
-        <w:t>PVLIB CONTRIBUTORS. pvlib python: get_extra_radiation e spa_python. Versão 0.16.1. 2026. Disponível em: https://pvlib-python.readthedocs.io/en/v0.16.1/reference/generated/pvlib.irradiance.get_extra_radiation.html. Acesso em: 27 out. 2026.</w:t>
+          <w:b w:val="0"/>
+          <w:i w:val="0"/>
+        </w:rPr>
+        <w:t xml:space="preserve">NOAA GLOBAL MONITORING LABORATORY. </w:t>
+      </w:r>
+      <w:r>
+        <w:rPr>
+          <w:rFonts w:ascii="Times New Roman" w:hAnsi="Times New Roman"/>
+          <w:b/>
+          <w:i w:val="0"/>
+        </w:rPr>
+        <w:t>General solar position calculations</w:t>
+      </w:r>
+      <w:r>
+        <w:rPr>
+          <w:rFonts w:ascii="Times New Roman" w:hAnsi="Times New Roman"/>
+          <w:b w:val="0"/>
+          <w:i w:val="0"/>
+        </w:rPr>
+        <w:t>. [S. l.]: NOAA, [s. d.]. 2 p. Disponível em: https://gml.noaa.gov/grad/solcalc/solareqns.PDF. Acesso em: 27 out. 2026.</w:t>
       </w:r>
     </w:p>
     <w:p>
@@ -3711,9 +4009,26 @@
       <w:r>
         <w:rPr>
           <w:rFonts w:ascii="Times New Roman" w:hAnsi="Times New Roman"/>
-          <w:i w:val="0"/>
-        </w:rPr>
-        <w:t>REDA, Ibrahim; ANDREAS, Afshin. Solar position algorithm for solar radiation applications. Solar Energy, v. 76, n. 5, p. 577–589, 2004. DOI: https://doi.org/10.1016/j.solener.2003.12.003.</w:t>
+          <w:b w:val="0"/>
+          <w:i w:val="0"/>
+        </w:rPr>
+        <w:t xml:space="preserve">PVLIB CONTRIBUTORS. </w:t>
+      </w:r>
+      <w:r>
+        <w:rPr>
+          <w:rFonts w:ascii="Times New Roman" w:hAnsi="Times New Roman"/>
+          <w:b/>
+          <w:i w:val="0"/>
+        </w:rPr>
+        <w:t>pvlib python: get_extra_radiation e spa_python</w:t>
+      </w:r>
+      <w:r>
+        <w:rPr>
+          <w:rFonts w:ascii="Times New Roman" w:hAnsi="Times New Roman"/>
+          <w:b w:val="0"/>
+          <w:i w:val="0"/>
+        </w:rPr>
+        <w:t>. Versão 0.16.1. 2026. Disponível em: https://pvlib-python.readthedocs.io/en/v0.16.1/reference/generated/pvlib.irradiance.get_extra_radiation.html. Acesso em: 27 out. 2026.</w:t>
       </w:r>
     </w:p>
     <w:p>
@@ -3726,9 +4041,26 @@
       <w:r>
         <w:rPr>
           <w:rFonts w:ascii="Times New Roman" w:hAnsi="Times New Roman"/>
-          <w:i w:val="0"/>
-        </w:rPr>
-        <w:t>REDA, Ibrahim; ANDREAS, Afshin. Solar position algorithm for solar radiation applications. Revised January 2008. Golden: National Renewable Energy Laboratory, 2008. Relatório NREL/TP-560-34302. DOI: https://doi.org/10.2172/15003974.</w:t>
+          <w:b w:val="0"/>
+          <w:i w:val="0"/>
+        </w:rPr>
+        <w:t xml:space="preserve">REDA, Ibrahim; ANDREAS, Afshin. Solar position algorithm for solar radiation applications. </w:t>
+      </w:r>
+      <w:r>
+        <w:rPr>
+          <w:rFonts w:ascii="Times New Roman" w:hAnsi="Times New Roman"/>
+          <w:b/>
+          <w:i w:val="0"/>
+        </w:rPr>
+        <w:t>Solar Energy</w:t>
+      </w:r>
+      <w:r>
+        <w:rPr>
+          <w:rFonts w:ascii="Times New Roman" w:hAnsi="Times New Roman"/>
+          <w:b w:val="0"/>
+          <w:i w:val="0"/>
+        </w:rPr>
+        <w:t>, v. 76, n. 5, p. 577–589, 2004. DOI: https://doi.org/10.1016/j.solener.2003.12.003.</w:t>
       </w:r>
     </w:p>
     <w:p>
@@ -3741,9 +4073,26 @@
       <w:r>
         <w:rPr>
           <w:rFonts w:ascii="Times New Roman" w:hAnsi="Times New Roman"/>
-          <w:i w:val="0"/>
-        </w:rPr>
-        <w:t>SENGUPTA, Manajit et al. (ed.). Best practices handbook for the collection and use of solar resource data for solar energy applications. 4. ed. Golden: National Renewable Energy Laboratory, 2024. Relatório NREL/TP-5D00-88300. Disponível em: https://docs.nrel.gov/docs/fy24osti/88300.pdf. Acesso em: 27 out. 2026.</w:t>
+          <w:b w:val="0"/>
+          <w:i w:val="0"/>
+        </w:rPr>
+        <w:t xml:space="preserve">REDA, Ibrahim; ANDREAS, Afshin. </w:t>
+      </w:r>
+      <w:r>
+        <w:rPr>
+          <w:rFonts w:ascii="Times New Roman" w:hAnsi="Times New Roman"/>
+          <w:b/>
+          <w:i w:val="0"/>
+        </w:rPr>
+        <w:t>Solar position algorithm for solar radiation applications</w:t>
+      </w:r>
+      <w:r>
+        <w:rPr>
+          <w:rFonts w:ascii="Times New Roman" w:hAnsi="Times New Roman"/>
+          <w:b w:val="0"/>
+          <w:i w:val="0"/>
+        </w:rPr>
+        <w:t>. Revised January 2008. Golden: National Renewable Energy Laboratory, 2008. Relatório NREL/TP-560-34302. DOI: https://doi.org/10.2172/15003974.</w:t>
       </w:r>
     </w:p>
     <w:p>
@@ -3756,9 +4105,58 @@
       <w:r>
         <w:rPr>
           <w:rFonts w:ascii="Times New Roman" w:hAnsi="Times New Roman"/>
-          <w:i w:val="0"/>
-        </w:rPr>
-        <w:t>TEIXEIRA, Samuel Constantino et al. SPGER0046 Energias Renováveis: configuração e dados preparados do estudo PVDAQ 2107. 2026. Repositório de trabalho. Dados utilizados: abril a junho de 2024. Disponível em: https://github.com/samuelasroma-byte/SPGER0046_Energias_Renovaveis. Acesso em: 27 out. 2026.</w:t>
+          <w:b w:val="0"/>
+          <w:i w:val="0"/>
+        </w:rPr>
+        <w:t xml:space="preserve">SENGUPTA, Manajit et al. (ed.). </w:t>
+      </w:r>
+      <w:r>
+        <w:rPr>
+          <w:rFonts w:ascii="Times New Roman" w:hAnsi="Times New Roman"/>
+          <w:b/>
+          <w:i w:val="0"/>
+        </w:rPr>
+        <w:t>Best practices handbook for the collection and use of solar resource data for solar energy applications</w:t>
+      </w:r>
+      <w:r>
+        <w:rPr>
+          <w:rFonts w:ascii="Times New Roman" w:hAnsi="Times New Roman"/>
+          <w:b w:val="0"/>
+          <w:i w:val="0"/>
+        </w:rPr>
+        <w:t>. 4. ed. Golden: National Renewable Energy Laboratory, 2024. Relatório NREL/TP-5D00-88300. DOI: https://doi.org/10.2172/2448063. Disponível em: https://docs.nrel.gov/docs/fy24osti/88300.pdf. Acesso em: 27 out. 2026.</w:t>
+      </w:r>
+    </w:p>
+    <w:p>
+      <w:pPr>
+        <w:widowControl/>
+        <w:spacing w:line="264" w:lineRule="auto"/>
+        <w:ind w:hanging="340" w:left="340"/>
+        <w:jc w:val="left"/>
+      </w:pPr>
+      <w:r>
+        <w:rPr>
+          <w:rFonts w:ascii="Times New Roman" w:hAnsi="Times New Roman"/>
+          <w:b w:val="0"/>
+          <w:i w:val="0"/>
+        </w:rPr>
+        <w:t xml:space="preserve">TEIXEIRA, Samuel Constantino et al. </w:t>
+      </w:r>
+      <w:r>
+        <w:rPr>
+          <w:rFonts w:ascii="Times New Roman" w:hAnsi="Times New Roman"/>
+          <w:b/>
+          <w:i w:val="0"/>
+        </w:rPr>
+        <w:t>SPGER0046 Energias Renováveis: configuração e dados preparados do estudo PVDAQ 2107</w:t>
+      </w:r>
+      <w:r>
+        <w:rPr>
+          <w:rFonts w:ascii="Times New Roman" w:hAnsi="Times New Roman"/>
+          <w:b w:val="0"/>
+          <w:i w:val="0"/>
+        </w:rPr>
+        <w:t>. 2026. Repositório de trabalho. Dados utilizados: abril a junho de 2024. Disponível em: https://github.com/samuelasroma-byte/SPGER0046_Energias_Renovaveis. Acesso em: 27 out. 2026.</w:t>
         <w:br/>
       </w:r>
     </w:p>

--- a/secoes/01_Recurso_Solar/producao/manuscritos/1_1_Geometria_Solar.docx
+++ b/secoes/01_Recurso_Solar/producao/manuscritos/1_1_Geometria_Solar.docx
@@ -6,12 +6,18 @@
     <w:p>
       <w:pPr>
         <w:pStyle w:val="Heading1"/>
+        <w:keepNext/>
         <w:widowControl/>
+        <w:spacing w:line="360" w:lineRule="auto" w:after="120"/>
         <w:ind w:firstLine="0"/>
       </w:pPr>
       <w:r>
         <w:rPr>
+          <w:rFonts w:ascii="Times New Roman" w:hAnsi="Times New Roman"/>
           <w:b/>
+          <w:i w:val="0"/>
+          <w:color w:val="000000"/>
+          <w:sz w:val="24"/>
         </w:rPr>
         <w:t>1.1 GEOMETRIA SOLAR E IRRADIÂNCIA EXTRATERRESTRE</w:t>
       </w:r>
@@ -20,6 +26,7 @@
       <w:pPr>
         <w:pStyle w:val="FirstParagraph"/>
         <w:widowControl/>
+        <w:spacing w:line="360" w:lineRule="auto" w:after="120"/>
         <w:ind w:firstLine="0"/>
         <w:jc w:val="left"/>
       </w:pPr>
@@ -27,6 +34,8 @@
         <w:rPr>
           <w:rFonts w:ascii="Times New Roman" w:hAnsi="Times New Roman"/>
           <w:i w:val="0"/>
+          <w:color w:val="000000"/>
+          <w:sz w:val="24"/>
         </w:rPr>
         <w:t>SPGER0046 — Energias Renováveis | PPGER/UFPB</w:t>
         <w:br/>
@@ -41,12 +50,18 @@
     <w:p>
       <w:pPr>
         <w:pStyle w:val="Heading2"/>
+        <w:keepNext/>
         <w:widowControl/>
+        <w:spacing w:line="360" w:lineRule="auto" w:after="120"/>
         <w:ind w:firstLine="0"/>
       </w:pPr>
       <w:r>
         <w:rPr>
+          <w:rFonts w:ascii="Times New Roman" w:hAnsi="Times New Roman"/>
           <w:b/>
+          <w:i w:val="0"/>
+          <w:color w:val="000000"/>
+          <w:sz w:val="24"/>
         </w:rPr>
         <w:t>1.1.1 PROBLEMA FÍSICO E FUNÇÃO DA GEOMETRIA SOLAR</w:t>
       </w:r>
@@ -55,11 +70,15 @@
       <w:pPr>
         <w:pStyle w:val="FirstParagraph"/>
         <w:widowControl/>
+        <w:spacing w:line="360" w:lineRule="auto" w:after="120"/>
+        <w:ind w:firstLine="709"/>
       </w:pPr>
       <w:r>
         <w:rPr>
           <w:rFonts w:ascii="Times New Roman" w:hAnsi="Times New Roman"/>
           <w:i w:val="0"/>
+          <w:color w:val="000000"/>
+          <w:sz w:val="24"/>
         </w:rPr>
         <w:t xml:space="preserve">A caracterização do recurso solar exige distinguir a disponibilidade radiativa extraterrestre da irradiância efetivamente recebida por uma superfície terrestre. O movimento aparente do Sol define a direção instantânea de propagação da componente direta da radiação, enquanto a atmosfera e o entorno modificam o campo radiativo observado na superfície. Por essa razão, posição solar, irradiância extraterrestre e irradiância de superfície não são grandezas intercambiáveis. A geometria constitui uma</w:t>
       </w:r>
@@ -67,6 +86,8 @@
         <w:rPr>
           <w:rFonts w:ascii="Times New Roman" w:hAnsi="Times New Roman"/>
           <w:i w:val="0"/>
+          <w:color w:val="000000"/>
+          <w:sz w:val="24"/>
         </w:rPr>
         <w:t xml:space="preserve"> </w:t>
       </w:r>
@@ -75,6 +96,8 @@
           <w:rFonts w:ascii="Times New Roman" w:hAnsi="Times New Roman"/>
           <w:i w:val="0"/>
           <w:iCs/>
+          <w:color w:val="000000"/>
+          <w:sz w:val="24"/>
         </w:rPr>
         <w:t xml:space="preserve">condição de contorno física</w:t>
       </w:r>
@@ -82,13 +105,17 @@
         <w:rPr>
           <w:rFonts w:ascii="Times New Roman" w:hAnsi="Times New Roman"/>
           <w:i w:val="0"/>
-        </w:rPr>
-        <w:t xml:space="preserve"> </w:t>
-      </w:r>
-      <w:r>
-        <w:rPr>
-          <w:rFonts w:ascii="Times New Roman" w:hAnsi="Times New Roman"/>
-          <w:i w:val="0"/>
+          <w:color w:val="000000"/>
+          <w:sz w:val="24"/>
+        </w:rPr>
+        <w:t xml:space="preserve"> </w:t>
+      </w:r>
+      <w:r>
+        <w:rPr>
+          <w:rFonts w:ascii="Times New Roman" w:hAnsi="Times New Roman"/>
+          <w:i w:val="0"/>
+          <w:color w:val="000000"/>
+          <w:sz w:val="24"/>
         </w:rPr>
         <w:t xml:space="preserve">para a modelagem e a interpretação das observações, mas não determina, isoladamente, a irradiância medida. Essa distinção orienta a passagem da presente subseção para as componentes radiométricas (1.2) e para a modulação atmosférica (1.3) (DUFFIE; BECKMAN; BLAIR, 2020, p. 9–15).</w:t>
       </w:r>
@@ -97,11 +124,15 @@
       <w:pPr>
         <w:pStyle w:val="BodyText"/>
         <w:widowControl/>
+        <w:spacing w:line="360" w:lineRule="auto" w:after="120"/>
+        <w:ind w:firstLine="709"/>
       </w:pPr>
       <w:r>
         <w:rPr>
           <w:rFonts w:ascii="Times New Roman" w:hAnsi="Times New Roman"/>
           <w:i w:val="0"/>
+          <w:color w:val="000000"/>
+          <w:sz w:val="24"/>
         </w:rPr>
         <w:t xml:space="preserve">A localização geográfica e o instante de observação são fundamentais. Para um ponto de latitude</w:t>
       </w:r>
@@ -109,13 +140,16 @@
         <w:rPr>
           <w:rFonts w:ascii="Times New Roman" w:hAnsi="Times New Roman"/>
           <w:i w:val="0"/>
+          <w:color w:val="000000"/>
+          <w:sz w:val="24"/>
         </w:rPr>
         <w:t xml:space="preserve"> </w:t>
       </w:r>
       <m:oMath>
         <m:r>
           <w:rPr>
-            <w:sz w:val="28"/>
+            <w:sz w:val="24"/>
+            <w:szCs w:val="24"/>
           </w:rPr>
           <m:t>ϕ</m:t>
         </m:r>
@@ -124,6 +158,8 @@
         <w:rPr>
           <w:rFonts w:ascii="Times New Roman" w:hAnsi="Times New Roman"/>
           <w:i w:val="0"/>
+          <w:color w:val="000000"/>
+          <w:sz w:val="24"/>
         </w:rPr>
         <w:t xml:space="preserve">, longitude</w:t>
       </w:r>
@@ -131,13 +167,16 @@
         <w:rPr>
           <w:rFonts w:ascii="Times New Roman" w:hAnsi="Times New Roman"/>
           <w:i w:val="0"/>
+          <w:color w:val="000000"/>
+          <w:sz w:val="24"/>
         </w:rPr>
         <w:t xml:space="preserve"> </w:t>
       </w:r>
       <m:oMath>
         <m:r>
           <w:rPr>
-            <w:sz w:val="28"/>
+            <w:sz w:val="24"/>
+            <w:szCs w:val="24"/>
           </w:rPr>
           <m:t>λ</m:t>
         </m:r>
@@ -146,13 +185,17 @@
         <w:rPr>
           <w:rFonts w:ascii="Times New Roman" w:hAnsi="Times New Roman"/>
           <w:i w:val="0"/>
-        </w:rPr>
-        <w:t xml:space="preserve"> </w:t>
-      </w:r>
-      <w:r>
-        <w:rPr>
-          <w:rFonts w:ascii="Times New Roman" w:hAnsi="Times New Roman"/>
-          <w:i w:val="0"/>
+          <w:color w:val="000000"/>
+          <w:sz w:val="24"/>
+        </w:rPr>
+        <w:t xml:space="preserve"> </w:t>
+      </w:r>
+      <w:r>
+        <w:rPr>
+          <w:rFonts w:ascii="Times New Roman" w:hAnsi="Times New Roman"/>
+          <w:i w:val="0"/>
+          <w:color w:val="000000"/>
+          <w:sz w:val="24"/>
         </w:rPr>
         <w:t xml:space="preserve">e tempo associado a uma escala definida, a direção solar aparente pode ser expressa por ângulos locais. Uma representação física coerente deve informar a convenção de azimute, o sistema de tempo e a posição do carimbo em relação ao intervalo da medição. Os algoritmos astronômicos, a exemplo do</w:t>
       </w:r>
@@ -160,6 +203,8 @@
         <w:rPr>
           <w:rFonts w:ascii="Times New Roman" w:hAnsi="Times New Roman"/>
           <w:i w:val="0"/>
+          <w:color w:val="000000"/>
+          <w:sz w:val="24"/>
         </w:rPr>
         <w:t xml:space="preserve"> </w:t>
       </w:r>
@@ -168,6 +213,8 @@
           <w:rFonts w:ascii="Times New Roman" w:hAnsi="Times New Roman"/>
           <w:i w:val="0"/>
           <w:iCs/>
+          <w:color w:val="000000"/>
+          <w:sz w:val="24"/>
         </w:rPr>
         <w:t xml:space="preserve">Solar Position Algorithm</w:t>
       </w:r>
@@ -175,13 +222,17 @@
         <w:rPr>
           <w:rFonts w:ascii="Times New Roman" w:hAnsi="Times New Roman"/>
           <w:i w:val="0"/>
-        </w:rPr>
-        <w:t xml:space="preserve"> </w:t>
-      </w:r>
-      <w:r>
-        <w:rPr>
-          <w:rFonts w:ascii="Times New Roman" w:hAnsi="Times New Roman"/>
-          <w:i w:val="0"/>
+          <w:color w:val="000000"/>
+          <w:sz w:val="24"/>
+        </w:rPr>
+        <w:t xml:space="preserve"> </w:t>
+      </w:r>
+      <w:r>
+        <w:rPr>
+          <w:rFonts w:ascii="Times New Roman" w:hAnsi="Times New Roman"/>
+          <w:i w:val="0"/>
+          <w:color w:val="000000"/>
+          <w:sz w:val="24"/>
         </w:rPr>
         <w:t xml:space="preserve">(SPA), formalizam essas transformações e permitem representar a posição do Sol por meio do ângulo zenital e do azimute (REDA; ANDREAS, 2004; 2008).</w:t>
       </w:r>
@@ -191,324 +242,933 @@
     <w:p>
       <w:pPr>
         <w:pStyle w:val="Heading2"/>
+        <w:keepNext/>
         <w:widowControl/>
+        <w:spacing w:line="360" w:lineRule="auto" w:after="120"/>
         <w:ind w:firstLine="0"/>
       </w:pPr>
       <w:r>
         <w:rPr>
+          <w:rFonts w:ascii="Times New Roman" w:hAnsi="Times New Roman"/>
           <w:b/>
+          <w:i w:val="0"/>
+          <w:color w:val="000000"/>
+          <w:sz w:val="24"/>
         </w:rPr>
         <w:t>1.1.2 ÂNGULOS DE POSIÇÃO SOLAR</w:t>
+      </w:r>
+    </w:p>
+    <w:p>
+      <w:pPr>
+        <w:pStyle w:val="FirstParagraph"/>
+        <w:keepNext/>
+        <w:widowControl/>
+        <w:spacing w:line="360" w:lineRule="auto" w:after="120"/>
+        <w:ind w:firstLine="709"/>
+      </w:pPr>
+      <w:r>
+        <w:t>A relação geométrica esférica entre a posição do observador e a direção solar é apresentada na equação (1):</w:t>
+      </w:r>
+    </w:p>
+    <w:p>
+      <w:pPr>
+        <w:keepNext/>
+        <w:keepLines/>
+        <w:widowControl/>
+        <w:tabs>
+          <w:tab w:pos="4535" w:val="center"/>
+          <w:tab w:pos="9071" w:val="right"/>
+        </w:tabs>
+        <w:spacing w:before="160" w:after="160" w:line="276" w:lineRule="auto"/>
+        <w:ind w:firstLine="0" w:left="0" w:right="0"/>
+        <w:jc w:val="left"/>
+      </w:pPr>
+      <w:r>
+        <w:rPr>
+          <w:rFonts w:ascii="Times New Roman" w:hAnsi="Times New Roman"/>
+          <w:sz w:val="24"/>
+        </w:rPr>
+        <w:tab/>
+      </w:r>
+      <m:oMath>
+        <m:r>
+          <m:rPr>
+            <m:sty m:val="p"/>
+          </m:rPr>
+          <w:rPr>
+            <w:sz w:val="24"/>
+            <w:szCs w:val="24"/>
+          </w:rPr>
+          <m:t>cos</m:t>
+        </m:r>
+        <m:sSub>
+          <m:e>
+            <m:r>
+              <w:rPr>
+                <w:sz w:val="24"/>
+                <w:szCs w:val="24"/>
+              </w:rPr>
+              <m:t>θ</m:t>
+            </m:r>
+          </m:e>
+          <m:sub>
+            <m:r>
+              <w:rPr>
+                <w:sz w:val="24"/>
+                <w:szCs w:val="24"/>
+              </w:rPr>
+              <m:t>z</m:t>
+            </m:r>
+          </m:sub>
+        </m:sSub>
+        <m:r>
+          <m:rPr>
+            <m:sty m:val="p"/>
+          </m:rPr>
+          <w:rPr>
+            <w:sz w:val="24"/>
+            <w:szCs w:val="24"/>
+          </w:rPr>
+          <m:t>=</m:t>
+        </m:r>
+        <m:r>
+          <m:rPr>
+            <m:sty m:val="p"/>
+          </m:rPr>
+          <w:rPr>
+            <w:sz w:val="24"/>
+            <w:szCs w:val="24"/>
+          </w:rPr>
+          <m:t>sin</m:t>
+        </m:r>
+        <m:r>
+          <w:rPr>
+            <w:sz w:val="24"/>
+            <w:szCs w:val="24"/>
+          </w:rPr>
+          <m:t>ϕ</m:t>
+        </m:r>
+        <m:r>
+          <m:rPr>
+            <m:sty m:val="p"/>
+          </m:rPr>
+          <w:rPr>
+            <w:sz w:val="24"/>
+            <w:szCs w:val="24"/>
+          </w:rPr>
+          <m:t>sin</m:t>
+        </m:r>
+        <m:r>
+          <w:rPr>
+            <w:sz w:val="24"/>
+            <w:szCs w:val="24"/>
+          </w:rPr>
+          <m:t>δ</m:t>
+        </m:r>
+        <m:r>
+          <m:rPr>
+            <m:sty m:val="p"/>
+          </m:rPr>
+          <w:rPr>
+            <w:sz w:val="24"/>
+            <w:szCs w:val="24"/>
+          </w:rPr>
+          <m:t>+</m:t>
+        </m:r>
+        <m:r>
+          <m:rPr>
+            <m:sty m:val="p"/>
+          </m:rPr>
+          <w:rPr>
+            <w:sz w:val="24"/>
+            <w:szCs w:val="24"/>
+          </w:rPr>
+          <m:t>cos</m:t>
+        </m:r>
+        <m:r>
+          <w:rPr>
+            <w:sz w:val="24"/>
+            <w:szCs w:val="24"/>
+          </w:rPr>
+          <m:t>ϕ</m:t>
+        </m:r>
+        <m:r>
+          <m:rPr>
+            <m:sty m:val="p"/>
+          </m:rPr>
+          <w:rPr>
+            <w:sz w:val="24"/>
+            <w:szCs w:val="24"/>
+          </w:rPr>
+          <m:t>cos</m:t>
+        </m:r>
+        <m:r>
+          <w:rPr>
+            <w:sz w:val="24"/>
+            <w:szCs w:val="24"/>
+          </w:rPr>
+          <m:t>δ</m:t>
+        </m:r>
+        <m:r>
+          <m:rPr>
+            <m:sty m:val="p"/>
+          </m:rPr>
+          <w:rPr>
+            <w:sz w:val="24"/>
+            <w:szCs w:val="24"/>
+          </w:rPr>
+          <m:t>cos</m:t>
+        </m:r>
+        <m:r>
+          <w:rPr>
+            <w:sz w:val="24"/>
+            <w:szCs w:val="24"/>
+          </w:rPr>
+          <m:t>ω</m:t>
+        </m:r>
+        <m:r>
+          <m:rPr>
+            <m:sty m:val="p"/>
+          </m:rPr>
+          <w:rPr>
+            <w:sz w:val="24"/>
+            <w:szCs w:val="24"/>
+          </w:rPr>
+          <m:t>.</m:t>
+        </m:r>
+      </m:oMath>
+      <w:r>
+        <w:rPr>
+          <w:rFonts w:ascii="Times New Roman" w:hAnsi="Times New Roman"/>
+          <w:sz w:val="24"/>
+        </w:rPr>
+        <w:tab/>
+        <w:t>(</w:t>
+      </w:r>
+      <w:bookmarkStart w:id="701" w:name="Equacao_zenital"/>
+      <w:fldSimple w:instr=" SEQ Equacao \* ARABIC ">
+        <w:r>
+          <w:rPr>
+            <w:sz w:val="24"/>
+          </w:rPr>
+          <w:t>1</w:t>
+        </w:r>
+      </w:fldSimple>
+      <w:bookmarkEnd w:id="701"/>
+      <w:r>
+        <w:rPr>
+          <w:rFonts w:ascii="Times New Roman" w:hAnsi="Times New Roman"/>
+          <w:sz w:val="24"/>
+        </w:rPr>
+        <w:t>)</w:t>
+      </w:r>
+    </w:p>
+    <w:p>
+      <w:pPr>
+        <w:pStyle w:val="BodyText"/>
+        <w:widowControl/>
+        <w:spacing w:line="360" w:lineRule="auto" w:after="120"/>
+        <w:ind w:firstLine="709"/>
+        <w:jc w:val="both"/>
+      </w:pPr>
+      <w:r>
+        <w:rPr>
+          <w:rFonts w:ascii="Times New Roman" w:hAnsi="Times New Roman"/>
+          <w:i w:val="0"/>
+          <w:color w:val="000000"/>
+          <w:sz w:val="24"/>
+        </w:rPr>
+        <w:t xml:space="preserve">em que</w:t>
+      </w:r>
+      <w:r>
+        <w:rPr>
+          <w:rFonts w:ascii="Times New Roman" w:hAnsi="Times New Roman"/>
+          <w:i w:val="0"/>
+          <w:color w:val="000000"/>
+          <w:sz w:val="24"/>
+        </w:rPr>
+        <w:t xml:space="preserve"> </w:t>
+      </w:r>
+      <m:oMath>
+        <m:sSub>
+          <m:e>
+            <m:r>
+              <w:rPr>
+                <w:sz w:val="24"/>
+                <w:szCs w:val="24"/>
+              </w:rPr>
+              <m:t>θ</m:t>
+            </m:r>
+          </m:e>
+          <m:sub>
+            <m:r>
+              <w:rPr>
+                <w:sz w:val="24"/>
+                <w:szCs w:val="24"/>
+              </w:rPr>
+              <m:t>z</m:t>
+            </m:r>
+          </m:sub>
+        </m:sSub>
+      </m:oMath>
+      <w:r>
+        <w:rPr>
+          <w:rFonts w:ascii="Times New Roman" w:hAnsi="Times New Roman"/>
+          <w:i w:val="0"/>
+          <w:color w:val="000000"/>
+          <w:sz w:val="24"/>
+        </w:rPr>
+        <w:t xml:space="preserve"> </w:t>
+      </w:r>
+      <w:r>
+        <w:rPr>
+          <w:rFonts w:ascii="Times New Roman" w:hAnsi="Times New Roman"/>
+          <w:i w:val="0"/>
+          <w:color w:val="000000"/>
+          <w:sz w:val="24"/>
+        </w:rPr>
+        <w:t xml:space="preserve">é o ângulo zenital geométrico, medido a partir da vertical local;</w:t>
+      </w:r>
+      <w:r>
+        <w:rPr>
+          <w:rFonts w:ascii="Times New Roman" w:hAnsi="Times New Roman"/>
+          <w:i w:val="0"/>
+          <w:color w:val="000000"/>
+          <w:sz w:val="24"/>
+        </w:rPr>
+        <w:t xml:space="preserve"> </w:t>
+      </w:r>
+      <m:oMath>
+        <m:r>
+          <w:rPr>
+            <w:sz w:val="24"/>
+            <w:szCs w:val="24"/>
+          </w:rPr>
+          <m:t>ϕ</m:t>
+        </m:r>
+      </m:oMath>
+      <w:r>
+        <w:rPr>
+          <w:rFonts w:ascii="Times New Roman" w:hAnsi="Times New Roman"/>
+          <w:i w:val="0"/>
+          <w:color w:val="000000"/>
+          <w:sz w:val="24"/>
+        </w:rPr>
+        <w:t xml:space="preserve"> </w:t>
+      </w:r>
+      <w:r>
+        <w:rPr>
+          <w:rFonts w:ascii="Times New Roman" w:hAnsi="Times New Roman"/>
+          <w:i w:val="0"/>
+          <w:color w:val="000000"/>
+          <w:sz w:val="24"/>
+        </w:rPr>
+        <w:t xml:space="preserve">é a latitude geográfica, positiva ao norte;</w:t>
+      </w:r>
+      <w:r>
+        <w:rPr>
+          <w:rFonts w:ascii="Times New Roman" w:hAnsi="Times New Roman"/>
+          <w:i w:val="0"/>
+          <w:color w:val="000000"/>
+          <w:sz w:val="24"/>
+        </w:rPr>
+        <w:t xml:space="preserve"> </w:t>
+      </w:r>
+      <m:oMath>
+        <m:r>
+          <w:rPr>
+            <w:sz w:val="24"/>
+            <w:szCs w:val="24"/>
+          </w:rPr>
+          <m:t>δ</m:t>
+        </m:r>
+      </m:oMath>
+      <w:r>
+        <w:rPr>
+          <w:rFonts w:ascii="Times New Roman" w:hAnsi="Times New Roman"/>
+          <w:i w:val="0"/>
+          <w:color w:val="000000"/>
+          <w:sz w:val="24"/>
+        </w:rPr>
+        <w:t xml:space="preserve"> </w:t>
+      </w:r>
+      <w:r>
+        <w:rPr>
+          <w:rFonts w:ascii="Times New Roman" w:hAnsi="Times New Roman"/>
+          <w:i w:val="0"/>
+          <w:color w:val="000000"/>
+          <w:sz w:val="24"/>
+        </w:rPr>
+        <w:t xml:space="preserve">é a declinação solar, relativa ao equador celeste; e</w:t>
+      </w:r>
+      <w:r>
+        <w:rPr>
+          <w:rFonts w:ascii="Times New Roman" w:hAnsi="Times New Roman"/>
+          <w:i w:val="0"/>
+          <w:color w:val="000000"/>
+          <w:sz w:val="24"/>
+        </w:rPr>
+        <w:t xml:space="preserve"> </w:t>
+      </w:r>
+      <m:oMath>
+        <m:r>
+          <w:rPr>
+            <w:sz w:val="24"/>
+            <w:szCs w:val="24"/>
+          </w:rPr>
+          <m:t>ω</m:t>
+        </m:r>
+      </m:oMath>
+      <w:r>
+        <w:rPr>
+          <w:rFonts w:ascii="Times New Roman" w:hAnsi="Times New Roman"/>
+          <w:i w:val="0"/>
+          <w:color w:val="000000"/>
+          <w:sz w:val="24"/>
+        </w:rPr>
+        <w:t xml:space="preserve"> </w:t>
+      </w:r>
+      <w:r>
+        <w:rPr>
+          <w:rFonts w:ascii="Times New Roman" w:hAnsi="Times New Roman"/>
+          <w:i w:val="0"/>
+          <w:color w:val="000000"/>
+          <w:sz w:val="24"/>
+        </w:rPr>
+        <w:t xml:space="preserve">é o ângulo horário, nulo no meio-dia solar, negativo pela manhã e positivo à tarde. Os ângulos são apresentados em graus; nas funções trigonométricas do código, são convertidos para radianos.</w:t>
       </w:r>
     </w:p>
     <w:p>
       <w:pPr>
         <w:pStyle w:val="FirstParagraph"/>
         <w:widowControl/>
+        <w:spacing w:line="360" w:lineRule="auto" w:after="120"/>
+        <w:ind w:firstLine="709"/>
       </w:pPr>
       <w:r>
         <w:rPr>
           <w:rFonts w:ascii="Times New Roman" w:hAnsi="Times New Roman"/>
           <w:i w:val="0"/>
-        </w:rPr>
-        <w:t xml:space="preserve">Sejam</w:t>
-      </w:r>
-      <w:r>
-        <w:rPr>
-          <w:rFonts w:ascii="Times New Roman" w:hAnsi="Times New Roman"/>
-          <w:i w:val="0"/>
+          <w:color w:val="000000"/>
+          <w:sz w:val="24"/>
+        </w:rPr>
+        <w:t xml:space="preserve">A elevação solar</w:t>
+      </w:r>
+      <w:r>
+        <w:rPr>
+          <w:rFonts w:ascii="Times New Roman" w:hAnsi="Times New Roman"/>
+          <w:i w:val="0"/>
+          <w:color w:val="000000"/>
+          <w:sz w:val="24"/>
+        </w:rPr>
+        <w:t xml:space="preserve"> </w:t>
+      </w:r>
+      <m:oMath>
+        <m:sSub>
+          <m:e>
+            <m:r>
+              <w:rPr>
+                <w:sz w:val="24"/>
+                <w:szCs w:val="24"/>
+              </w:rPr>
+              <m:t>α</m:t>
+            </m:r>
+          </m:e>
+          <m:sub>
+            <m:r>
+              <w:rPr>
+                <w:sz w:val="24"/>
+                <w:szCs w:val="24"/>
+              </w:rPr>
+              <m:t>s</m:t>
+            </m:r>
+          </m:sub>
+        </m:sSub>
+      </m:oMath>
+      <w:r>
+        <w:rPr>
+          <w:rFonts w:ascii="Times New Roman" w:hAnsi="Times New Roman"/>
+          <w:i w:val="0"/>
+          <w:color w:val="000000"/>
+          <w:sz w:val="24"/>
+        </w:rPr>
+        <w:t xml:space="preserve"> </w:t>
+      </w:r>
+      <w:r>
+        <w:rPr>
+          <w:rFonts w:ascii="Times New Roman" w:hAnsi="Times New Roman"/>
+          <w:i w:val="0"/>
+          <w:color w:val="000000"/>
+          <w:sz w:val="24"/>
+        </w:rPr>
+        <w:t xml:space="preserve">corresponde ao ângulo entre a direção solar e o plano horizontal, de modo que</w:t>
+      </w:r>
+      <w:r>
+        <w:rPr>
+          <w:rFonts w:ascii="Times New Roman" w:hAnsi="Times New Roman"/>
+          <w:i w:val="0"/>
+          <w:color w:val="000000"/>
+          <w:sz w:val="24"/>
+        </w:rPr>
+        <w:t xml:space="preserve"> </w:t>
+      </w:r>
+      <m:oMath>
+        <m:sSub>
+          <m:e>
+            <m:r>
+              <w:rPr>
+                <w:sz w:val="24"/>
+                <w:szCs w:val="24"/>
+              </w:rPr>
+              <m:t>α</m:t>
+            </m:r>
+          </m:e>
+          <m:sub>
+            <m:r>
+              <w:rPr>
+                <w:sz w:val="24"/>
+                <w:szCs w:val="24"/>
+              </w:rPr>
+              <m:t>s</m:t>
+            </m:r>
+          </m:sub>
+        </m:sSub>
+        <m:r>
+          <m:rPr>
+            <m:sty m:val="p"/>
+          </m:rPr>
+          <w:rPr>
+            <w:sz w:val="24"/>
+            <w:szCs w:val="24"/>
+          </w:rPr>
+          <m:t>=</m:t>
+        </m:r>
+        <m:sSup>
+          <m:e>
+            <m:r>
+              <w:rPr>
+                <w:sz w:val="24"/>
+                <w:szCs w:val="24"/>
+              </w:rPr>
+              <m:t>90</m:t>
+            </m:r>
+          </m:e>
+          <m:sup>
+            <m:r>
+              <m:rPr>
+                <m:sty m:val="p"/>
+              </m:rPr>
+              <w:rPr>
+                <w:sz w:val="24"/>
+                <w:szCs w:val="24"/>
+              </w:rPr>
+              <m:t>∘</m:t>
+            </m:r>
+          </m:sup>
+        </m:sSup>
+        <m:r>
+          <m:rPr>
+            <m:sty m:val="p"/>
+          </m:rPr>
+          <w:rPr>
+            <w:sz w:val="24"/>
+            <w:szCs w:val="24"/>
+          </w:rPr>
+          <m:t>−</m:t>
+        </m:r>
+        <m:sSub>
+          <m:e>
+            <m:r>
+              <w:rPr>
+                <w:sz w:val="24"/>
+                <w:szCs w:val="24"/>
+              </w:rPr>
+              <m:t>θ</m:t>
+            </m:r>
+          </m:e>
+          <m:sub>
+            <m:r>
+              <w:rPr>
+                <w:sz w:val="24"/>
+                <w:szCs w:val="24"/>
+              </w:rPr>
+              <m:t>z</m:t>
+            </m:r>
+          </m:sub>
+        </m:sSub>
+      </m:oMath>
+      <w:r>
+        <w:rPr>
+          <w:rFonts w:ascii="Times New Roman" w:hAnsi="Times New Roman"/>
+          <w:i w:val="0"/>
+          <w:color w:val="000000"/>
+          <w:sz w:val="24"/>
+        </w:rPr>
+        <w:t xml:space="preserve">. Nessa formulação,</w:t>
+      </w:r>
+      <w:r>
+        <w:rPr>
+          <w:rFonts w:ascii="Times New Roman" w:hAnsi="Times New Roman"/>
+          <w:i w:val="0"/>
+          <w:color w:val="000000"/>
+          <w:sz w:val="24"/>
         </w:rPr>
         <w:t xml:space="preserve"> </w:t>
       </w:r>
       <m:oMath>
         <m:r>
           <w:rPr>
-            <w:sz w:val="28"/>
-          </w:rPr>
-          <m:t>ϕ</m:t>
-        </m:r>
-      </m:oMath>
-      <w:r>
-        <w:rPr>
-          <w:rFonts w:ascii="Times New Roman" w:hAnsi="Times New Roman"/>
-          <w:i w:val="0"/>
-        </w:rPr>
-        <w:t xml:space="preserve"> </w:t>
-      </w:r>
-      <w:r>
-        <w:rPr>
-          <w:rFonts w:ascii="Times New Roman" w:hAnsi="Times New Roman"/>
-          <w:i w:val="0"/>
-        </w:rPr>
-        <w:t xml:space="preserve">a latitude geográfica [graus],</w:t>
-      </w:r>
-      <w:r>
-        <w:rPr>
-          <w:rFonts w:ascii="Times New Roman" w:hAnsi="Times New Roman"/>
-          <w:i w:val="0"/>
-        </w:rPr>
-        <w:t xml:space="preserve"> </w:t>
-      </w:r>
-      <m:oMath>
-        <m:r>
-          <w:rPr>
-            <w:sz w:val="28"/>
-          </w:rPr>
-          <m:t>δ</m:t>
-        </m:r>
-      </m:oMath>
-      <w:r>
-        <w:rPr>
-          <w:rFonts w:ascii="Times New Roman" w:hAnsi="Times New Roman"/>
-          <w:i w:val="0"/>
-        </w:rPr>
-        <w:t xml:space="preserve"> </w:t>
-      </w:r>
-      <w:r>
-        <w:rPr>
-          <w:rFonts w:ascii="Times New Roman" w:hAnsi="Times New Roman"/>
-          <w:i w:val="0"/>
-        </w:rPr>
-        <w:t xml:space="preserve">a declinação solar [graus],</w:t>
-      </w:r>
-      <w:r>
-        <w:rPr>
-          <w:rFonts w:ascii="Times New Roman" w:hAnsi="Times New Roman"/>
-          <w:i w:val="0"/>
-        </w:rPr>
-        <w:t xml:space="preserve"> </w:t>
-      </w:r>
-      <m:oMath>
-        <m:r>
-          <w:rPr>
-            <w:sz w:val="28"/>
+            <w:sz w:val="24"/>
+            <w:szCs w:val="24"/>
           </w:rPr>
           <m:t>ω</m:t>
         </m:r>
+        <m:r>
+          <m:rPr>
+            <m:sty m:val="p"/>
+          </m:rPr>
+          <w:rPr>
+            <w:sz w:val="24"/>
+            <w:szCs w:val="24"/>
+          </w:rPr>
+          <m:t>=</m:t>
+        </m:r>
+        <m:sSup>
+          <m:e>
+            <m:r>
+              <w:rPr>
+                <w:sz w:val="24"/>
+                <w:szCs w:val="24"/>
+              </w:rPr>
+              <m:t>0</m:t>
+            </m:r>
+          </m:e>
+          <m:sup>
+            <m:r>
+              <m:rPr>
+                <m:sty m:val="p"/>
+              </m:rPr>
+              <w:rPr>
+                <w:sz w:val="24"/>
+                <w:szCs w:val="24"/>
+              </w:rPr>
+              <m:t>∘</m:t>
+            </m:r>
+          </m:sup>
+        </m:sSup>
       </m:oMath>
       <w:r>
         <w:rPr>
           <w:rFonts w:ascii="Times New Roman" w:hAnsi="Times New Roman"/>
           <w:i w:val="0"/>
-        </w:rPr>
-        <w:t xml:space="preserve"> </w:t>
-      </w:r>
-      <w:r>
-        <w:rPr>
-          <w:rFonts w:ascii="Times New Roman" w:hAnsi="Times New Roman"/>
-          <w:i w:val="0"/>
-        </w:rPr>
-        <w:t xml:space="preserve">o ângulo horário solar [graus] e</w:t>
-      </w:r>
-      <w:r>
-        <w:rPr>
-          <w:rFonts w:ascii="Times New Roman" w:hAnsi="Times New Roman"/>
-          <w:i w:val="0"/>
+          <w:color w:val="000000"/>
+          <w:sz w:val="24"/>
+        </w:rPr>
+        <w:t xml:space="preserve"> </w:t>
+      </w:r>
+      <w:r>
+        <w:rPr>
+          <w:rFonts w:ascii="Times New Roman" w:hAnsi="Times New Roman"/>
+          <w:i w:val="0"/>
+          <w:color w:val="000000"/>
+          <w:sz w:val="24"/>
+        </w:rPr>
+        <w:t xml:space="preserve">no meio-dia solar e, na aproximação usual de tempo solar verdadeiro, sua taxa é aproximadamente</w:t>
+      </w:r>
+      <w:r>
+        <w:rPr>
+          <w:rFonts w:ascii="Times New Roman" w:hAnsi="Times New Roman"/>
+          <w:i w:val="0"/>
+          <w:color w:val="000000"/>
+          <w:sz w:val="24"/>
         </w:rPr>
         <w:t xml:space="preserve"> </w:t>
       </w:r>
       <m:oMath>
-        <m:sSub>
+        <m:sSup>
           <m:e>
             <m:r>
               <w:rPr>
-                <w:sz w:val="28"/>
-              </w:rPr>
-              <m:t>θ</m:t>
+                <w:sz w:val="24"/>
+                <w:szCs w:val="24"/>
+              </w:rPr>
+              <m:t>15</m:t>
             </m:r>
           </m:e>
-          <m:sub>
-            <m:r>
-              <w:rPr>
-                <w:sz w:val="28"/>
-              </w:rPr>
-              <m:t>z</m:t>
-            </m:r>
-          </m:sub>
-        </m:sSub>
+          <m:sup>
+            <m:r>
+              <m:rPr>
+                <m:sty m:val="p"/>
+              </m:rPr>
+              <w:rPr>
+                <w:sz w:val="24"/>
+                <w:szCs w:val="24"/>
+              </w:rPr>
+              <m:t>∘</m:t>
+            </m:r>
+          </m:sup>
+        </m:sSup>
       </m:oMath>
       <w:r>
         <w:rPr>
           <w:rFonts w:ascii="Times New Roman" w:hAnsi="Times New Roman"/>
           <w:i w:val="0"/>
-        </w:rPr>
-        <w:t xml:space="preserve"> </w:t>
-      </w:r>
-      <w:r>
-        <w:rPr>
-          <w:rFonts w:ascii="Times New Roman" w:hAnsi="Times New Roman"/>
-          <w:i w:val="0"/>
-        </w:rPr>
-        <w:t xml:space="preserve">o ângulo zenital geométrico, sem correção de refração atmosférica [graus]. A relação geométrica esférica elementar é (E1.01):</w:t>
+          <w:color w:val="000000"/>
+          <w:sz w:val="24"/>
+        </w:rPr>
+        <w:t xml:space="preserve"> </w:t>
+      </w:r>
+      <w:r>
+        <w:rPr>
+          <w:rFonts w:ascii="Times New Roman" w:hAnsi="Times New Roman"/>
+          <w:i w:val="0"/>
+          <w:color w:val="000000"/>
+          <w:sz w:val="24"/>
+        </w:rPr>
+        <w:t xml:space="preserve">por hora, com valores negativos antes e positivos após o meio-dia solar. A declinação solar varia sazonalmente em função da posição orbital da Terra e da obliquidade do eixo terrestre (DUFFIE; BECKMAN; BLAIR, 2020, p. 13–15).</w:t>
       </w:r>
     </w:p>
     <w:p>
       <w:pPr>
         <w:pStyle w:val="BodyText"/>
         <w:widowControl/>
-        <w:spacing w:before="120" w:after="140"/>
-        <w:ind w:firstLine="0"/>
-        <w:jc w:val="center"/>
+        <w:spacing w:line="360" w:lineRule="auto" w:after="120"/>
+        <w:ind w:firstLine="709"/>
       </w:pPr>
-      <m:oMathPara>
-        <m:oMathParaPr>
-          <m:jc m:val="center"/>
-        </m:oMathParaPr>
-        <m:oMath>
-          <m:r>
-            <w:rPr>
-              <w:sz w:val="32"/>
-            </w:rPr>
-            <m:rPr>
-              <m:sty m:val="p"/>
-            </m:rPr>
-            <m:t>cos</m:t>
-          </m:r>
-          <m:sSub>
-            <m:e>
-              <m:r>
-                <w:rPr>
-                  <w:sz w:val="32"/>
-                </w:rPr>
-                <m:t>θ</m:t>
-              </m:r>
-            </m:e>
-            <m:sub>
-              <m:r>
-                <w:rPr>
-                  <w:sz w:val="32"/>
-                </w:rPr>
-                <m:t>z</m:t>
-              </m:r>
-            </m:sub>
-          </m:sSub>
-          <m:r>
-            <w:rPr>
-              <w:sz w:val="32"/>
-            </w:rPr>
-            <m:rPr>
-              <m:sty m:val="p"/>
-            </m:rPr>
-            <m:t>=</m:t>
-          </m:r>
-          <m:r>
-            <w:rPr>
-              <w:sz w:val="32"/>
-            </w:rPr>
-            <m:rPr>
-              <m:sty m:val="p"/>
-            </m:rPr>
-            <m:t>sin</m:t>
-          </m:r>
-          <m:r>
-            <w:rPr>
-              <w:sz w:val="32"/>
-            </w:rPr>
-            <m:t>ϕ</m:t>
-          </m:r>
-          <m:r>
-            <w:rPr>
-              <w:sz w:val="32"/>
-            </w:rPr>
-            <m:rPr>
-              <m:sty m:val="p"/>
-            </m:rPr>
-            <m:t>sin</m:t>
-          </m:r>
-          <m:r>
-            <w:rPr>
-              <w:sz w:val="32"/>
-            </w:rPr>
-            <m:t>δ</m:t>
-          </m:r>
-          <m:r>
-            <w:rPr>
-              <w:sz w:val="32"/>
-            </w:rPr>
-            <m:rPr>
-              <m:sty m:val="p"/>
-            </m:rPr>
-            <m:t>+</m:t>
-          </m:r>
-          <m:r>
-            <w:rPr>
-              <w:sz w:val="32"/>
-            </w:rPr>
-            <m:rPr>
-              <m:sty m:val="p"/>
-            </m:rPr>
-            <m:t>cos</m:t>
-          </m:r>
-          <m:r>
-            <w:rPr>
-              <w:sz w:val="32"/>
-            </w:rPr>
-            <m:t>ϕ</m:t>
-          </m:r>
-          <m:r>
-            <w:rPr>
-              <w:sz w:val="32"/>
-            </w:rPr>
-            <m:rPr>
-              <m:sty m:val="p"/>
-            </m:rPr>
-            <m:t>cos</m:t>
-          </m:r>
-          <m:r>
-            <w:rPr>
-              <w:sz w:val="32"/>
-            </w:rPr>
-            <m:t>δ</m:t>
-          </m:r>
-          <m:r>
-            <w:rPr>
-              <w:sz w:val="32"/>
-            </w:rPr>
-            <m:rPr>
-              <m:sty m:val="p"/>
-            </m:rPr>
-            <m:t>cos</m:t>
-          </m:r>
-          <m:r>
-            <w:rPr>
-              <w:sz w:val="32"/>
-            </w:rPr>
-            <m:t>ω</m:t>
-          </m:r>
-          <m:r>
-            <w:rPr>
-              <w:sz w:val="32"/>
-            </w:rPr>
-            <m:rPr>
-              <m:sty m:val="p"/>
-            </m:rPr>
-            <m:t>.</m:t>
-          </m:r>
-          <m:r>
-            <w:rPr>
-              <w:sz w:val="32"/>
-            </w:rPr>
-            <m:t>   (E1.01)</m:t>
-          </m:r>
-        </m:oMath>
-      </m:oMathPara>
-    </w:p>
-    <w:p>
-      <w:pPr>
-        <w:pStyle w:val="FirstParagraph"/>
-        <w:widowControl/>
-      </w:pPr>
-      <w:r>
-        <w:rPr>
-          <w:rFonts w:ascii="Times New Roman" w:hAnsi="Times New Roman"/>
-          <w:i w:val="0"/>
-        </w:rPr>
-        <w:t xml:space="preserve">O ângulo</w:t>
-      </w:r>
-      <w:r>
-        <w:rPr>
-          <w:rFonts w:ascii="Times New Roman" w:hAnsi="Times New Roman"/>
-          <w:i w:val="0"/>
+      <w:r>
+        <w:rPr>
+          <w:rFonts w:ascii="Times New Roman" w:hAnsi="Times New Roman"/>
+          <w:i w:val="0"/>
+          <w:color w:val="000000"/>
+          <w:sz w:val="24"/>
+        </w:rPr>
+        <w:t xml:space="preserve">O</w:t>
+      </w:r>
+      <w:r>
+        <w:rPr>
+          <w:rFonts w:ascii="Times New Roman" w:hAnsi="Times New Roman"/>
+          <w:i w:val="0"/>
+          <w:color w:val="000000"/>
+          <w:sz w:val="24"/>
+        </w:rPr>
+        <w:t xml:space="preserve"> </w:t>
+      </w:r>
+      <w:r>
+        <w:rPr>
+          <w:rFonts w:ascii="Times New Roman" w:hAnsi="Times New Roman"/>
+          <w:b/>
+          <w:bCs/>
+          <w:i w:val="0"/>
+          <w:color w:val="000000"/>
+          <w:sz w:val="24"/>
+        </w:rPr>
+        <w:t xml:space="preserve">azimute solar</w:t>
+      </w:r>
+      <w:r>
+        <w:rPr>
+          <w:rFonts w:ascii="Times New Roman" w:hAnsi="Times New Roman"/>
+          <w:i w:val="0"/>
+          <w:color w:val="000000"/>
+          <w:sz w:val="24"/>
+        </w:rPr>
+        <w:t xml:space="preserve"> </w:t>
+      </w:r>
+      <w:r>
+        <w:rPr>
+          <w:rFonts w:ascii="Times New Roman" w:hAnsi="Times New Roman"/>
+          <w:i w:val="0"/>
+          <w:color w:val="000000"/>
+          <w:sz w:val="24"/>
+        </w:rPr>
+        <w:t xml:space="preserve">descreve a direção da projeção horizontal do vetor solar. Neste estudo, adota-se a convenção do norte geográfico como</w:t>
+      </w:r>
+      <w:r>
+        <w:rPr>
+          <w:rFonts w:ascii="Times New Roman" w:hAnsi="Times New Roman"/>
+          <w:i w:val="0"/>
+          <w:color w:val="000000"/>
+          <w:sz w:val="24"/>
+        </w:rPr>
+        <w:t xml:space="preserve"> </w:t>
+      </w:r>
+      <m:oMath>
+        <m:sSup>
+          <m:e>
+            <m:r>
+              <w:rPr>
+                <w:sz w:val="24"/>
+                <w:szCs w:val="24"/>
+              </w:rPr>
+              <m:t>0</m:t>
+            </m:r>
+          </m:e>
+          <m:sup>
+            <m:r>
+              <m:rPr>
+                <m:sty m:val="p"/>
+              </m:rPr>
+              <w:rPr>
+                <w:sz w:val="24"/>
+                <w:szCs w:val="24"/>
+              </w:rPr>
+              <m:t>∘</m:t>
+            </m:r>
+          </m:sup>
+        </m:sSup>
+      </m:oMath>
+      <w:r>
+        <w:rPr>
+          <w:rFonts w:ascii="Times New Roman" w:hAnsi="Times New Roman"/>
+          <w:i w:val="0"/>
+          <w:color w:val="000000"/>
+          <w:sz w:val="24"/>
+        </w:rPr>
+        <w:t xml:space="preserve">, sentido horário: leste</w:t>
+      </w:r>
+      <w:r>
+        <w:rPr>
+          <w:rFonts w:ascii="Times New Roman" w:hAnsi="Times New Roman"/>
+          <w:i w:val="0"/>
+          <w:color w:val="000000"/>
+          <w:sz w:val="24"/>
+        </w:rPr>
+        <w:t xml:space="preserve"> </w:t>
+      </w:r>
+      <m:oMath>
+        <m:sSup>
+          <m:e>
+            <m:r>
+              <w:rPr>
+                <w:sz w:val="24"/>
+                <w:szCs w:val="24"/>
+              </w:rPr>
+              <m:t>90</m:t>
+            </m:r>
+          </m:e>
+          <m:sup>
+            <m:r>
+              <m:rPr>
+                <m:sty m:val="p"/>
+              </m:rPr>
+              <w:rPr>
+                <w:sz w:val="24"/>
+                <w:szCs w:val="24"/>
+              </w:rPr>
+              <m:t>∘</m:t>
+            </m:r>
+          </m:sup>
+        </m:sSup>
+      </m:oMath>
+      <w:r>
+        <w:rPr>
+          <w:rFonts w:ascii="Times New Roman" w:hAnsi="Times New Roman"/>
+          <w:i w:val="0"/>
+          <w:color w:val="000000"/>
+          <w:sz w:val="24"/>
+        </w:rPr>
+        <w:t xml:space="preserve">, sul</w:t>
+      </w:r>
+      <w:r>
+        <w:rPr>
+          <w:rFonts w:ascii="Times New Roman" w:hAnsi="Times New Roman"/>
+          <w:i w:val="0"/>
+          <w:color w:val="000000"/>
+          <w:sz w:val="24"/>
+        </w:rPr>
+        <w:t xml:space="preserve"> </w:t>
+      </w:r>
+      <m:oMath>
+        <m:sSup>
+          <m:e>
+            <m:r>
+              <w:rPr>
+                <w:sz w:val="24"/>
+                <w:szCs w:val="24"/>
+              </w:rPr>
+              <m:t>180</m:t>
+            </m:r>
+          </m:e>
+          <m:sup>
+            <m:r>
+              <m:rPr>
+                <m:sty m:val="p"/>
+              </m:rPr>
+              <w:rPr>
+                <w:sz w:val="24"/>
+                <w:szCs w:val="24"/>
+              </w:rPr>
+              <m:t>∘</m:t>
+            </m:r>
+          </m:sup>
+        </m:sSup>
+      </m:oMath>
+      <w:r>
+        <w:rPr>
+          <w:rFonts w:ascii="Times New Roman" w:hAnsi="Times New Roman"/>
+          <w:i w:val="0"/>
+          <w:color w:val="000000"/>
+          <w:sz w:val="24"/>
+        </w:rPr>
+        <w:t xml:space="preserve"> </w:t>
+      </w:r>
+      <w:r>
+        <w:rPr>
+          <w:rFonts w:ascii="Times New Roman" w:hAnsi="Times New Roman"/>
+          <w:i w:val="0"/>
+          <w:color w:val="000000"/>
+          <w:sz w:val="24"/>
+        </w:rPr>
+        <w:t xml:space="preserve">e oeste</w:t>
+      </w:r>
+      <w:r>
+        <w:rPr>
+          <w:rFonts w:ascii="Times New Roman" w:hAnsi="Times New Roman"/>
+          <w:i w:val="0"/>
+          <w:color w:val="000000"/>
+          <w:sz w:val="24"/>
+        </w:rPr>
+        <w:t xml:space="preserve"> </w:t>
+      </w:r>
+      <m:oMath>
+        <m:sSup>
+          <m:e>
+            <m:r>
+              <w:rPr>
+                <w:sz w:val="24"/>
+                <w:szCs w:val="24"/>
+              </w:rPr>
+              <m:t>270</m:t>
+            </m:r>
+          </m:e>
+          <m:sup>
+            <m:r>
+              <m:rPr>
+                <m:sty m:val="p"/>
+              </m:rPr>
+              <w:rPr>
+                <w:sz w:val="24"/>
+                <w:szCs w:val="24"/>
+              </w:rPr>
+              <m:t>∘</m:t>
+            </m:r>
+          </m:sup>
+        </m:sSup>
+      </m:oMath>
+      <w:r>
+        <w:rPr>
+          <w:rFonts w:ascii="Times New Roman" w:hAnsi="Times New Roman"/>
+          <w:i w:val="0"/>
+          <w:color w:val="000000"/>
+          <w:sz w:val="24"/>
+        </w:rPr>
+        <w:t xml:space="preserve">, compatível com a configuração do caso PVDAQ e com Reda e Andreas (2004). Quando o Sol está exatamente no zênite, a direção azimutal é matematicamente indefinida, porque sua projeção horizontal se anula. Portanto, a condição</w:t>
+      </w:r>
+      <w:r>
+        <w:rPr>
+          <w:rFonts w:ascii="Times New Roman" w:hAnsi="Times New Roman"/>
+          <w:i w:val="0"/>
+          <w:color w:val="000000"/>
+          <w:sz w:val="24"/>
         </w:rPr>
         <w:t xml:space="preserve"> </w:t>
       </w:r>
@@ -517,7 +1177,8 @@
           <m:e>
             <m:r>
               <w:rPr>
-                <w:sz w:val="28"/>
+                <w:sz w:val="24"/>
+                <w:szCs w:val="24"/>
               </w:rPr>
               <m:t>θ</m:t>
             </m:r>
@@ -525,309 +1186,387 @@
           <m:sub>
             <m:r>
               <w:rPr>
-                <w:sz w:val="28"/>
+                <w:sz w:val="24"/>
+                <w:szCs w:val="24"/>
               </w:rPr>
               <m:t>z</m:t>
-            </m:r>
-          </m:sub>
-        </m:sSub>
-      </m:oMath>
-      <w:r>
-        <w:rPr>
-          <w:rFonts w:ascii="Times New Roman" w:hAnsi="Times New Roman"/>
-          <w:i w:val="0"/>
-        </w:rPr>
-        <w:t xml:space="preserve"> </w:t>
-      </w:r>
-      <w:r>
-        <w:rPr>
-          <w:rFonts w:ascii="Times New Roman" w:hAnsi="Times New Roman"/>
-          <w:i w:val="0"/>
-        </w:rPr>
-        <w:t xml:space="preserve">é medido entre a direção do Sol e a vertical local. A elevação solar</w:t>
-      </w:r>
-      <w:r>
-        <w:rPr>
-          <w:rFonts w:ascii="Times New Roman" w:hAnsi="Times New Roman"/>
-          <w:i w:val="0"/>
-        </w:rPr>
-        <w:t xml:space="preserve"> </w:t>
-      </w:r>
-      <m:oMath>
-        <m:sSub>
-          <m:e>
-            <m:r>
-              <w:rPr>
-                <w:sz w:val="28"/>
-              </w:rPr>
-              <m:t>α</m:t>
-            </m:r>
-          </m:e>
-          <m:sub>
-            <m:r>
-              <w:rPr>
-                <w:sz w:val="28"/>
-              </w:rPr>
-              <m:t>s</m:t>
-            </m:r>
-          </m:sub>
-        </m:sSub>
-      </m:oMath>
-      <w:r>
-        <w:rPr>
-          <w:rFonts w:ascii="Times New Roman" w:hAnsi="Times New Roman"/>
-          <w:i w:val="0"/>
-        </w:rPr>
-        <w:t xml:space="preserve"> </w:t>
-      </w:r>
-      <w:r>
-        <w:rPr>
-          <w:rFonts w:ascii="Times New Roman" w:hAnsi="Times New Roman"/>
-          <w:i w:val="0"/>
-        </w:rPr>
-        <w:t xml:space="preserve">corresponde ao ângulo entre a direção solar e o plano horizontal, de modo que</w:t>
-      </w:r>
-      <w:r>
-        <w:rPr>
-          <w:rFonts w:ascii="Times New Roman" w:hAnsi="Times New Roman"/>
-          <w:i w:val="0"/>
-        </w:rPr>
-        <w:t xml:space="preserve"> </w:t>
-      </w:r>
-      <m:oMath>
-        <m:sSub>
-          <m:e>
-            <m:r>
-              <w:rPr>
-                <w:sz w:val="28"/>
-              </w:rPr>
-              <m:t>α</m:t>
-            </m:r>
-          </m:e>
-          <m:sub>
-            <m:r>
-              <w:rPr>
-                <w:sz w:val="28"/>
-              </w:rPr>
-              <m:t>s</m:t>
             </m:r>
           </m:sub>
         </m:sSub>
         <m:r>
-          <w:rPr>
-            <w:sz w:val="28"/>
-          </w:rPr>
           <m:rPr>
             <m:sty m:val="p"/>
           </m:rPr>
+          <w:rPr>
+            <w:sz w:val="24"/>
+            <w:szCs w:val="24"/>
+          </w:rPr>
           <m:t>=</m:t>
         </m:r>
         <m:sSup>
           <m:e>
             <m:r>
               <w:rPr>
-                <w:sz w:val="28"/>
-              </w:rPr>
-              <m:t>90</m:t>
+                <w:sz w:val="24"/>
+                <w:szCs w:val="24"/>
+              </w:rPr>
+              <m:t>0</m:t>
             </m:r>
           </m:e>
           <m:sup>
             <m:r>
-              <w:rPr>
-                <w:sz w:val="28"/>
-              </w:rPr>
               <m:rPr>
                 <m:sty m:val="p"/>
               </m:rPr>
+              <w:rPr>
+                <w:sz w:val="24"/>
+                <w:szCs w:val="24"/>
+              </w:rPr>
+              <m:t>∘</m:t>
+            </m:r>
+          </m:sup>
+        </m:sSup>
+      </m:oMath>
+      <w:r>
+        <w:rPr>
+          <w:rFonts w:ascii="Times New Roman" w:hAnsi="Times New Roman"/>
+          <w:i w:val="0"/>
+          <w:color w:val="000000"/>
+          <w:sz w:val="24"/>
+        </w:rPr>
+        <w:t xml:space="preserve"> </w:t>
+      </w:r>
+      <w:r>
+        <w:rPr>
+          <w:rFonts w:ascii="Times New Roman" w:hAnsi="Times New Roman"/>
+          <w:b/>
+          <w:bCs/>
+          <w:i w:val="0"/>
+          <w:color w:val="000000"/>
+          <w:sz w:val="24"/>
+        </w:rPr>
+        <w:t xml:space="preserve">não</w:t>
+      </w:r>
+      <w:r>
+        <w:rPr>
+          <w:rFonts w:ascii="Times New Roman" w:hAnsi="Times New Roman"/>
+          <w:i w:val="0"/>
+          <w:color w:val="000000"/>
+          <w:sz w:val="24"/>
+        </w:rPr>
+        <w:t xml:space="preserve"> </w:t>
+      </w:r>
+      <w:r>
+        <w:rPr>
+          <w:rFonts w:ascii="Times New Roman" w:hAnsi="Times New Roman"/>
+          <w:i w:val="0"/>
+          <w:color w:val="000000"/>
+          <w:sz w:val="24"/>
+        </w:rPr>
+        <w:t xml:space="preserve">implica azimute igual a zero.</w:t>
+      </w:r>
+    </w:p>
+    <w:p>
+      <w:pPr>
+        <w:keepNext/>
+        <w:widowControl/>
+        <w:spacing w:line="360" w:lineRule="auto" w:after="120"/>
+        <w:ind w:firstLine="709"/>
+      </w:pPr>
+      <w:r>
+        <w:t>A conversão entre a convenção azimutal de Duffie, Beckman e Blair (2020, p. 13) e a convenção do SPA é dada pela equação (2):</w:t>
+      </w:r>
+    </w:p>
+    <w:p>
+      <w:pPr>
+        <w:keepNext/>
+        <w:keepLines/>
+        <w:widowControl/>
+        <w:tabs>
+          <w:tab w:pos="4535" w:val="center"/>
+          <w:tab w:pos="9071" w:val="right"/>
+        </w:tabs>
+        <w:spacing w:before="160" w:after="160" w:line="276" w:lineRule="auto"/>
+        <w:ind w:firstLine="0" w:left="0" w:right="0"/>
+        <w:jc w:val="left"/>
+      </w:pPr>
+      <w:r>
+        <w:rPr>
+          <w:rFonts w:ascii="Times New Roman" w:hAnsi="Times New Roman"/>
+          <w:sz w:val="24"/>
+        </w:rPr>
+        <w:tab/>
+      </w:r>
+      <m:oMath>
+        <m:sSub>
+          <m:e>
+            <m:r>
+              <w:rPr>
+                <w:sz w:val="24"/>
+                <w:szCs w:val="24"/>
+              </w:rPr>
+              <m:t>A</m:t>
+            </m:r>
+          </m:e>
+          <m:sub>
+            <m:r>
+              <w:rPr>
+                <w:sz w:val="24"/>
+                <w:szCs w:val="24"/>
+              </w:rPr>
+              <m:t>s</m:t>
+            </m:r>
+          </m:sub>
+        </m:sSub>
+        <m:r>
+          <m:rPr>
+            <m:sty m:val="p"/>
+          </m:rPr>
+          <w:rPr>
+            <w:sz w:val="24"/>
+            <w:szCs w:val="24"/>
+          </w:rPr>
+          <m:t>=</m:t>
+        </m:r>
+        <m:d>
+          <m:dPr>
+            <m:begChr m:val="("/>
+            <m:endChr m:val=")"/>
+            <m:sepChr m:val=""/>
+            <m:grow/>
+          </m:dPr>
+          <m:e>
+            <m:sSub>
+              <m:e>
+                <m:r>
+                  <w:rPr>
+                    <w:sz w:val="24"/>
+                    <w:szCs w:val="24"/>
+                  </w:rPr>
+                  <m:t>γ</m:t>
+                </m:r>
+              </m:e>
+              <m:sub>
+                <m:r>
+                  <w:rPr>
+                    <w:sz w:val="24"/>
+                    <w:szCs w:val="24"/>
+                  </w:rPr>
+                  <m:t>s</m:t>
+                </m:r>
+              </m:sub>
+            </m:sSub>
+            <m:r>
+              <m:rPr>
+                <m:sty m:val="p"/>
+              </m:rPr>
+              <w:rPr>
+                <w:sz w:val="24"/>
+                <w:szCs w:val="24"/>
+              </w:rPr>
+              <m:t>+</m:t>
+            </m:r>
+            <m:sSup>
+              <m:e>
+                <m:r>
+                  <w:rPr>
+                    <w:sz w:val="24"/>
+                    <w:szCs w:val="24"/>
+                  </w:rPr>
+                  <m:t>180</m:t>
+                </m:r>
+              </m:e>
+              <m:sup>
+                <m:r>
+                  <m:rPr>
+                    <m:sty m:val="p"/>
+                  </m:rPr>
+                  <w:rPr>
+                    <w:sz w:val="24"/>
+                    <w:szCs w:val="24"/>
+                  </w:rPr>
+                  <m:t>∘</m:t>
+                </m:r>
+              </m:sup>
+            </m:sSup>
+          </m:e>
+        </m:d>
+        <m:r>
+          <w:rPr>
+            <w:sz w:val="24"/>
+            <w:szCs w:val="24"/>
+          </w:rPr>
+          <m:t> </m:t>
+        </m:r>
+        <m:r>
+          <m:rPr>
+            <m:sty m:val="p"/>
+          </m:rPr>
+          <w:rPr>
+            <w:sz w:val="24"/>
+            <w:szCs w:val="24"/>
+          </w:rPr>
+          <m:t>m</m:t>
+        </m:r>
+        <m:r>
+          <m:rPr>
+            <m:sty m:val="p"/>
+          </m:rPr>
+          <w:rPr>
+            <w:sz w:val="24"/>
+            <w:szCs w:val="24"/>
+          </w:rPr>
+          <m:t>o</m:t>
+        </m:r>
+        <m:r>
+          <m:rPr>
+            <m:sty m:val="p"/>
+          </m:rPr>
+          <w:rPr>
+            <w:sz w:val="24"/>
+            <w:szCs w:val="24"/>
+          </w:rPr>
+          <m:t>d</m:t>
+        </m:r>
+        <m:r>
+          <w:rPr>
+            <w:sz w:val="24"/>
+            <w:szCs w:val="24"/>
+          </w:rPr>
+          <m:t> </m:t>
+        </m:r>
+        <m:sSup>
+          <m:e>
+            <m:r>
+              <w:rPr>
+                <w:sz w:val="24"/>
+                <w:szCs w:val="24"/>
+              </w:rPr>
+              <m:t>360</m:t>
+            </m:r>
+          </m:e>
+          <m:sup>
+            <m:r>
+              <m:rPr>
+                <m:sty m:val="p"/>
+              </m:rPr>
+              <w:rPr>
+                <w:sz w:val="24"/>
+                <w:szCs w:val="24"/>
+              </w:rPr>
               <m:t>∘</m:t>
             </m:r>
           </m:sup>
         </m:sSup>
         <m:r>
-          <w:rPr>
-            <w:sz w:val="28"/>
-          </w:rPr>
           <m:rPr>
             <m:sty m:val="p"/>
           </m:rPr>
-          <m:t>−</m:t>
+          <w:rPr>
+            <w:sz w:val="24"/>
+            <w:szCs w:val="24"/>
+          </w:rPr>
+          <m:t>.</m:t>
         </m:r>
-        <m:sSub>
-          <m:e>
-            <m:r>
-              <w:rPr>
-                <w:sz w:val="28"/>
-              </w:rPr>
-              <m:t>θ</m:t>
-            </m:r>
-          </m:e>
-          <m:sub>
-            <m:r>
-              <w:rPr>
-                <w:sz w:val="28"/>
-              </w:rPr>
-              <m:t>z</m:t>
-            </m:r>
-          </m:sub>
-        </m:sSub>
       </m:oMath>
       <w:r>
         <w:rPr>
           <w:rFonts w:ascii="Times New Roman" w:hAnsi="Times New Roman"/>
-          <w:i w:val="0"/>
-        </w:rPr>
-        <w:t xml:space="preserve">. Nessa formulação,</w:t>
-      </w:r>
-      <w:r>
-        <w:rPr>
-          <w:rFonts w:ascii="Times New Roman" w:hAnsi="Times New Roman"/>
-          <w:i w:val="0"/>
-        </w:rPr>
-        <w:t xml:space="preserve"> </w:t>
-      </w:r>
-      <m:oMath>
-        <m:r>
+          <w:sz w:val="24"/>
+        </w:rPr>
+        <w:tab/>
+        <w:t>(</w:t>
+      </w:r>
+      <w:bookmarkStart w:id="702" w:name="Equacao_azimute"/>
+      <w:fldSimple w:instr=" SEQ Equacao \* ARABIC ">
+        <w:r>
           <w:rPr>
-            <w:sz w:val="28"/>
+            <w:sz w:val="24"/>
           </w:rPr>
-          <m:t>ω</m:t>
-        </m:r>
-        <m:r>
-          <w:rPr>
-            <w:sz w:val="28"/>
-          </w:rPr>
-          <m:rPr>
-            <m:sty m:val="p"/>
-          </m:rPr>
-          <m:t>=</m:t>
-        </m:r>
-        <m:sSup>
-          <m:e>
-            <m:r>
-              <w:rPr>
-                <w:sz w:val="28"/>
-              </w:rPr>
-              <m:t>0</m:t>
-            </m:r>
-          </m:e>
-          <m:sup>
-            <m:r>
-              <w:rPr>
-                <w:sz w:val="28"/>
-              </w:rPr>
-              <m:rPr>
-                <m:sty m:val="p"/>
-              </m:rPr>
-              <m:t>∘</m:t>
-            </m:r>
-          </m:sup>
-        </m:sSup>
-      </m:oMath>
-      <w:r>
-        <w:rPr>
-          <w:rFonts w:ascii="Times New Roman" w:hAnsi="Times New Roman"/>
-          <w:i w:val="0"/>
-        </w:rPr>
-        <w:t xml:space="preserve"> </w:t>
-      </w:r>
-      <w:r>
-        <w:rPr>
-          <w:rFonts w:ascii="Times New Roman" w:hAnsi="Times New Roman"/>
-          <w:i w:val="0"/>
-        </w:rPr>
-        <w:t xml:space="preserve">no meio-dia solar e, na aproximação usual de tempo solar verdadeiro, sua taxa é aproximadamente</w:t>
-      </w:r>
-      <w:r>
-        <w:rPr>
-          <w:rFonts w:ascii="Times New Roman" w:hAnsi="Times New Roman"/>
-          <w:i w:val="0"/>
-        </w:rPr>
-        <w:t xml:space="preserve"> </w:t>
-      </w:r>
-      <m:oMath>
-        <m:sSup>
-          <m:e>
-            <m:r>
-              <w:rPr>
-                <w:sz w:val="28"/>
-              </w:rPr>
-              <m:t>15</m:t>
-            </m:r>
-          </m:e>
-          <m:sup>
-            <m:r>
-              <w:rPr>
-                <w:sz w:val="28"/>
-              </w:rPr>
-              <m:rPr>
-                <m:sty m:val="p"/>
-              </m:rPr>
-              <m:t>∘</m:t>
-            </m:r>
-          </m:sup>
-        </m:sSup>
-      </m:oMath>
-      <w:r>
-        <w:rPr>
-          <w:rFonts w:ascii="Times New Roman" w:hAnsi="Times New Roman"/>
-          <w:i w:val="0"/>
-        </w:rPr>
-        <w:t xml:space="preserve"> </w:t>
-      </w:r>
-      <w:r>
-        <w:rPr>
-          <w:rFonts w:ascii="Times New Roman" w:hAnsi="Times New Roman"/>
-          <w:i w:val="0"/>
-        </w:rPr>
-        <w:t xml:space="preserve">por hora, com valores negativos antes e positivos após o meio-dia solar. A declinação solar varia sazonalmente em função da posição orbital da Terra e da obliquidade do eixo terrestre (DUFFIE; BECKMAN; BLAIR, 2020, p. 13–15).</w:t>
+          <w:t>2</w:t>
+        </w:r>
+      </w:fldSimple>
+      <w:bookmarkEnd w:id="702"/>
+      <w:r>
+        <w:rPr>
+          <w:rFonts w:ascii="Times New Roman" w:hAnsi="Times New Roman"/>
+          <w:sz w:val="24"/>
+        </w:rPr>
+        <w:t>)</w:t>
       </w:r>
     </w:p>
     <w:p>
       <w:pPr>
         <w:pStyle w:val="BodyText"/>
         <w:widowControl/>
+        <w:spacing w:line="360" w:lineRule="auto" w:after="120"/>
+        <w:ind w:firstLine="709"/>
+        <w:jc w:val="both"/>
       </w:pPr>
       <w:r>
         <w:rPr>
           <w:rFonts w:ascii="Times New Roman" w:hAnsi="Times New Roman"/>
           <w:i w:val="0"/>
-        </w:rPr>
-        <w:t xml:space="preserve">O</w:t>
-      </w:r>
-      <w:r>
-        <w:rPr>
-          <w:rFonts w:ascii="Times New Roman" w:hAnsi="Times New Roman"/>
-          <w:i w:val="0"/>
-        </w:rPr>
-        <w:t xml:space="preserve"> </w:t>
-      </w:r>
-      <w:r>
-        <w:rPr>
-          <w:rFonts w:ascii="Times New Roman" w:hAnsi="Times New Roman"/>
-          <w:b/>
-          <w:bCs/>
-          <w:i w:val="0"/>
-        </w:rPr>
-        <w:t xml:space="preserve">azimute solar</w:t>
-      </w:r>
-      <w:r>
-        <w:rPr>
-          <w:rFonts w:ascii="Times New Roman" w:hAnsi="Times New Roman"/>
-          <w:i w:val="0"/>
-        </w:rPr>
-        <w:t xml:space="preserve"> </w:t>
-      </w:r>
-      <w:r>
-        <w:rPr>
-          <w:rFonts w:ascii="Times New Roman" w:hAnsi="Times New Roman"/>
-          <w:i w:val="0"/>
-        </w:rPr>
-        <w:t xml:space="preserve">descreve a direção da projeção horizontal do vetor solar. Neste estudo, adota-se a convenção do norte geográfico como</w:t>
-      </w:r>
-      <w:r>
-        <w:rPr>
-          <w:rFonts w:ascii="Times New Roman" w:hAnsi="Times New Roman"/>
-          <w:i w:val="0"/>
+          <w:color w:val="000000"/>
+          <w:sz w:val="24"/>
+        </w:rPr>
+        <w:t xml:space="preserve">em que</w:t>
+      </w:r>
+      <w:r>
+        <w:rPr>
+          <w:rFonts w:ascii="Times New Roman" w:hAnsi="Times New Roman"/>
+          <w:i w:val="0"/>
+          <w:color w:val="000000"/>
+          <w:sz w:val="24"/>
+        </w:rPr>
+        <w:t xml:space="preserve"> </w:t>
+      </w:r>
+      <m:oMath>
+        <m:sSub>
+          <m:e>
+            <m:r>
+              <w:rPr>
+                <w:sz w:val="24"/>
+                <w:szCs w:val="24"/>
+              </w:rPr>
+              <m:t>A</m:t>
+            </m:r>
+          </m:e>
+          <m:sub>
+            <m:r>
+              <w:rPr>
+                <w:sz w:val="24"/>
+                <w:szCs w:val="24"/>
+              </w:rPr>
+              <m:t>s</m:t>
+            </m:r>
+          </m:sub>
+        </m:sSub>
+      </m:oMath>
+      <w:r>
+        <w:rPr>
+          <w:rFonts w:ascii="Times New Roman" w:hAnsi="Times New Roman"/>
+          <w:i w:val="0"/>
+          <w:color w:val="000000"/>
+          <w:sz w:val="24"/>
+        </w:rPr>
+        <w:t xml:space="preserve"> </w:t>
+      </w:r>
+      <w:r>
+        <w:rPr>
+          <w:rFonts w:ascii="Times New Roman" w:hAnsi="Times New Roman"/>
+          <w:i w:val="0"/>
+          <w:color w:val="000000"/>
+          <w:sz w:val="24"/>
+        </w:rPr>
+        <w:t xml:space="preserve">é o azimute solar contado do norte no sentido horário, no intervalo</w:t>
+      </w:r>
+      <w:r>
+        <w:rPr>
+          <w:rFonts w:ascii="Times New Roman" w:hAnsi="Times New Roman"/>
+          <w:i w:val="0"/>
+          <w:color w:val="000000"/>
+          <w:sz w:val="24"/>
         </w:rPr>
         <w:t xml:space="preserve"> </w:t>
       </w:r>
@@ -836,19 +1575,84 @@
           <m:e>
             <m:r>
               <w:rPr>
-                <w:sz w:val="28"/>
+                <w:sz w:val="24"/>
+                <w:szCs w:val="24"/>
               </w:rPr>
               <m:t>0</m:t>
             </m:r>
           </m:e>
           <m:sup>
             <m:r>
-              <w:rPr>
-                <w:sz w:val="28"/>
-              </w:rPr>
               <m:rPr>
                 <m:sty m:val="p"/>
               </m:rPr>
+              <w:rPr>
+                <w:sz w:val="24"/>
+                <w:szCs w:val="24"/>
+              </w:rPr>
+              <m:t>∘</m:t>
+            </m:r>
+          </m:sup>
+        </m:sSup>
+        <m:r>
+          <m:rPr>
+            <m:sty m:val="p"/>
+          </m:rPr>
+          <w:rPr>
+            <w:sz w:val="24"/>
+            <w:szCs w:val="24"/>
+          </w:rPr>
+          <m:t>≤</m:t>
+        </m:r>
+        <m:sSub>
+          <m:e>
+            <m:r>
+              <w:rPr>
+                <w:sz w:val="24"/>
+                <w:szCs w:val="24"/>
+              </w:rPr>
+              <m:t>A</m:t>
+            </m:r>
+          </m:e>
+          <m:sub>
+            <m:r>
+              <w:rPr>
+                <w:sz w:val="24"/>
+                <w:szCs w:val="24"/>
+              </w:rPr>
+              <m:t>s</m:t>
+            </m:r>
+          </m:sub>
+        </m:sSub>
+        <m:r>
+          <m:rPr>
+            <m:sty m:val="p"/>
+          </m:rPr>
+          <w:rPr>
+            <w:sz w:val="24"/>
+            <w:szCs w:val="24"/>
+          </w:rPr>
+          <m:t>&lt;</m:t>
+        </m:r>
+        <m:sSup>
+          <m:e>
+            <m:r>
+              <w:rPr>
+                <w:sz w:val="24"/>
+                <w:szCs w:val="24"/>
+              </w:rPr>
+              <m:t>360</m:t>
+            </m:r>
+          </m:e>
+          <m:sup>
+            <m:r>
+              <m:rPr>
+                <m:sty m:val="p"/>
+              </m:rPr>
+              <w:rPr>
+                <w:sz w:val="24"/>
+                <w:szCs w:val="24"/>
+              </w:rPr>
               <m:t>∘</m:t>
             </m:r>
           </m:sup>
@@ -858,34 +1662,126 @@
         <w:rPr>
           <w:rFonts w:ascii="Times New Roman" w:hAnsi="Times New Roman"/>
           <w:i w:val="0"/>
-        </w:rPr>
-        <w:t xml:space="preserve">, sentido horário: leste</w:t>
-      </w:r>
-      <w:r>
-        <w:rPr>
-          <w:rFonts w:ascii="Times New Roman" w:hAnsi="Times New Roman"/>
-          <w:i w:val="0"/>
+          <w:color w:val="000000"/>
+          <w:sz w:val="24"/>
+        </w:rPr>
+        <w:t xml:space="preserve">;</w:t>
+      </w:r>
+      <w:r>
+        <w:rPr>
+          <w:rFonts w:ascii="Times New Roman" w:hAnsi="Times New Roman"/>
+          <w:i w:val="0"/>
+          <w:color w:val="000000"/>
+          <w:sz w:val="24"/>
         </w:rPr>
         <w:t xml:space="preserve"> </w:t>
       </w:r>
       <m:oMath>
+        <m:sSub>
+          <m:e>
+            <m:r>
+              <w:rPr>
+                <w:sz w:val="24"/>
+                <w:szCs w:val="24"/>
+              </w:rPr>
+              <m:t>γ</m:t>
+            </m:r>
+          </m:e>
+          <m:sub>
+            <m:r>
+              <w:rPr>
+                <w:sz w:val="24"/>
+                <w:szCs w:val="24"/>
+              </w:rPr>
+              <m:t>s</m:t>
+            </m:r>
+          </m:sub>
+        </m:sSub>
+      </m:oMath>
+      <w:r>
+        <w:rPr>
+          <w:rFonts w:ascii="Times New Roman" w:hAnsi="Times New Roman"/>
+          <w:i w:val="0"/>
+          <w:color w:val="000000"/>
+          <w:sz w:val="24"/>
+        </w:rPr>
+        <w:t xml:space="preserve"> </w:t>
+      </w:r>
+      <w:r>
+        <w:rPr>
+          <w:rFonts w:ascii="Times New Roman" w:hAnsi="Times New Roman"/>
+          <w:i w:val="0"/>
+          <w:color w:val="000000"/>
+          <w:sz w:val="24"/>
+        </w:rPr>
+        <w:t xml:space="preserve">é o azimute contado do sul, negativo a leste e positivo a oeste, conforme a convenção do livro; e o operador</w:t>
+      </w:r>
+      <w:r>
+        <w:rPr>
+          <w:rFonts w:ascii="Times New Roman" w:hAnsi="Times New Roman"/>
+          <w:i w:val="0"/>
+          <w:color w:val="000000"/>
+          <w:sz w:val="24"/>
+        </w:rPr>
+        <w:t xml:space="preserve"> </w:t>
+      </w:r>
+      <m:oMath>
+        <m:r>
+          <m:rPr>
+            <m:sty m:val="p"/>
+          </m:rPr>
+          <w:rPr>
+            <w:sz w:val="24"/>
+            <w:szCs w:val="24"/>
+          </w:rPr>
+          <m:t>m</m:t>
+        </m:r>
+        <m:r>
+          <m:rPr>
+            <m:sty m:val="p"/>
+          </m:rPr>
+          <w:rPr>
+            <w:sz w:val="24"/>
+            <w:szCs w:val="24"/>
+          </w:rPr>
+          <m:t>o</m:t>
+        </m:r>
+        <m:r>
+          <m:rPr>
+            <m:sty m:val="p"/>
+          </m:rPr>
+          <w:rPr>
+            <w:sz w:val="24"/>
+            <w:szCs w:val="24"/>
+          </w:rPr>
+          <m:t>d</m:t>
+        </m:r>
+        <m:r>
+          <w:rPr>
+            <w:sz w:val="24"/>
+            <w:szCs w:val="24"/>
+          </w:rPr>
+          <m:t> </m:t>
+        </m:r>
         <m:sSup>
           <m:e>
             <m:r>
               <w:rPr>
-                <w:sz w:val="28"/>
-              </w:rPr>
-              <m:t>90</m:t>
+                <w:sz w:val="24"/>
+                <w:szCs w:val="24"/>
+              </w:rPr>
+              <m:t>360</m:t>
             </m:r>
           </m:e>
           <m:sup>
             <m:r>
-              <w:rPr>
-                <w:sz w:val="28"/>
-              </w:rPr>
               <m:rPr>
                 <m:sty m:val="p"/>
               </m:rPr>
+              <w:rPr>
+                <w:sz w:val="24"/>
+                <w:szCs w:val="24"/>
+              </w:rPr>
               <m:t>∘</m:t>
             </m:r>
           </m:sup>
@@ -895,404 +1791,100 @@
         <w:rPr>
           <w:rFonts w:ascii="Times New Roman" w:hAnsi="Times New Roman"/>
           <w:i w:val="0"/>
-        </w:rPr>
-        <w:t xml:space="preserve">, sul</w:t>
-      </w:r>
-      <w:r>
-        <w:rPr>
-          <w:rFonts w:ascii="Times New Roman" w:hAnsi="Times New Roman"/>
-          <w:i w:val="0"/>
-        </w:rPr>
-        <w:t xml:space="preserve"> </w:t>
-      </w:r>
-      <m:oMath>
-        <m:sSup>
-          <m:e>
-            <m:r>
-              <w:rPr>
-                <w:sz w:val="28"/>
-              </w:rPr>
-              <m:t>180</m:t>
-            </m:r>
-          </m:e>
-          <m:sup>
-            <m:r>
-              <w:rPr>
-                <w:sz w:val="28"/>
-              </w:rPr>
-              <m:rPr>
-                <m:sty m:val="p"/>
-              </m:rPr>
-              <m:t>∘</m:t>
-            </m:r>
-          </m:sup>
-        </m:sSup>
-      </m:oMath>
-      <w:r>
-        <w:rPr>
-          <w:rFonts w:ascii="Times New Roman" w:hAnsi="Times New Roman"/>
-          <w:i w:val="0"/>
-        </w:rPr>
-        <w:t xml:space="preserve"> </w:t>
-      </w:r>
-      <w:r>
-        <w:rPr>
-          <w:rFonts w:ascii="Times New Roman" w:hAnsi="Times New Roman"/>
-          <w:i w:val="0"/>
-        </w:rPr>
-        <w:t xml:space="preserve">e oeste</w:t>
-      </w:r>
-      <w:r>
-        <w:rPr>
-          <w:rFonts w:ascii="Times New Roman" w:hAnsi="Times New Roman"/>
-          <w:i w:val="0"/>
-        </w:rPr>
-        <w:t xml:space="preserve"> </w:t>
-      </w:r>
-      <m:oMath>
-        <m:sSup>
-          <m:e>
-            <m:r>
-              <w:rPr>
-                <w:sz w:val="28"/>
-              </w:rPr>
-              <m:t>270</m:t>
-            </m:r>
-          </m:e>
-          <m:sup>
-            <m:r>
-              <w:rPr>
-                <w:sz w:val="28"/>
-              </w:rPr>
-              <m:rPr>
-                <m:sty m:val="p"/>
-              </m:rPr>
-              <m:t>∘</m:t>
-            </m:r>
-          </m:sup>
-        </m:sSup>
-      </m:oMath>
-      <w:r>
-        <w:rPr>
-          <w:rFonts w:ascii="Times New Roman" w:hAnsi="Times New Roman"/>
-          <w:i w:val="0"/>
-        </w:rPr>
-        <w:t xml:space="preserve">, compatível com a configuração do caso PVDAQ e com Reda e Andreas (2004). Quando o Sol está exatamente no zênite, a direção azimutal é matematicamente indefinida, porque sua projeção horizontal se anula. Portanto, a condição</w:t>
-      </w:r>
-      <w:r>
-        <w:rPr>
-          <w:rFonts w:ascii="Times New Roman" w:hAnsi="Times New Roman"/>
-          <w:i w:val="0"/>
-        </w:rPr>
-        <w:t xml:space="preserve"> </w:t>
-      </w:r>
-      <m:oMath>
-        <m:sSub>
-          <m:e>
-            <m:r>
-              <w:rPr>
-                <w:sz w:val="28"/>
-              </w:rPr>
-              <m:t>θ</m:t>
-            </m:r>
-          </m:e>
-          <m:sub>
-            <m:r>
-              <w:rPr>
-                <w:sz w:val="28"/>
-              </w:rPr>
-              <m:t>z</m:t>
-            </m:r>
-          </m:sub>
-        </m:sSub>
-        <m:r>
-          <w:rPr>
-            <w:sz w:val="28"/>
-          </w:rPr>
-          <m:rPr>
-            <m:sty m:val="p"/>
-          </m:rPr>
-          <m:t>=</m:t>
-        </m:r>
-        <m:sSup>
-          <m:e>
-            <m:r>
-              <w:rPr>
-                <w:sz w:val="28"/>
-              </w:rPr>
-              <m:t>0</m:t>
-            </m:r>
-          </m:e>
-          <m:sup>
-            <m:r>
-              <w:rPr>
-                <w:sz w:val="28"/>
-              </w:rPr>
-              <m:rPr>
-                <m:sty m:val="p"/>
-              </m:rPr>
-              <m:t>∘</m:t>
-            </m:r>
-          </m:sup>
-        </m:sSup>
-      </m:oMath>
-      <w:r>
-        <w:rPr>
-          <w:rFonts w:ascii="Times New Roman" w:hAnsi="Times New Roman"/>
-          <w:i w:val="0"/>
-        </w:rPr>
-        <w:t xml:space="preserve"> </w:t>
-      </w:r>
-      <w:r>
-        <w:rPr>
-          <w:rFonts w:ascii="Times New Roman" w:hAnsi="Times New Roman"/>
-          <w:b/>
-          <w:bCs/>
-          <w:i w:val="0"/>
-        </w:rPr>
-        <w:t xml:space="preserve">não</w:t>
-      </w:r>
-      <w:r>
-        <w:rPr>
-          <w:rFonts w:ascii="Times New Roman" w:hAnsi="Times New Roman"/>
-          <w:i w:val="0"/>
-        </w:rPr>
-        <w:t xml:space="preserve"> </w:t>
-      </w:r>
-      <w:r>
-        <w:rPr>
-          <w:rFonts w:ascii="Times New Roman" w:hAnsi="Times New Roman"/>
-          <w:i w:val="0"/>
-        </w:rPr>
-        <w:t xml:space="preserve">implica azimute igual a zero.</w:t>
+          <w:color w:val="000000"/>
+          <w:sz w:val="24"/>
+        </w:rPr>
+        <w:t xml:space="preserve"> </w:t>
+      </w:r>
+      <w:r>
+        <w:rPr>
+          <w:rFonts w:ascii="Times New Roman" w:hAnsi="Times New Roman"/>
+          <w:i w:val="0"/>
+          <w:color w:val="000000"/>
+          <w:sz w:val="24"/>
+        </w:rPr>
+        <w:t xml:space="preserve">reduz o resultado a esse intervalo. Ambos os ângulos são expressos em graus. A relação não define um azimute no zênite.</w:t>
       </w:r>
     </w:p>
     <w:p>
       <w:pPr>
+        <w:keepNext/>
         <w:widowControl/>
+        <w:spacing w:line="360" w:lineRule="auto" w:after="120"/>
+        <w:ind w:firstLine="709"/>
+        <w:jc w:val="both"/>
       </w:pPr>
       <w:r>
         <w:rPr>
           <w:rFonts w:ascii="Times New Roman" w:hAnsi="Times New Roman"/>
           <w:i w:val="0"/>
-        </w:rPr>
-        <w:t>Denota-se por Aₛ o azimute adotado no capítulo. Duffie, Beckman e Blair (2020, p. 13) utilizam γₛ contado do sul, negativo a leste e positivo a oeste. A conversão para a convenção norte e sentido horário do SPA é:</w:t>
+          <w:color w:val="000000"/>
+          <w:sz w:val="24"/>
+        </w:rPr>
+        <w:t>A Figura 1 reúne o corte vertical e a vista em planta dessas convenções.</w:t>
       </w:r>
     </w:p>
     <w:p>
       <w:pPr>
-        <w:pStyle w:val="FirstParagraph"/>
+        <w:keepNext/>
         <w:widowControl/>
-        <w:spacing w:before="120" w:after="140"/>
-        <w:ind w:firstLine="0"/>
+        <w:spacing w:line="240" w:lineRule="auto" w:after="80" w:before="160"/>
+        <w:ind w:firstLine="0" w:left="227" w:right="227"/>
         <w:jc w:val="center"/>
       </w:pPr>
-      <m:oMathPara>
-        <m:oMathParaPr>
-          <m:jc m:val="center"/>
-        </m:oMathParaPr>
-        <m:oMath>
-          <m:sSub>
-            <m:e>
-              <m:r>
-                <w:rPr>
-                  <w:sz w:val="32"/>
-                </w:rPr>
-                <m:t>A</m:t>
-              </m:r>
-            </m:e>
-            <m:sub>
-              <m:r>
-                <w:rPr>
-                  <w:sz w:val="32"/>
-                </w:rPr>
-                <m:t>s</m:t>
-              </m:r>
-            </m:sub>
-          </m:sSub>
-          <m:r>
-            <w:rPr>
-              <w:sz w:val="32"/>
-            </w:rPr>
-            <m:rPr>
-              <m:sty m:val="p"/>
-            </m:rPr>
-            <m:t>=</m:t>
-          </m:r>
-          <m:d>
-            <m:dPr>
-              <m:begChr m:val="("/>
-              <m:endChr m:val=")"/>
-              <m:sepChr m:val=""/>
-              <m:grow/>
-            </m:dPr>
-            <m:e>
-              <m:sSub>
-                <m:e>
-                  <m:r>
-                    <w:rPr>
-                      <w:sz w:val="32"/>
-                    </w:rPr>
-                    <m:t>γ</m:t>
-                  </m:r>
-                </m:e>
-                <m:sub>
-                  <m:r>
-                    <w:rPr>
-                      <w:sz w:val="32"/>
-                    </w:rPr>
-                    <m:t>s</m:t>
-                  </m:r>
-                </m:sub>
-              </m:sSub>
-              <m:r>
-                <w:rPr>
-                  <w:sz w:val="32"/>
-                </w:rPr>
-                <m:rPr>
-                  <m:sty m:val="p"/>
-                </m:rPr>
-                <m:t>+</m:t>
-              </m:r>
-              <m:sSup>
-                <m:e>
-                  <m:r>
-                    <w:rPr>
-                      <w:sz w:val="32"/>
-                    </w:rPr>
-                    <m:t>180</m:t>
-                  </m:r>
-                </m:e>
-                <m:sup>
-                  <m:r>
-                    <w:rPr>
-                      <w:sz w:val="32"/>
-                    </w:rPr>
-                    <m:rPr>
-                      <m:sty m:val="p"/>
-                    </m:rPr>
-                    <m:t>∘</m:t>
-                  </m:r>
-                </m:sup>
-              </m:sSup>
-            </m:e>
-          </m:d>
-          <m:r>
-            <w:rPr>
-              <w:sz w:val="32"/>
-            </w:rPr>
-            <m:t> </m:t>
-          </m:r>
-          <m:r>
-            <w:rPr>
-              <w:sz w:val="32"/>
-            </w:rPr>
-            <m:rPr>
-              <m:sty m:val="p"/>
-            </m:rPr>
-            <m:t>m</m:t>
-          </m:r>
-          <m:r>
-            <w:rPr>
-              <w:sz w:val="32"/>
-            </w:rPr>
-            <m:rPr>
-              <m:sty m:val="p"/>
-            </m:rPr>
-            <m:t>o</m:t>
-          </m:r>
-          <m:r>
-            <w:rPr>
-              <w:sz w:val="32"/>
-            </w:rPr>
-            <m:rPr>
-              <m:sty m:val="p"/>
-            </m:rPr>
-            <m:t>d</m:t>
-          </m:r>
-          <m:r>
-            <w:rPr>
-              <w:sz w:val="32"/>
-            </w:rPr>
-            <m:t> </m:t>
-          </m:r>
-          <m:sSup>
-            <m:e>
-              <m:r>
-                <w:rPr>
-                  <w:sz w:val="32"/>
-                </w:rPr>
-                <m:t>360</m:t>
-              </m:r>
-            </m:e>
-            <m:sup>
-              <m:r>
-                <w:rPr>
-                  <w:sz w:val="32"/>
-                </w:rPr>
-                <m:rPr>
-                  <m:sty m:val="p"/>
-                </m:rPr>
-                <m:t>∘</m:t>
-              </m:r>
-            </m:sup>
-          </m:sSup>
-          <m:r>
-            <w:rPr>
-              <w:sz w:val="32"/>
-            </w:rPr>
-            <m:rPr>
-              <m:sty m:val="p"/>
-            </m:rPr>
-            <m:t>.</m:t>
-          </m:r>
-        </m:oMath>
-      </m:oMathPara>
+      <w:r>
+        <w:rPr>
+          <w:rFonts w:ascii="Times New Roman" w:hAnsi="Times New Roman"/>
+          <w:b/>
+          <w:i w:val="0"/>
+          <w:color w:val="000000"/>
+          <w:sz w:val="20"/>
+        </w:rPr>
+        <w:t>Figura 1 – Geometria solar local e convenção azimutal</w:t>
+      </w:r>
     </w:p>
     <w:p>
       <w:pPr>
         <w:pStyle w:val="CaptionedFigure"/>
+        <w:keepNext/>
         <w:widowControl/>
+        <w:spacing w:line="240" w:lineRule="auto" w:after="0"/>
+        <w:ind w:firstLine="0"/>
+        <w:jc w:val="center"/>
       </w:pPr>
       <w:r>
-        <w:rPr>
-          <w:rFonts w:ascii="Times New Roman" w:hAnsi="Times New Roman"/>
-          <w:i w:val="0"/>
-        </w:rPr>
         <w:drawing>
           <wp:inline>
-            <wp:extent cx="5039999" cy="3470414"/>
-            <wp:effectExtent b="0" l="0" r="0" t="0"/>
-            <wp:docPr descr="Corte vertical ilustrativo da geometria solar local, com os ângulos zenital e de elevação. Fonte: elaboração própria a partir de Duffie, Beckman e Blair (2020). Representação esquemática, fora de escala." title="" id="22" name="Picture"/>
+            <wp:extent cx="5472000" cy="2901680"/>
+            <wp:docPr id="25" name="Picture 25" descr="Figura 1 – Geometria solar local e convenção azimutal" title="Figura 1 – Geometria solar local e convenção azimutal"/>
+            <wp:cNvGraphicFramePr>
+              <a:graphicFrameLocks noChangeAspect="1"/>
+            </wp:cNvGraphicFramePr>
             <a:graphic>
               <a:graphicData uri="http://schemas.openxmlformats.org/drawingml/2006/picture">
                 <pic:pic>
                   <pic:nvPicPr>
-                    <pic:cNvPr descr="esquema_geometria_normal.png" id="23" name="Picture"/>
-                    <pic:cNvPicPr>
-                      <a:picLocks noChangeArrowheads="1" noChangeAspect="1"/>
-                    </pic:cNvPicPr>
+                    <pic:cNvPr id="0" name="Manuscrito_Figura01_Geometria.png"/>
+                    <pic:cNvPicPr/>
                   </pic:nvPicPr>
                   <pic:blipFill>
-                    <a:blip r:embed="rId21"/>
+                    <a:blip r:embed="rId11">
+                      <a:extLst>
+                        <a:ext uri="{96DAC541-7B7A-43D3-8B79-37D633B846F1}">
+                          <ns0:svgBlip xmlns:ns0="http://schemas.microsoft.com/office/drawing/2016/SVG/main" r:embed="rId12"/>
+                        </a:ext>
+                      </a:extLst>
+                    </a:blip>
                     <a:stretch>
                       <a:fillRect/>
                     </a:stretch>
                   </pic:blipFill>
-                  <pic:spPr bwMode="auto">
+                  <pic:spPr>
                     <a:xfrm>
                       <a:off x="0" y="0"/>
-                      <a:ext cx="5039999" cy="3470414"/>
+                      <a:ext cx="5472000" cy="2901680"/>
                     </a:xfrm>
-                    <a:prstGeom prst="rect">
-                      <a:avLst/>
-                    </a:prstGeom>
-                    <a:noFill/>
-                    <a:ln w="9525">
-                      <a:noFill/>
-                      <a:headEnd/>
-                      <a:tailEnd/>
-                    </a:ln>
+                    <a:prstGeom prst="rect"/>
                   </pic:spPr>
                 </pic:pic>
               </a:graphicData>
@@ -1303,32 +1895,39 @@
     </w:p>
     <w:p>
       <w:pPr>
-        <w:pStyle w:val="ImageCaption"/>
+        <w:pStyle w:val="FirstParagraph"/>
+        <w:keepNext w:val="0"/>
         <w:widowControl/>
-        <w:spacing w:line="264" w:lineRule="auto"/>
-        <w:ind w:firstLine="0"/>
+        <w:spacing w:line="240" w:lineRule="auto" w:after="160" w:before="60"/>
+        <w:ind w:firstLine="0" w:left="227" w:right="227"/>
         <w:jc w:val="left"/>
       </w:pPr>
       <w:r>
         <w:rPr>
           <w:rFonts w:ascii="Times New Roman" w:hAnsi="Times New Roman"/>
-          <w:i w:val="0"/>
-          <w:sz w:val="22"/>
-        </w:rPr>
-        <w:t xml:space="preserve">Corte vertical ilustrativo da geometria solar local, com os ângulos zenital e de elevação. Fonte: elaboração própria a partir de Duffie, Beckman e Blair (2020). Representação esquemática, fora de escala.</w:t>
+          <w:b w:val="0"/>
+          <w:i w:val="0"/>
+          <w:color w:val="000000"/>
+          <w:sz w:val="20"/>
+        </w:rPr>
+        <w:t xml:space="preserve">Fonte: elaborado pelo autor, com base em Duffie, Beckman e Blair (2020).</w:t>
       </w:r>
     </w:p>
     <w:p>
       <w:pPr>
         <w:pStyle w:val="BodyText"/>
         <w:widowControl/>
+        <w:spacing w:line="360" w:lineRule="auto" w:after="120"/>
+        <w:ind w:firstLine="709"/>
       </w:pPr>
       <w:r>
         <w:rPr>
           <w:rFonts w:ascii="Times New Roman" w:hAnsi="Times New Roman"/>
           <w:i w:val="0"/>
-        </w:rPr>
-        <w:t xml:space="preserve">A equação (E1.01) fornece a relação geométrica fundamental; cálculos de alta precisão precisam de tratamentos adicionais, como efemérides, escala temporal, refração atmosférica e correções de coordenadas. Reda e Andreas (2004, p. 577–578) descrevem o SPA para estimar a posição solar com elevada precisão angular. A incerteza divulgada para o próprio algoritmo não deve ser confundida com a incerteza da irradiância ou a qualidade de um sensor terrestre.</w:t>
+          <w:color w:val="000000"/>
+          <w:sz w:val="24"/>
+        </w:rPr>
+        <w:t xml:space="preserve">A equação (1) fornece a relação geométrica fundamental; cálculos de alta precisão precisam de tratamentos adicionais, como efemérides, escala temporal, refração atmosférica e correções de coordenadas. Reda e Andreas (2004, p. 577–578) descrevem o SPA para estimar a posição solar com elevada precisão angular. A incerteza divulgada para o próprio algoritmo não deve ser confundida com a incerteza da irradiância ou a qualidade de um sensor terrestre.</w:t>
       </w:r>
     </w:p>
     <w:bookmarkEnd w:id="24"/>
@@ -1336,12 +1935,18 @@
     <w:p>
       <w:pPr>
         <w:pStyle w:val="Heading2"/>
+        <w:keepNext/>
         <w:widowControl/>
+        <w:spacing w:line="360" w:lineRule="auto" w:after="120"/>
         <w:ind w:firstLine="0"/>
       </w:pPr>
       <w:r>
         <w:rPr>
+          <w:rFonts w:ascii="Times New Roman" w:hAnsi="Times New Roman"/>
           <w:b/>
+          <w:i w:val="0"/>
+          <w:color w:val="000000"/>
+          <w:sz w:val="24"/>
         </w:rPr>
         <w:t>1.1.3 IRRADIÂNCIA EXTRATERRESTRE E PROJEÇÃO HORIZONTAL</w:t>
       </w:r>
@@ -1349,12 +1954,17 @@
     <w:p>
       <w:pPr>
         <w:pStyle w:val="FirstParagraph"/>
+        <w:keepNext/>
         <w:widowControl/>
+        <w:spacing w:line="360" w:lineRule="auto" w:after="120"/>
+        <w:ind w:firstLine="709"/>
       </w:pPr>
       <w:r>
         <w:rPr>
           <w:rFonts w:ascii="Times New Roman" w:hAnsi="Times New Roman"/>
           <w:i w:val="0"/>
+          <w:color w:val="000000"/>
+          <w:sz w:val="24"/>
         </w:rPr>
         <w:t xml:space="preserve">A irradiância extraterrestre normal, aqui denotada</w:t>
       </w:r>
@@ -1362,6 +1972,8 @@
         <w:rPr>
           <w:rFonts w:ascii="Times New Roman" w:hAnsi="Times New Roman"/>
           <w:i w:val="0"/>
+          <w:color w:val="000000"/>
+          <w:sz w:val="24"/>
         </w:rPr>
         <w:t xml:space="preserve"> </w:t>
       </w:r>
@@ -1370,7 +1982,8 @@
           <m:e>
             <m:r>
               <w:rPr>
-                <w:sz w:val="28"/>
+                <w:sz w:val="24"/>
+                <w:szCs w:val="24"/>
               </w:rPr>
               <m:t>G</m:t>
             </m:r>
@@ -1378,13 +1991,15 @@
           <m:sub>
             <m:r>
               <w:rPr>
-                <w:sz w:val="28"/>
+                <w:sz w:val="24"/>
+                <w:szCs w:val="24"/>
               </w:rPr>
               <m:t>0</m:t>
             </m:r>
             <m:r>
               <w:rPr>
-                <w:sz w:val="28"/>
+                <w:sz w:val="24"/>
+                <w:szCs w:val="24"/>
               </w:rPr>
               <m:t>n</m:t>
             </m:r>
@@ -1395,13 +2010,17 @@
         <w:rPr>
           <w:rFonts w:ascii="Times New Roman" w:hAnsi="Times New Roman"/>
           <w:i w:val="0"/>
-        </w:rPr>
-        <w:t xml:space="preserve"> </w:t>
-      </w:r>
-      <w:r>
-        <w:rPr>
-          <w:rFonts w:ascii="Times New Roman" w:hAnsi="Times New Roman"/>
-          <w:i w:val="0"/>
+          <w:color w:val="000000"/>
+          <w:sz w:val="24"/>
+        </w:rPr>
+        <w:t xml:space="preserve"> </w:t>
+      </w:r>
+      <w:r>
+        <w:rPr>
+          <w:rFonts w:ascii="Times New Roman" w:hAnsi="Times New Roman"/>
+          <w:i w:val="0"/>
+          <w:color w:val="000000"/>
+          <w:sz w:val="24"/>
         </w:rPr>
         <w:t xml:space="preserve">[W </w:t>
       </w:r>
@@ -1410,24 +2029,27 @@
           <m:e>
             <m:r>
               <w:rPr>
-                <w:sz w:val="28"/>
+                <w:sz w:val="24"/>
+                <w:szCs w:val="24"/>
               </w:rPr>
               <m:t>m</m:t>
             </m:r>
           </m:e>
           <m:sup>
             <m:r>
-              <w:rPr>
-                <w:sz w:val="28"/>
-              </w:rPr>
               <m:rPr>
                 <m:sty m:val="p"/>
               </m:rPr>
+              <w:rPr>
+                <w:sz w:val="24"/>
+                <w:szCs w:val="24"/>
+              </w:rPr>
               <m:t>−</m:t>
             </m:r>
             <m:r>
               <w:rPr>
-                <w:sz w:val="28"/>
+                <w:sz w:val="24"/>
+                <w:szCs w:val="24"/>
               </w:rPr>
               <m:t>2</m:t>
             </m:r>
@@ -1438,201 +2060,256 @@
         <w:rPr>
           <w:rFonts w:ascii="Times New Roman" w:hAnsi="Times New Roman"/>
           <w:i w:val="0"/>
-        </w:rPr>
-        <w:t xml:space="preserve">], representa o fluxo radiante por unidade de área perpendicular aos raios solares antes da interação atmosférica. Seu valor varia durante o ano devido à mudança da distância Terra–Sol. Uma representação conceitual dessa dependência é:</w:t>
+          <w:color w:val="000000"/>
+          <w:sz w:val="24"/>
+        </w:rPr>
+        <w:t xml:space="preserve">], representa o fluxo radiante por unidade de área perpendicular aos raios solares antes da interação atmosférica. Seu valor varia durante o ano devido à mudança da distância Terra–Sol. Essa dependência é representada pela equação (3):</w:t>
+      </w:r>
+    </w:p>
+    <w:p>
+      <w:pPr>
+        <w:keepNext/>
+        <w:keepLines/>
+        <w:widowControl/>
+        <w:tabs>
+          <w:tab w:pos="4535" w:val="center"/>
+          <w:tab w:pos="9071" w:val="right"/>
+        </w:tabs>
+        <w:spacing w:before="160" w:after="160" w:line="276" w:lineRule="auto"/>
+        <w:ind w:firstLine="0" w:left="0" w:right="0"/>
+        <w:jc w:val="left"/>
+      </w:pPr>
+      <w:r>
+        <w:rPr>
+          <w:rFonts w:ascii="Times New Roman" w:hAnsi="Times New Roman"/>
+          <w:sz w:val="24"/>
+        </w:rPr>
+        <w:tab/>
+      </w:r>
+      <m:oMath>
+        <m:sSub>
+          <m:e>
+            <m:r>
+              <w:rPr>
+                <w:sz w:val="24"/>
+                <w:szCs w:val="24"/>
+              </w:rPr>
+              <m:t>G</m:t>
+            </m:r>
+          </m:e>
+          <m:sub>
+            <m:r>
+              <w:rPr>
+                <w:sz w:val="24"/>
+                <w:szCs w:val="24"/>
+              </w:rPr>
+              <m:t>0</m:t>
+            </m:r>
+            <m:r>
+              <w:rPr>
+                <w:sz w:val="24"/>
+                <w:szCs w:val="24"/>
+              </w:rPr>
+              <m:t>n</m:t>
+            </m:r>
+          </m:sub>
+        </m:sSub>
+        <m:d>
+          <m:dPr>
+            <m:begChr m:val="("/>
+            <m:endChr m:val=")"/>
+            <m:sepChr m:val=""/>
+            <m:grow/>
+          </m:dPr>
+          <m:e>
+            <m:r>
+              <w:rPr>
+                <w:sz w:val="24"/>
+                <w:szCs w:val="24"/>
+              </w:rPr>
+              <m:t>t</m:t>
+            </m:r>
+          </m:e>
+        </m:d>
+        <m:r>
+          <m:rPr>
+            <m:sty m:val="p"/>
+          </m:rPr>
+          <w:rPr>
+            <w:sz w:val="24"/>
+            <w:szCs w:val="24"/>
+          </w:rPr>
+          <m:t>=</m:t>
+        </m:r>
+        <m:sSub>
+          <m:e>
+            <m:r>
+              <w:rPr>
+                <w:sz w:val="24"/>
+                <w:szCs w:val="24"/>
+              </w:rPr>
+              <m:t>G</m:t>
+            </m:r>
+          </m:e>
+          <m:sub>
+            <m:r>
+              <m:rPr>
+                <m:sty m:val="p"/>
+              </m:rPr>
+              <w:rPr>
+                <w:sz w:val="24"/>
+                <w:szCs w:val="24"/>
+              </w:rPr>
+              <m:t>s</m:t>
+            </m:r>
+            <m:r>
+              <m:rPr>
+                <m:sty m:val="p"/>
+              </m:rPr>
+              <w:rPr>
+                <w:sz w:val="24"/>
+                <w:szCs w:val="24"/>
+              </w:rPr>
+              <m:t>c</m:t>
+            </m:r>
+          </m:sub>
+        </m:sSub>
+        <m:sSup>
+          <m:e>
+            <m:d>
+              <m:dPr>
+                <m:begChr m:val="("/>
+                <m:endChr m:val=")"/>
+                <m:sepChr m:val=""/>
+                <m:grow/>
+              </m:dPr>
+              <m:e>
+                <m:f>
+                  <m:fPr>
+                    <m:type m:val="bar"/>
+                  </m:fPr>
+                  <m:num>
+                    <m:sSub>
+                      <m:e>
+                        <m:r>
+                          <w:rPr>
+                            <w:sz w:val="24"/>
+                            <w:szCs w:val="24"/>
+                          </w:rPr>
+                          <m:t>r</m:t>
+                        </m:r>
+                      </m:e>
+                      <m:sub>
+                        <m:r>
+                          <w:rPr>
+                            <w:sz w:val="24"/>
+                            <w:szCs w:val="24"/>
+                          </w:rPr>
+                          <m:t>0</m:t>
+                        </m:r>
+                      </m:sub>
+                    </m:sSub>
+                  </m:num>
+                  <m:den>
+                    <m:r>
+                      <w:rPr>
+                        <w:sz w:val="24"/>
+                        <w:szCs w:val="24"/>
+                      </w:rPr>
+                      <m:t>r</m:t>
+                    </m:r>
+                    <m:d>
+                      <m:dPr>
+                        <m:begChr m:val="("/>
+                        <m:endChr m:val=")"/>
+                        <m:sepChr m:val=""/>
+                        <m:grow/>
+                      </m:dPr>
+                      <m:e>
+                        <m:r>
+                          <w:rPr>
+                            <w:sz w:val="24"/>
+                            <w:szCs w:val="24"/>
+                          </w:rPr>
+                          <m:t>t</m:t>
+                        </m:r>
+                      </m:e>
+                    </m:d>
+                  </m:den>
+                </m:f>
+              </m:e>
+            </m:d>
+          </m:e>
+          <m:sup>
+            <m:r>
+              <w:rPr>
+                <w:sz w:val="24"/>
+                <w:szCs w:val="24"/>
+              </w:rPr>
+              <m:t>2</m:t>
+            </m:r>
+          </m:sup>
+        </m:sSup>
+        <m:r>
+          <m:rPr>
+            <m:sty m:val="p"/>
+          </m:rPr>
+          <w:rPr>
+            <w:sz w:val="24"/>
+            <w:szCs w:val="24"/>
+          </w:rPr>
+          <m:t>,</m:t>
+        </m:r>
+      </m:oMath>
+      <w:r>
+        <w:rPr>
+          <w:rFonts w:ascii="Times New Roman" w:hAnsi="Times New Roman"/>
+          <w:sz w:val="24"/>
+        </w:rPr>
+        <w:tab/>
+        <w:t>(</w:t>
+      </w:r>
+      <w:bookmarkStart w:id="703" w:name="Equacao_orbital"/>
+      <w:fldSimple w:instr=" SEQ Equacao \* ARABIC ">
+        <w:r>
+          <w:rPr>
+            <w:sz w:val="24"/>
+          </w:rPr>
+          <w:t>3</w:t>
+        </w:r>
+      </w:fldSimple>
+      <w:bookmarkEnd w:id="703"/>
+      <w:r>
+        <w:rPr>
+          <w:rFonts w:ascii="Times New Roman" w:hAnsi="Times New Roman"/>
+          <w:sz w:val="24"/>
+        </w:rPr>
+        <w:t>)</w:t>
       </w:r>
     </w:p>
     <w:p>
       <w:pPr>
         <w:pStyle w:val="BodyText"/>
         <w:widowControl/>
-        <w:spacing w:before="120" w:after="140"/>
-        <w:ind w:firstLine="0"/>
-        <w:jc w:val="center"/>
+        <w:spacing w:line="360" w:lineRule="auto" w:after="120"/>
+        <w:ind w:firstLine="709"/>
+        <w:jc w:val="both"/>
       </w:pPr>
-      <m:oMathPara>
-        <m:oMathParaPr>
-          <m:jc m:val="center"/>
-        </m:oMathParaPr>
-        <m:oMath>
-          <m:sSub>
-            <m:e>
-              <m:r>
-                <w:rPr>
-                  <w:sz w:val="32"/>
-                </w:rPr>
-                <m:t>G</m:t>
-              </m:r>
-            </m:e>
-            <m:sub>
-              <m:r>
-                <w:rPr>
-                  <w:sz w:val="32"/>
-                </w:rPr>
-                <m:t>0</m:t>
-              </m:r>
-              <m:r>
-                <w:rPr>
-                  <w:sz w:val="32"/>
-                </w:rPr>
-                <m:t>n</m:t>
-              </m:r>
-            </m:sub>
-          </m:sSub>
-          <m:d>
-            <m:dPr>
-              <m:begChr m:val="("/>
-              <m:endChr m:val=")"/>
-              <m:sepChr m:val=""/>
-              <m:grow/>
-            </m:dPr>
-            <m:e>
-              <m:r>
-                <w:rPr>
-                  <w:sz w:val="32"/>
-                </w:rPr>
-                <m:t>t</m:t>
-              </m:r>
-            </m:e>
-          </m:d>
-          <m:r>
-            <w:rPr>
-              <w:sz w:val="32"/>
-            </w:rPr>
-            <m:rPr>
-              <m:sty m:val="p"/>
-            </m:rPr>
-            <m:t>=</m:t>
-          </m:r>
-          <m:sSub>
-            <m:e>
-              <m:r>
-                <w:rPr>
-                  <w:sz w:val="32"/>
-                </w:rPr>
-                <m:t>G</m:t>
-              </m:r>
-            </m:e>
-            <m:sub>
-              <m:r>
-                <w:rPr>
-                  <w:sz w:val="32"/>
-                </w:rPr>
-                <m:rPr>
-                  <m:sty m:val="p"/>
-                </m:rPr>
-                <m:t>s</m:t>
-              </m:r>
-              <m:r>
-                <w:rPr>
-                  <w:sz w:val="32"/>
-                </w:rPr>
-                <m:rPr>
-                  <m:sty m:val="p"/>
-                </m:rPr>
-                <m:t>c</m:t>
-              </m:r>
-            </m:sub>
-          </m:sSub>
-          <m:sSup>
-            <m:e>
-              <m:d>
-                <m:dPr>
-                  <m:begChr m:val="("/>
-                  <m:endChr m:val=")"/>
-                  <m:sepChr m:val=""/>
-                  <m:grow/>
-                </m:dPr>
-                <m:e>
-                  <m:f>
-                    <m:fPr>
-                      <m:type m:val="bar"/>
-                    </m:fPr>
-                    <m:num>
-                      <m:sSub>
-                        <m:e>
-                          <m:r>
-                            <w:rPr>
-                              <w:sz w:val="32"/>
-                            </w:rPr>
-                            <m:t>r</m:t>
-                          </m:r>
-                        </m:e>
-                        <m:sub>
-                          <m:r>
-                            <w:rPr>
-                              <w:sz w:val="32"/>
-                            </w:rPr>
-                            <m:t>0</m:t>
-                          </m:r>
-                        </m:sub>
-                      </m:sSub>
-                    </m:num>
-                    <m:den>
-                      <m:r>
-                        <w:rPr>
-                          <w:sz w:val="32"/>
-                        </w:rPr>
-                        <m:t>r</m:t>
-                      </m:r>
-                      <m:d>
-                        <m:dPr>
-                          <m:begChr m:val="("/>
-                          <m:endChr m:val=")"/>
-                          <m:sepChr m:val=""/>
-                          <m:grow/>
-                        </m:dPr>
-                        <m:e>
-                          <m:r>
-                            <w:rPr>
-                              <w:sz w:val="32"/>
-                            </w:rPr>
-                            <m:t>t</m:t>
-                          </m:r>
-                        </m:e>
-                      </m:d>
-                    </m:den>
-                  </m:f>
-                </m:e>
-              </m:d>
-            </m:e>
-            <m:sup>
-              <m:r>
-                <w:rPr>
-                  <w:sz w:val="32"/>
-                </w:rPr>
-                <m:t>2</m:t>
-              </m:r>
-            </m:sup>
-          </m:sSup>
-          <m:r>
-            <w:rPr>
-              <w:sz w:val="32"/>
-            </w:rPr>
-            <m:rPr>
-              <m:sty m:val="p"/>
-            </m:rPr>
-            <m:t>,</m:t>
-          </m:r>
-        </m:oMath>
-      </m:oMathPara>
-    </w:p>
-    <w:p>
-      <w:pPr>
-        <w:pStyle w:val="FirstParagraph"/>
-        <w:widowControl/>
-      </w:pPr>
-      <w:r>
-        <w:rPr>
-          <w:rFonts w:ascii="Times New Roman" w:hAnsi="Times New Roman"/>
-          <w:i w:val="0"/>
-        </w:rPr>
-        <w:t xml:space="preserve">na qual</w:t>
-      </w:r>
-      <w:r>
-        <w:rPr>
-          <w:rFonts w:ascii="Times New Roman" w:hAnsi="Times New Roman"/>
-          <w:i w:val="0"/>
+      <w:r>
+        <w:rPr>
+          <w:rFonts w:ascii="Times New Roman" w:hAnsi="Times New Roman"/>
+          <w:i w:val="0"/>
+          <w:color w:val="000000"/>
+          <w:sz w:val="24"/>
+        </w:rPr>
+        <w:t xml:space="preserve">em que</w:t>
+      </w:r>
+      <w:r>
+        <w:rPr>
+          <w:rFonts w:ascii="Times New Roman" w:hAnsi="Times New Roman"/>
+          <w:i w:val="0"/>
+          <w:color w:val="000000"/>
+          <w:sz w:val="24"/>
         </w:rPr>
         <w:t xml:space="preserve"> </w:t>
       </w:r>
@@ -1641,7 +2318,8 @@
           <m:e>
             <m:r>
               <w:rPr>
-                <w:sz w:val="28"/>
+                <w:sz w:val="24"/>
+                <w:szCs w:val="24"/>
               </w:rPr>
               <m:t>G</m:t>
             </m:r>
@@ -1649,20 +2327,122 @@
           <m:sub>
             <m:r>
               <w:rPr>
-                <w:sz w:val="28"/>
-              </w:rPr>
+                <w:sz w:val="24"/>
+                <w:szCs w:val="24"/>
+              </w:rPr>
+              <m:t>0</m:t>
+            </m:r>
+            <m:r>
+              <w:rPr>
+                <w:sz w:val="24"/>
+                <w:szCs w:val="24"/>
+              </w:rPr>
+              <m:t>n</m:t>
+            </m:r>
+          </m:sub>
+        </m:sSub>
+        <m:d>
+          <m:dPr>
+            <m:begChr m:val="("/>
+            <m:endChr m:val=")"/>
+            <m:sepChr m:val=""/>
+            <m:grow/>
+          </m:dPr>
+          <m:e>
+            <m:r>
+              <w:rPr>
+                <w:sz w:val="24"/>
+                <w:szCs w:val="24"/>
+              </w:rPr>
+              <m:t>t</m:t>
+            </m:r>
+          </m:e>
+        </m:d>
+      </m:oMath>
+      <w:r>
+        <w:rPr>
+          <w:rFonts w:ascii="Times New Roman" w:hAnsi="Times New Roman"/>
+          <w:i w:val="0"/>
+          <w:color w:val="000000"/>
+          <w:sz w:val="24"/>
+        </w:rPr>
+        <w:t xml:space="preserve"> </w:t>
+      </w:r>
+      <w:r>
+        <w:rPr>
+          <w:rFonts w:ascii="Times New Roman" w:hAnsi="Times New Roman"/>
+          <w:i w:val="0"/>
+          <w:color w:val="000000"/>
+          <w:sz w:val="24"/>
+        </w:rPr>
+        <w:t xml:space="preserve">é a irradiância extraterrestre normal no instante</w:t>
+      </w:r>
+      <w:r>
+        <w:rPr>
+          <w:rFonts w:ascii="Times New Roman" w:hAnsi="Times New Roman"/>
+          <w:i w:val="0"/>
+          <w:color w:val="000000"/>
+          <w:sz w:val="24"/>
+        </w:rPr>
+        <w:t xml:space="preserve"> </w:t>
+      </w:r>
+      <m:oMath>
+        <m:r>
+          <w:rPr>
+            <w:sz w:val="24"/>
+            <w:szCs w:val="24"/>
+          </w:rPr>
+          <m:t>t</m:t>
+        </m:r>
+      </m:oMath>
+      <w:r>
+        <w:rPr>
+          <w:rFonts w:ascii="Times New Roman" w:hAnsi="Times New Roman"/>
+          <w:i w:val="0"/>
+          <w:color w:val="000000"/>
+          <w:sz w:val="24"/>
+        </w:rPr>
+        <w:t xml:space="preserve">, em W/m²;</w:t>
+      </w:r>
+      <w:r>
+        <w:rPr>
+          <w:rFonts w:ascii="Times New Roman" w:hAnsi="Times New Roman"/>
+          <w:i w:val="0"/>
+          <w:color w:val="000000"/>
+          <w:sz w:val="24"/>
+        </w:rPr>
+        <w:t xml:space="preserve"> </w:t>
+      </w:r>
+      <m:oMath>
+        <m:sSub>
+          <m:e>
+            <m:r>
+              <w:rPr>
+                <w:sz w:val="24"/>
+                <w:szCs w:val="24"/>
+              </w:rPr>
+              <m:t>G</m:t>
+            </m:r>
+          </m:e>
+          <m:sub>
+            <m:r>
               <m:rPr>
                 <m:sty m:val="p"/>
               </m:rPr>
+              <w:rPr>
+                <w:sz w:val="24"/>
+                <w:szCs w:val="24"/>
+              </w:rPr>
               <m:t>s</m:t>
             </m:r>
             <m:r>
-              <w:rPr>
-                <w:sz w:val="28"/>
-              </w:rPr>
               <m:rPr>
                 <m:sty m:val="p"/>
               </m:rPr>
+              <w:rPr>
+                <w:sz w:val="24"/>
+                <w:szCs w:val="24"/>
+              </w:rPr>
               <m:t>c</m:t>
             </m:r>
           </m:sub>
@@ -1672,56 +2452,26 @@
         <w:rPr>
           <w:rFonts w:ascii="Times New Roman" w:hAnsi="Times New Roman"/>
           <w:i w:val="0"/>
-        </w:rPr>
-        <w:t xml:space="preserve"> </w:t>
-      </w:r>
-      <w:r>
-        <w:rPr>
-          <w:rFonts w:ascii="Times New Roman" w:hAnsi="Times New Roman"/>
-          <w:i w:val="0"/>
-        </w:rPr>
-        <w:t xml:space="preserve">[W </w:t>
-      </w:r>
-      <m:oMath>
-        <m:sSup>
-          <m:e>
-            <m:r>
-              <w:rPr>
-                <w:sz w:val="28"/>
-              </w:rPr>
-              <m:t>m</m:t>
-            </m:r>
-          </m:e>
-          <m:sup>
-            <m:r>
-              <w:rPr>
-                <w:sz w:val="28"/>
-              </w:rPr>
-              <m:rPr>
-                <m:sty m:val="p"/>
-              </m:rPr>
-              <m:t>−</m:t>
-            </m:r>
-            <m:r>
-              <w:rPr>
-                <w:sz w:val="28"/>
-              </w:rPr>
-              <m:t>2</m:t>
-            </m:r>
-          </m:sup>
-        </m:sSup>
-      </m:oMath>
-      <w:r>
-        <w:rPr>
-          <w:rFonts w:ascii="Times New Roman" w:hAnsi="Times New Roman"/>
-          <w:i w:val="0"/>
-        </w:rPr>
-        <w:t xml:space="preserve">] é uma irradiância solar de referência na distância média</w:t>
-      </w:r>
-      <w:r>
-        <w:rPr>
-          <w:rFonts w:ascii="Times New Roman" w:hAnsi="Times New Roman"/>
-          <w:i w:val="0"/>
+          <w:color w:val="000000"/>
+          <w:sz w:val="24"/>
+        </w:rPr>
+        <w:t xml:space="preserve"> </w:t>
+      </w:r>
+      <w:r>
+        <w:rPr>
+          <w:rFonts w:ascii="Times New Roman" w:hAnsi="Times New Roman"/>
+          <w:i w:val="0"/>
+          <w:color w:val="000000"/>
+          <w:sz w:val="24"/>
+        </w:rPr>
+        <w:t xml:space="preserve">é a irradiância de referência na distância</w:t>
+      </w:r>
+      <w:r>
+        <w:rPr>
+          <w:rFonts w:ascii="Times New Roman" w:hAnsi="Times New Roman"/>
+          <w:i w:val="0"/>
+          <w:color w:val="000000"/>
+          <w:sz w:val="24"/>
         </w:rPr>
         <w:t xml:space="preserve"> </w:t>
       </w:r>
@@ -1730,7 +2480,8 @@
           <m:e>
             <m:r>
               <w:rPr>
-                <w:sz w:val="28"/>
+                <w:sz w:val="24"/>
+                <w:szCs w:val="24"/>
               </w:rPr>
               <m:t>r</m:t>
             </m:r>
@@ -1738,7 +2489,8 @@
           <m:sub>
             <m:r>
               <w:rPr>
-                <w:sz w:val="28"/>
+                <w:sz w:val="24"/>
+                <w:szCs w:val="24"/>
               </w:rPr>
               <m:t>0</m:t>
             </m:r>
@@ -1749,27 +2501,74 @@
         <w:rPr>
           <w:rFonts w:ascii="Times New Roman" w:hAnsi="Times New Roman"/>
           <w:i w:val="0"/>
-        </w:rPr>
-        <w:t xml:space="preserve"> </w:t>
-      </w:r>
-      <w:r>
-        <w:rPr>
-          <w:rFonts w:ascii="Times New Roman" w:hAnsi="Times New Roman"/>
-          <w:i w:val="0"/>
-        </w:rPr>
-        <w:t xml:space="preserve">e</w:t>
-      </w:r>
-      <w:r>
-        <w:rPr>
-          <w:rFonts w:ascii="Times New Roman" w:hAnsi="Times New Roman"/>
-          <w:i w:val="0"/>
+          <w:color w:val="000000"/>
+          <w:sz w:val="24"/>
+        </w:rPr>
+        <w:t xml:space="preserve">, também em W/m²;</w:t>
+      </w:r>
+      <w:r>
+        <w:rPr>
+          <w:rFonts w:ascii="Times New Roman" w:hAnsi="Times New Roman"/>
+          <w:i w:val="0"/>
+          <w:color w:val="000000"/>
+          <w:sz w:val="24"/>
+        </w:rPr>
+        <w:t xml:space="preserve"> </w:t>
+      </w:r>
+      <m:oMath>
+        <m:sSub>
+          <m:e>
+            <m:r>
+              <w:rPr>
+                <w:sz w:val="24"/>
+                <w:szCs w:val="24"/>
+              </w:rPr>
+              <m:t>r</m:t>
+            </m:r>
+          </m:e>
+          <m:sub>
+            <m:r>
+              <w:rPr>
+                <w:sz w:val="24"/>
+                <w:szCs w:val="24"/>
+              </w:rPr>
+              <m:t>0</m:t>
+            </m:r>
+          </m:sub>
+        </m:sSub>
+      </m:oMath>
+      <w:r>
+        <w:rPr>
+          <w:rFonts w:ascii="Times New Roman" w:hAnsi="Times New Roman"/>
+          <w:i w:val="0"/>
+          <w:color w:val="000000"/>
+          <w:sz w:val="24"/>
+        </w:rPr>
+        <w:t xml:space="preserve"> </w:t>
+      </w:r>
+      <w:r>
+        <w:rPr>
+          <w:rFonts w:ascii="Times New Roman" w:hAnsi="Times New Roman"/>
+          <w:i w:val="0"/>
+          <w:color w:val="000000"/>
+          <w:sz w:val="24"/>
+        </w:rPr>
+        <w:t xml:space="preserve">é a distância de referência Terra–Sol; e</w:t>
+      </w:r>
+      <w:r>
+        <w:rPr>
+          <w:rFonts w:ascii="Times New Roman" w:hAnsi="Times New Roman"/>
+          <w:i w:val="0"/>
+          <w:color w:val="000000"/>
+          <w:sz w:val="24"/>
         </w:rPr>
         <w:t xml:space="preserve"> </w:t>
       </w:r>
       <m:oMath>
         <m:r>
           <w:rPr>
-            <w:sz w:val="28"/>
+            <w:sz w:val="24"/>
+            <w:szCs w:val="24"/>
           </w:rPr>
           <m:t>r</m:t>
         </m:r>
@@ -1783,7 +2582,8 @@
           <m:e>
             <m:r>
               <w:rPr>
-                <w:sz w:val="28"/>
+                <w:sz w:val="24"/>
+                <w:szCs w:val="24"/>
               </w:rPr>
               <m:t>t</m:t>
             </m:r>
@@ -1794,267 +2594,350 @@
         <w:rPr>
           <w:rFonts w:ascii="Times New Roman" w:hAnsi="Times New Roman"/>
           <w:i w:val="0"/>
-        </w:rPr>
-        <w:t xml:space="preserve"> </w:t>
-      </w:r>
-      <w:r>
-        <w:rPr>
-          <w:rFonts w:ascii="Times New Roman" w:hAnsi="Times New Roman"/>
-          <w:i w:val="0"/>
-        </w:rPr>
-        <w:t xml:space="preserve">é a distância Terra–Sol no instante considerado. A relação explicita a lei geométrica do inverso do quadrado, sem substituir o tratamento orbital usado pela implementação computacional. Diferentes referências históricas adotam constantes solares de valores próximos, mas não idênticos; aqui se fixa Gsc = 1366,1 W/m² para reproduzir a implementação do projeto (DUFFIE; BECKMAN; BLAIR, 2020, p. 9; PVLIB CONTRIBUTORS, 2026).</w:t>
-      </w:r>
-    </w:p>
-    <w:p>
-      <w:pPr>
-        <w:widowControl/>
-      </w:pPr>
-      <w:r>
-        <w:rPr>
-          <w:rFonts w:ascii="Times New Roman" w:hAnsi="Times New Roman"/>
-          <w:i w:val="0"/>
-        </w:rPr>
-        <w:t>Na aproximação de Spencer implementada, E₀ é função do dia do ano n, com B = 2π(n − 1)/365 em radianos. Mantém-se o denominador 365 também para 2024, ano bissexto, conforme o método do software. O fator empregado é (PVLIB CONTRIBUTORS, 2026):</w:t>
+          <w:color w:val="000000"/>
+          <w:sz w:val="24"/>
+        </w:rPr>
+        <w:t xml:space="preserve"> </w:t>
+      </w:r>
+      <w:r>
+        <w:rPr>
+          <w:rFonts w:ascii="Times New Roman" w:hAnsi="Times New Roman"/>
+          <w:i w:val="0"/>
+          <w:color w:val="000000"/>
+          <w:sz w:val="24"/>
+        </w:rPr>
+        <w:t xml:space="preserve">é a distância Terra–Sol no instante considerado. As duas distâncias devem ter a mesma unidade, de modo que sua razão e seu quadrado sejam adimensionais.</w:t>
       </w:r>
     </w:p>
     <w:p>
       <w:pPr>
         <w:pStyle w:val="FirstParagraph"/>
         <w:widowControl/>
-        <w:spacing w:before="120" w:after="140"/>
-        <w:ind w:firstLine="0"/>
-        <w:jc w:val="center"/>
+        <w:spacing w:line="360" w:lineRule="auto" w:after="120"/>
+        <w:ind w:firstLine="709"/>
       </w:pPr>
-      <m:oMathPara>
-        <m:oMathParaPr>
-          <m:jc m:val="center"/>
-        </m:oMathParaPr>
-        <m:oMath>
-          <m:eqArr>
-            <m:e>
-              <m:sSub>
-                <m:e>
-                  <m:r>
-                    <w:rPr>
-                      <w:sz w:val="32"/>
-                    </w:rPr>
-                    <m:t>E</m:t>
-                  </m:r>
-                </m:e>
-                <m:sub>
-                  <m:r>
-                    <w:rPr>
-                      <w:sz w:val="32"/>
-                    </w:rPr>
-                    <m:t>0</m:t>
-                  </m:r>
-                </m:sub>
-              </m:sSub>
-              <m:r>
-                <w:rPr>
-                  <w:sz w:val="32"/>
-                </w:rPr>
-                <m:rPr>
-                  <m:sty m:val="p"/>
-                </m:rPr>
-                <m:t>=</m:t>
-              </m:r>
-              <m:r>
-                <w:rPr>
-                  <w:sz w:val="32"/>
-                </w:rPr>
-                <m:t/>
-              </m:r>
-              <m:r>
-                <w:rPr>
-                  <w:sz w:val="32"/>
-                </w:rPr>
-                <m:t>1.000110</m:t>
-              </m:r>
-              <m:r>
-                <w:rPr>
-                  <w:sz w:val="32"/>
-                </w:rPr>
-                <m:rPr>
-                  <m:sty m:val="p"/>
-                </m:rPr>
-                <m:t>+</m:t>
-              </m:r>
-              <m:r>
-                <w:rPr>
-                  <w:sz w:val="32"/>
-                </w:rPr>
-                <m:t>0.034221</m:t>
-              </m:r>
-              <m:r>
-                <w:rPr>
-                  <w:sz w:val="32"/>
-                </w:rPr>
-                <m:rPr>
-                  <m:sty m:val="p"/>
-                </m:rPr>
-                <m:t>cos</m:t>
-              </m:r>
-              <m:r>
-                <w:rPr>
-                  <w:sz w:val="32"/>
-                </w:rPr>
-                <m:t>B</m:t>
-              </m:r>
-              <m:r>
-                <w:rPr>
-                  <w:sz w:val="32"/>
-                </w:rPr>
-                <m:rPr>
-                  <m:sty m:val="p"/>
-                </m:rPr>
-                <m:t>+</m:t>
-              </m:r>
-              <m:r>
-                <w:rPr>
-                  <w:sz w:val="32"/>
-                </w:rPr>
-                <m:t>0.001280</m:t>
-              </m:r>
-              <m:r>
-                <w:rPr>
-                  <w:sz w:val="32"/>
-                </w:rPr>
-                <m:rPr>
-                  <m:sty m:val="p"/>
-                </m:rPr>
-                <m:t>sin</m:t>
-              </m:r>
-              <m:r>
-                <w:rPr>
-                  <w:sz w:val="32"/>
-                </w:rPr>
-                <m:t>B</m:t>
-              </m:r>
-            </m:e>
-            <m:e>
-              <m:r>
-                <w:rPr>
-                  <w:sz w:val="32"/>
-                </w:rPr>
-                <m:rPr>
-                  <m:sty m:val="p"/>
-                </m:rPr>
-                <m:t>+</m:t>
-              </m:r>
-              <m:r>
-                <w:rPr>
-                  <w:sz w:val="32"/>
-                </w:rPr>
-                <m:t>0.000719</m:t>
-              </m:r>
-              <m:r>
-                <w:rPr>
-                  <w:sz w:val="32"/>
-                </w:rPr>
-                <m:rPr>
-                  <m:sty m:val="p"/>
-                </m:rPr>
-                <m:t>cos</m:t>
-              </m:r>
-              <m:d>
-                <m:dPr>
-                  <m:begChr m:val="("/>
-                  <m:endChr m:val=")"/>
-                  <m:sepChr m:val=""/>
-                  <m:grow/>
-                </m:dPr>
-                <m:e>
-                  <m:r>
-                    <w:rPr>
-                      <w:sz w:val="32"/>
-                    </w:rPr>
-                    <m:t>2</m:t>
-                  </m:r>
-                  <m:r>
-                    <w:rPr>
-                      <w:sz w:val="32"/>
-                    </w:rPr>
-                    <m:t>B</m:t>
-                  </m:r>
-                </m:e>
-              </m:d>
-              <m:r>
-                <w:rPr>
-                  <w:sz w:val="32"/>
-                </w:rPr>
-                <m:rPr>
-                  <m:sty m:val="p"/>
-                </m:rPr>
-                <m:t>+</m:t>
-              </m:r>
-              <m:r>
-                <w:rPr>
-                  <w:sz w:val="32"/>
-                </w:rPr>
-                <m:t>0.000077</m:t>
-              </m:r>
-              <m:r>
-                <w:rPr>
-                  <w:sz w:val="32"/>
-                </w:rPr>
-                <m:rPr>
-                  <m:sty m:val="p"/>
-                </m:rPr>
-                <m:t>sin</m:t>
-              </m:r>
-              <m:d>
-                <m:dPr>
-                  <m:begChr m:val="("/>
-                  <m:endChr m:val=")"/>
-                  <m:sepChr m:val=""/>
-                  <m:grow/>
-                </m:dPr>
-                <m:e>
-                  <m:r>
-                    <w:rPr>
-                      <w:sz w:val="32"/>
-                    </w:rPr>
-                    <m:t>2</m:t>
-                  </m:r>
-                  <m:r>
-                    <w:rPr>
-                      <w:sz w:val="32"/>
-                    </w:rPr>
-                    <m:t>B</m:t>
-                  </m:r>
-                </m:e>
-              </m:d>
-              <m:r>
-                <w:rPr>
-                  <w:sz w:val="32"/>
-                </w:rPr>
-                <m:rPr>
-                  <m:sty m:val="p"/>
-                </m:rPr>
-                <m:t>.</m:t>
-              </m:r>
-            </m:e>
-          </m:eqArr>
-        </m:oMath>
-      </m:oMathPara>
+      <w:r>
+        <w:rPr>
+          <w:rFonts w:ascii="Times New Roman" w:hAnsi="Times New Roman"/>
+          <w:i w:val="0"/>
+          <w:color w:val="000000"/>
+          <w:sz w:val="24"/>
+        </w:rPr>
+        <w:t xml:space="preserve">A relação explicita a lei geométrica do inverso do quadrado, sem substituir o tratamento orbital usado pela implementação computacional. Diferentes referências históricas adotam constantes solares de valores próximos, mas não idênticos; aqui se fixa Gsc = 1366,1 W/m² para reproduzir a implementação do projeto (DUFFIE; BECKMAN; BLAIR, 2020, p. 9; PVLIB CONTRIBUTORS, 2026).</w:t>
+      </w:r>
+    </w:p>
+    <w:p>
+      <w:pPr>
+        <w:keepNext/>
+        <w:widowControl/>
+        <w:spacing w:line="360" w:lineRule="auto" w:after="120"/>
+        <w:ind w:firstLine="709"/>
+      </w:pPr>
+      <w:r>
+        <w:t>O fator orbital da aproximação de Spencer implementada no pvlib 0.16.1 é expresso pela equação (4) (PVLIB CONTRIBUTORS, 2026):</w:t>
+      </w:r>
+    </w:p>
+    <w:p>
+      <w:pPr>
+        <w:keepNext/>
+        <w:keepLines/>
+        <w:widowControl/>
+        <w:tabs>
+          <w:tab w:pos="4535" w:val="center"/>
+          <w:tab w:pos="9071" w:val="right"/>
+        </w:tabs>
+        <w:spacing w:before="160" w:after="160" w:line="276" w:lineRule="auto"/>
+        <w:ind w:firstLine="0" w:left="0" w:right="0"/>
+        <w:jc w:val="left"/>
+      </w:pPr>
+      <w:r>
+        <w:rPr>
+          <w:rFonts w:ascii="Times New Roman" w:hAnsi="Times New Roman"/>
+          <w:sz w:val="24"/>
+        </w:rPr>
+        <w:tab/>
+      </w:r>
+      <m:oMath>
+        <m:eqArr>
+          <m:e>
+            <m:sSub>
+              <m:e>
+                <m:r>
+                  <w:rPr>
+                    <w:sz w:val="24"/>
+                    <w:szCs w:val="24"/>
+                  </w:rPr>
+                  <m:t>E</m:t>
+                </m:r>
+              </m:e>
+              <m:sub>
+                <m:r>
+                  <w:rPr>
+                    <w:sz w:val="24"/>
+                    <w:szCs w:val="24"/>
+                  </w:rPr>
+                  <m:t>0</m:t>
+                </m:r>
+              </m:sub>
+            </m:sSub>
+            <m:r>
+              <m:rPr>
+                <m:sty m:val="p"/>
+              </m:rPr>
+              <w:rPr>
+                <w:sz w:val="24"/>
+                <w:szCs w:val="24"/>
+              </w:rPr>
+              <m:t>=</m:t>
+            </m:r>
+            <m:r>
+              <w:rPr>
+                <w:sz w:val="24"/>
+                <w:szCs w:val="24"/>
+              </w:rPr>
+              <m:t/>
+            </m:r>
+            <m:r>
+              <w:rPr>
+                <w:sz w:val="24"/>
+                <w:szCs w:val="24"/>
+              </w:rPr>
+              <m:t>1.000110</m:t>
+            </m:r>
+            <m:r>
+              <m:rPr>
+                <m:sty m:val="p"/>
+              </m:rPr>
+              <w:rPr>
+                <w:sz w:val="24"/>
+                <w:szCs w:val="24"/>
+              </w:rPr>
+              <m:t>+</m:t>
+            </m:r>
+            <m:r>
+              <w:rPr>
+                <w:sz w:val="24"/>
+                <w:szCs w:val="24"/>
+              </w:rPr>
+              <m:t>0.034221</m:t>
+            </m:r>
+            <m:r>
+              <m:rPr>
+                <m:sty m:val="p"/>
+              </m:rPr>
+              <w:rPr>
+                <w:sz w:val="24"/>
+                <w:szCs w:val="24"/>
+              </w:rPr>
+              <m:t>cos</m:t>
+            </m:r>
+            <m:r>
+              <w:rPr>
+                <w:sz w:val="24"/>
+                <w:szCs w:val="24"/>
+              </w:rPr>
+              <m:t>B</m:t>
+            </m:r>
+            <m:r>
+              <m:rPr>
+                <m:sty m:val="p"/>
+              </m:rPr>
+              <w:rPr>
+                <w:sz w:val="24"/>
+                <w:szCs w:val="24"/>
+              </w:rPr>
+              <m:t>+</m:t>
+            </m:r>
+            <m:r>
+              <w:rPr>
+                <w:sz w:val="24"/>
+                <w:szCs w:val="24"/>
+              </w:rPr>
+              <m:t>0.001280</m:t>
+            </m:r>
+            <m:r>
+              <m:rPr>
+                <m:sty m:val="p"/>
+              </m:rPr>
+              <w:rPr>
+                <w:sz w:val="24"/>
+                <w:szCs w:val="24"/>
+              </w:rPr>
+              <m:t>sin</m:t>
+            </m:r>
+            <m:r>
+              <w:rPr>
+                <w:sz w:val="24"/>
+                <w:szCs w:val="24"/>
+              </w:rPr>
+              <m:t>B</m:t>
+            </m:r>
+          </m:e>
+          <m:e>
+            <m:r>
+              <m:rPr>
+                <m:sty m:val="p"/>
+              </m:rPr>
+              <w:rPr>
+                <w:sz w:val="24"/>
+                <w:szCs w:val="24"/>
+              </w:rPr>
+              <m:t>+</m:t>
+            </m:r>
+            <m:r>
+              <w:rPr>
+                <w:sz w:val="24"/>
+                <w:szCs w:val="24"/>
+              </w:rPr>
+              <m:t>0.000719</m:t>
+            </m:r>
+            <m:r>
+              <m:rPr>
+                <m:sty m:val="p"/>
+              </m:rPr>
+              <w:rPr>
+                <w:sz w:val="24"/>
+                <w:szCs w:val="24"/>
+              </w:rPr>
+              <m:t>cos</m:t>
+            </m:r>
+            <m:d>
+              <m:dPr>
+                <m:begChr m:val="("/>
+                <m:endChr m:val=")"/>
+                <m:sepChr m:val=""/>
+                <m:grow/>
+              </m:dPr>
+              <m:e>
+                <m:r>
+                  <w:rPr>
+                    <w:sz w:val="24"/>
+                    <w:szCs w:val="24"/>
+                  </w:rPr>
+                  <m:t>2</m:t>
+                </m:r>
+                <m:r>
+                  <w:rPr>
+                    <w:sz w:val="24"/>
+                    <w:szCs w:val="24"/>
+                  </w:rPr>
+                  <m:t>B</m:t>
+                </m:r>
+              </m:e>
+            </m:d>
+            <m:r>
+              <m:rPr>
+                <m:sty m:val="p"/>
+              </m:rPr>
+              <w:rPr>
+                <w:sz w:val="24"/>
+                <w:szCs w:val="24"/>
+              </w:rPr>
+              <m:t>+</m:t>
+            </m:r>
+            <m:r>
+              <w:rPr>
+                <w:sz w:val="24"/>
+                <w:szCs w:val="24"/>
+              </w:rPr>
+              <m:t>0.000077</m:t>
+            </m:r>
+            <m:r>
+              <m:rPr>
+                <m:sty m:val="p"/>
+              </m:rPr>
+              <w:rPr>
+                <w:sz w:val="24"/>
+                <w:szCs w:val="24"/>
+              </w:rPr>
+              <m:t>sin</m:t>
+            </m:r>
+            <m:d>
+              <m:dPr>
+                <m:begChr m:val="("/>
+                <m:endChr m:val=")"/>
+                <m:sepChr m:val=""/>
+                <m:grow/>
+              </m:dPr>
+              <m:e>
+                <m:r>
+                  <w:rPr>
+                    <w:sz w:val="24"/>
+                    <w:szCs w:val="24"/>
+                  </w:rPr>
+                  <m:t>2</m:t>
+                </m:r>
+                <m:r>
+                  <w:rPr>
+                    <w:sz w:val="24"/>
+                    <w:szCs w:val="24"/>
+                  </w:rPr>
+                  <m:t>B</m:t>
+                </m:r>
+              </m:e>
+            </m:d>
+            <m:r>
+              <m:rPr>
+                <m:sty m:val="p"/>
+              </m:rPr>
+              <w:rPr>
+                <w:sz w:val="24"/>
+                <w:szCs w:val="24"/>
+              </w:rPr>
+              <m:t>.</m:t>
+            </m:r>
+          </m:e>
+        </m:eqArr>
+      </m:oMath>
+      <w:r>
+        <w:rPr>
+          <w:rFonts w:ascii="Times New Roman" w:hAnsi="Times New Roman"/>
+          <w:sz w:val="24"/>
+        </w:rPr>
+        <w:tab/>
+        <w:t>(</w:t>
+      </w:r>
+      <w:bookmarkStart w:id="704" w:name="Equacao_spencer"/>
+      <w:fldSimple w:instr=" SEQ Equacao \* ARABIC ">
+        <w:r>
+          <w:rPr>
+            <w:sz w:val="24"/>
+          </w:rPr>
+          <w:t>4</w:t>
+        </w:r>
+      </w:fldSimple>
+      <w:bookmarkEnd w:id="704"/>
+      <w:r>
+        <w:rPr>
+          <w:rFonts w:ascii="Times New Roman" w:hAnsi="Times New Roman"/>
+          <w:sz w:val="24"/>
+        </w:rPr>
+        <w:t>)</w:t>
+      </w:r>
     </w:p>
     <w:p>
       <w:pPr>
         <w:pStyle w:val="BodyText"/>
         <w:widowControl/>
+        <w:spacing w:line="360" w:lineRule="auto" w:after="120"/>
+        <w:ind w:firstLine="709"/>
+        <w:jc w:val="both"/>
       </w:pPr>
       <w:r>
         <w:rPr>
           <w:rFonts w:ascii="Times New Roman" w:hAnsi="Times New Roman"/>
           <w:i w:val="0"/>
-        </w:rPr>
-        <w:t xml:space="preserve">A projeção da irradiância normal sobre um plano horizontal produz a irradiância extraterrestre horizontal</w:t>
-      </w:r>
-      <w:r>
-        <w:rPr>
-          <w:rFonts w:ascii="Times New Roman" w:hAnsi="Times New Roman"/>
-          <w:i w:val="0"/>
+          <w:color w:val="000000"/>
+          <w:sz w:val="24"/>
+        </w:rPr>
+        <w:t xml:space="preserve">em que</w:t>
+      </w:r>
+      <w:r>
+        <w:rPr>
+          <w:rFonts w:ascii="Times New Roman" w:hAnsi="Times New Roman"/>
+          <w:i w:val="0"/>
+          <w:color w:val="000000"/>
+          <w:sz w:val="24"/>
         </w:rPr>
         <w:t xml:space="preserve"> </w:t>
       </w:r>
@@ -2063,23 +2946,19 @@
           <m:e>
             <m:r>
               <w:rPr>
-                <w:sz w:val="28"/>
-              </w:rPr>
-              <m:t>G</m:t>
+                <w:sz w:val="24"/>
+                <w:szCs w:val="24"/>
+              </w:rPr>
+              <m:t>E</m:t>
             </m:r>
           </m:e>
           <m:sub>
             <m:r>
               <w:rPr>
-                <w:sz w:val="28"/>
+                <w:sz w:val="24"/>
+                <w:szCs w:val="24"/>
               </w:rPr>
               <m:t>0</m:t>
-            </m:r>
-            <m:r>
-              <w:rPr>
-                <w:sz w:val="28"/>
-              </w:rPr>
-              <m:t>h</m:t>
             </m:r>
           </m:sub>
         </m:sSub>
@@ -2088,13 +2967,488 @@
         <w:rPr>
           <w:rFonts w:ascii="Times New Roman" w:hAnsi="Times New Roman"/>
           <w:i w:val="0"/>
-        </w:rPr>
-        <w:t xml:space="preserve"> </w:t>
-      </w:r>
-      <w:r>
-        <w:rPr>
-          <w:rFonts w:ascii="Times New Roman" w:hAnsi="Times New Roman"/>
-          <w:i w:val="0"/>
+          <w:color w:val="000000"/>
+          <w:sz w:val="24"/>
+        </w:rPr>
+        <w:t xml:space="preserve"> </w:t>
+      </w:r>
+      <w:r>
+        <w:rPr>
+          <w:rFonts w:ascii="Times New Roman" w:hAnsi="Times New Roman"/>
+          <w:i w:val="0"/>
+          <w:color w:val="000000"/>
+          <w:sz w:val="24"/>
+        </w:rPr>
+        <w:t xml:space="preserve">é o fator orbital adimensional e</w:t>
+      </w:r>
+      <w:r>
+        <w:rPr>
+          <w:rFonts w:ascii="Times New Roman" w:hAnsi="Times New Roman"/>
+          <w:i w:val="0"/>
+          <w:color w:val="000000"/>
+          <w:sz w:val="24"/>
+        </w:rPr>
+        <w:t xml:space="preserve"> </w:t>
+      </w:r>
+      <m:oMath>
+        <m:r>
+          <w:rPr>
+            <w:sz w:val="24"/>
+            <w:szCs w:val="24"/>
+          </w:rPr>
+          <m:t>B</m:t>
+        </m:r>
+        <m:r>
+          <m:rPr>
+            <m:sty m:val="p"/>
+          </m:rPr>
+          <w:rPr>
+            <w:sz w:val="24"/>
+            <w:szCs w:val="24"/>
+          </w:rPr>
+          <m:t>=</m:t>
+        </m:r>
+        <m:r>
+          <w:rPr>
+            <w:sz w:val="24"/>
+            <w:szCs w:val="24"/>
+          </w:rPr>
+          <m:t>2</m:t>
+        </m:r>
+        <m:r>
+          <w:rPr>
+            <w:sz w:val="24"/>
+            <w:szCs w:val="24"/>
+          </w:rPr>
+          <m:t>π</m:t>
+        </m:r>
+        <m:d>
+          <m:dPr>
+            <m:begChr m:val="("/>
+            <m:endChr m:val=")"/>
+            <m:sepChr m:val=""/>
+            <m:grow/>
+          </m:dPr>
+          <m:e>
+            <m:r>
+              <w:rPr>
+                <w:sz w:val="24"/>
+                <w:szCs w:val="24"/>
+              </w:rPr>
+              <m:t>n</m:t>
+            </m:r>
+            <m:r>
+              <m:rPr>
+                <m:sty m:val="p"/>
+              </m:rPr>
+              <w:rPr>
+                <w:sz w:val="24"/>
+                <w:szCs w:val="24"/>
+              </w:rPr>
+              <m:t>−</m:t>
+            </m:r>
+            <m:r>
+              <w:rPr>
+                <w:sz w:val="24"/>
+                <w:szCs w:val="24"/>
+              </w:rPr>
+              <m:t>1</m:t>
+            </m:r>
+          </m:e>
+        </m:d>
+        <m:r>
+          <m:rPr>
+            <m:sty m:val="p"/>
+          </m:rPr>
+          <w:rPr>
+            <w:sz w:val="24"/>
+            <w:szCs w:val="24"/>
+          </w:rPr>
+          <m:t>/</m:t>
+        </m:r>
+        <m:r>
+          <w:rPr>
+            <w:sz w:val="24"/>
+            <w:szCs w:val="24"/>
+          </w:rPr>
+          <m:t>365</m:t>
+        </m:r>
+      </m:oMath>
+      <w:r>
+        <w:rPr>
+          <w:rFonts w:ascii="Times New Roman" w:hAnsi="Times New Roman"/>
+          <w:i w:val="0"/>
+          <w:color w:val="000000"/>
+          <w:sz w:val="24"/>
+        </w:rPr>
+        <w:t xml:space="preserve"> </w:t>
+      </w:r>
+      <w:r>
+        <w:rPr>
+          <w:rFonts w:ascii="Times New Roman" w:hAnsi="Times New Roman"/>
+          <w:i w:val="0"/>
+          <w:color w:val="000000"/>
+          <w:sz w:val="24"/>
+        </w:rPr>
+        <w:t xml:space="preserve">é o argumento angular em radianos, sendo</w:t>
+      </w:r>
+      <w:r>
+        <w:rPr>
+          <w:rFonts w:ascii="Times New Roman" w:hAnsi="Times New Roman"/>
+          <w:i w:val="0"/>
+          <w:color w:val="000000"/>
+          <w:sz w:val="24"/>
+        </w:rPr>
+        <w:t xml:space="preserve"> </w:t>
+      </w:r>
+      <m:oMath>
+        <m:r>
+          <w:rPr>
+            <w:sz w:val="24"/>
+            <w:szCs w:val="24"/>
+          </w:rPr>
+          <m:t>n</m:t>
+        </m:r>
+      </m:oMath>
+      <w:r>
+        <w:rPr>
+          <w:rFonts w:ascii="Times New Roman" w:hAnsi="Times New Roman"/>
+          <w:i w:val="0"/>
+          <w:color w:val="000000"/>
+          <w:sz w:val="24"/>
+        </w:rPr>
+        <w:t xml:space="preserve"> </w:t>
+      </w:r>
+      <w:r>
+        <w:rPr>
+          <w:rFonts w:ascii="Times New Roman" w:hAnsi="Times New Roman"/>
+          <w:i w:val="0"/>
+          <w:color w:val="000000"/>
+          <w:sz w:val="24"/>
+        </w:rPr>
+        <w:t xml:space="preserve">o número do dia no ano. Os coeficientes numéricos são adimensionais. A irradiância normal é calculada por</w:t>
+      </w:r>
+      <w:r>
+        <w:rPr>
+          <w:rFonts w:ascii="Times New Roman" w:hAnsi="Times New Roman"/>
+          <w:i w:val="0"/>
+          <w:color w:val="000000"/>
+          <w:sz w:val="24"/>
+        </w:rPr>
+        <w:t xml:space="preserve"> </w:t>
+      </w:r>
+      <m:oMath>
+        <m:sSub>
+          <m:e>
+            <m:r>
+              <w:rPr>
+                <w:sz w:val="24"/>
+                <w:szCs w:val="24"/>
+              </w:rPr>
+              <m:t>G</m:t>
+            </m:r>
+          </m:e>
+          <m:sub>
+            <m:r>
+              <w:rPr>
+                <w:sz w:val="24"/>
+                <w:szCs w:val="24"/>
+              </w:rPr>
+              <m:t>0</m:t>
+            </m:r>
+            <m:r>
+              <w:rPr>
+                <w:sz w:val="24"/>
+                <w:szCs w:val="24"/>
+              </w:rPr>
+              <m:t>n</m:t>
+            </m:r>
+          </m:sub>
+        </m:sSub>
+        <m:r>
+          <m:rPr>
+            <m:sty m:val="p"/>
+          </m:rPr>
+          <w:rPr>
+            <w:sz w:val="24"/>
+            <w:szCs w:val="24"/>
+          </w:rPr>
+          <m:t>=</m:t>
+        </m:r>
+        <m:sSub>
+          <m:e>
+            <m:r>
+              <w:rPr>
+                <w:sz w:val="24"/>
+                <w:szCs w:val="24"/>
+              </w:rPr>
+              <m:t>G</m:t>
+            </m:r>
+          </m:e>
+          <m:sub>
+            <m:r>
+              <m:rPr>
+                <m:sty m:val="p"/>
+              </m:rPr>
+              <w:rPr>
+                <w:sz w:val="24"/>
+                <w:szCs w:val="24"/>
+              </w:rPr>
+              <m:t>s</m:t>
+            </m:r>
+            <m:r>
+              <m:rPr>
+                <m:sty m:val="p"/>
+              </m:rPr>
+              <w:rPr>
+                <w:sz w:val="24"/>
+                <w:szCs w:val="24"/>
+              </w:rPr>
+              <m:t>c</m:t>
+            </m:r>
+          </m:sub>
+        </m:sSub>
+        <m:sSub>
+          <m:e>
+            <m:r>
+              <w:rPr>
+                <w:sz w:val="24"/>
+                <w:szCs w:val="24"/>
+              </w:rPr>
+              <m:t>E</m:t>
+            </m:r>
+          </m:e>
+          <m:sub>
+            <m:r>
+              <w:rPr>
+                <w:sz w:val="24"/>
+                <w:szCs w:val="24"/>
+              </w:rPr>
+              <m:t>0</m:t>
+            </m:r>
+          </m:sub>
+        </m:sSub>
+      </m:oMath>
+      <w:r>
+        <w:rPr>
+          <w:rFonts w:ascii="Times New Roman" w:hAnsi="Times New Roman"/>
+          <w:i w:val="0"/>
+          <w:color w:val="000000"/>
+          <w:sz w:val="24"/>
+        </w:rPr>
+        <w:t xml:space="preserve">, com</w:t>
+      </w:r>
+      <w:r>
+        <w:rPr>
+          <w:rFonts w:ascii="Times New Roman" w:hAnsi="Times New Roman"/>
+          <w:i w:val="0"/>
+          <w:color w:val="000000"/>
+          <w:sz w:val="24"/>
+        </w:rPr>
+        <w:t xml:space="preserve"> </w:t>
+      </w:r>
+      <m:oMath>
+        <m:sSub>
+          <m:e>
+            <m:r>
+              <w:rPr>
+                <w:sz w:val="24"/>
+                <w:szCs w:val="24"/>
+              </w:rPr>
+              <m:t>G</m:t>
+            </m:r>
+          </m:e>
+          <m:sub>
+            <m:r>
+              <m:rPr>
+                <m:sty m:val="p"/>
+              </m:rPr>
+              <w:rPr>
+                <w:sz w:val="24"/>
+                <w:szCs w:val="24"/>
+              </w:rPr>
+              <m:t>s</m:t>
+            </m:r>
+            <m:r>
+              <m:rPr>
+                <m:sty m:val="p"/>
+              </m:rPr>
+              <w:rPr>
+                <w:sz w:val="24"/>
+                <w:szCs w:val="24"/>
+              </w:rPr>
+              <m:t>c</m:t>
+            </m:r>
+          </m:sub>
+        </m:sSub>
+        <m:r>
+          <m:rPr>
+            <m:sty m:val="p"/>
+          </m:rPr>
+          <w:rPr>
+            <w:sz w:val="24"/>
+            <w:szCs w:val="24"/>
+          </w:rPr>
+          <m:t>=</m:t>
+        </m:r>
+        <m:r>
+          <w:rPr>
+            <w:sz w:val="24"/>
+            <w:szCs w:val="24"/>
+          </w:rPr>
+          <m:t>1366</m:t>
+        </m:r>
+        <m:r>
+          <m:rPr>
+            <m:sty m:val="p"/>
+          </m:rPr>
+          <w:rPr>
+            <w:sz w:val="24"/>
+            <w:szCs w:val="24"/>
+          </w:rPr>
+          <m:t>,</m:t>
+        </m:r>
+        <m:r>
+          <w:rPr>
+            <w:sz w:val="24"/>
+            <w:szCs w:val="24"/>
+          </w:rPr>
+          <m:t>1</m:t>
+        </m:r>
+        <m:r>
+          <w:rPr>
+            <w:sz w:val="24"/>
+            <w:szCs w:val="24"/>
+          </w:rPr>
+          <m:t> </m:t>
+        </m:r>
+        <m:r>
+          <m:rPr>
+            <m:sty m:val="p"/>
+          </m:rPr>
+          <w:rPr>
+            <w:sz w:val="24"/>
+            <w:szCs w:val="24"/>
+          </w:rPr>
+          <m:t>W</m:t>
+        </m:r>
+        <m:r>
+          <m:rPr>
+            <m:sty m:val="p"/>
+          </m:rPr>
+          <w:rPr>
+            <w:sz w:val="24"/>
+            <w:szCs w:val="24"/>
+          </w:rPr>
+          <m:t>/</m:t>
+        </m:r>
+        <m:sSup>
+          <m:e>
+            <m:r>
+              <m:rPr>
+                <m:sty m:val="p"/>
+              </m:rPr>
+              <w:rPr>
+                <w:sz w:val="24"/>
+                <w:szCs w:val="24"/>
+              </w:rPr>
+              <m:t>m</m:t>
+            </m:r>
+          </m:e>
+          <m:sup>
+            <m:r>
+              <m:rPr>
+                <m:sty m:val="p"/>
+              </m:rPr>
+              <w:rPr>
+                <w:sz w:val="24"/>
+                <w:szCs w:val="24"/>
+              </w:rPr>
+              <m:t>2</m:t>
+            </m:r>
+          </m:sup>
+        </m:sSup>
+      </m:oMath>
+      <w:r>
+        <w:rPr>
+          <w:rFonts w:ascii="Times New Roman" w:hAnsi="Times New Roman"/>
+          <w:i w:val="0"/>
+          <w:color w:val="000000"/>
+          <w:sz w:val="24"/>
+        </w:rPr>
+        <w:t xml:space="preserve">. O denominador 365 é mantido em 2024 para reproduzir a implementação conferida do pvlib.</w:t>
+      </w:r>
+    </w:p>
+    <w:p>
+      <w:pPr>
+        <w:pStyle w:val="BodyText"/>
+        <w:keepNext/>
+        <w:widowControl/>
+        <w:spacing w:line="360" w:lineRule="auto" w:after="120"/>
+        <w:ind w:firstLine="709"/>
+      </w:pPr>
+      <w:r>
+        <w:rPr>
+          <w:rFonts w:ascii="Times New Roman" w:hAnsi="Times New Roman"/>
+          <w:i w:val="0"/>
+          <w:color w:val="000000"/>
+          <w:sz w:val="24"/>
+        </w:rPr>
+        <w:t xml:space="preserve">A projeção da irradiância normal sobre um plano horizontal produz a irradiância extraterrestre horizontal</w:t>
+      </w:r>
+      <w:r>
+        <w:rPr>
+          <w:rFonts w:ascii="Times New Roman" w:hAnsi="Times New Roman"/>
+          <w:i w:val="0"/>
+          <w:color w:val="000000"/>
+          <w:sz w:val="24"/>
+        </w:rPr>
+        <w:t xml:space="preserve"> </w:t>
+      </w:r>
+      <m:oMath>
+        <m:sSub>
+          <m:e>
+            <m:r>
+              <w:rPr>
+                <w:sz w:val="24"/>
+                <w:szCs w:val="24"/>
+              </w:rPr>
+              <m:t>G</m:t>
+            </m:r>
+          </m:e>
+          <m:sub>
+            <m:r>
+              <w:rPr>
+                <w:sz w:val="24"/>
+                <w:szCs w:val="24"/>
+              </w:rPr>
+              <m:t>0</m:t>
+            </m:r>
+            <m:r>
+              <w:rPr>
+                <w:sz w:val="24"/>
+                <w:szCs w:val="24"/>
+              </w:rPr>
+              <m:t>h</m:t>
+            </m:r>
+          </m:sub>
+        </m:sSub>
+      </m:oMath>
+      <w:r>
+        <w:rPr>
+          <w:rFonts w:ascii="Times New Roman" w:hAnsi="Times New Roman"/>
+          <w:i w:val="0"/>
+          <w:color w:val="000000"/>
+          <w:sz w:val="24"/>
+        </w:rPr>
+        <w:t xml:space="preserve"> </w:t>
+      </w:r>
+      <w:r>
+        <w:rPr>
+          <w:rFonts w:ascii="Times New Roman" w:hAnsi="Times New Roman"/>
+          <w:i w:val="0"/>
+          <w:color w:val="000000"/>
+          <w:sz w:val="24"/>
         </w:rPr>
         <w:t xml:space="preserve">[W </w:t>
       </w:r>
@@ -2103,24 +3457,27 @@
           <m:e>
             <m:r>
               <w:rPr>
-                <w:sz w:val="28"/>
+                <w:sz w:val="24"/>
+                <w:szCs w:val="24"/>
               </w:rPr>
               <m:t>m</m:t>
             </m:r>
           </m:e>
           <m:sup>
             <m:r>
-              <w:rPr>
-                <w:sz w:val="28"/>
-              </w:rPr>
               <m:rPr>
                 <m:sty m:val="p"/>
               </m:rPr>
+              <w:rPr>
+                <w:sz w:val="24"/>
+                <w:szCs w:val="24"/>
+              </w:rPr>
               <m:t>−</m:t>
             </m:r>
             <m:r>
               <w:rPr>
-                <w:sz w:val="28"/>
+                <w:sz w:val="24"/>
+                <w:szCs w:val="24"/>
               </w:rPr>
               <m:t>2</m:t>
             </m:r>
@@ -2131,249 +3488,545 @@
         <w:rPr>
           <w:rFonts w:ascii="Times New Roman" w:hAnsi="Times New Roman"/>
           <w:i w:val="0"/>
-        </w:rPr>
-        <w:t xml:space="preserve">] (E1.02):</w:t>
+          <w:color w:val="000000"/>
+          <w:sz w:val="24"/>
+        </w:rPr>
+        <w:t xml:space="preserve">] na equação (5):</w:t>
+      </w:r>
+    </w:p>
+    <w:p>
+      <w:pPr>
+        <w:keepNext/>
+        <w:keepLines/>
+        <w:widowControl/>
+        <w:tabs>
+          <w:tab w:pos="4535" w:val="center"/>
+          <w:tab w:pos="9071" w:val="right"/>
+        </w:tabs>
+        <w:spacing w:before="160" w:after="160" w:line="276" w:lineRule="auto"/>
+        <w:ind w:firstLine="0" w:left="0" w:right="0"/>
+        <w:jc w:val="left"/>
+      </w:pPr>
+      <w:r>
+        <w:rPr>
+          <w:rFonts w:ascii="Times New Roman" w:hAnsi="Times New Roman"/>
+          <w:sz w:val="24"/>
+        </w:rPr>
+        <w:tab/>
+      </w:r>
+      <m:oMath>
+        <m:sSub>
+          <m:e>
+            <m:r>
+              <w:rPr>
+                <w:sz w:val="24"/>
+                <w:szCs w:val="24"/>
+              </w:rPr>
+              <m:t>G</m:t>
+            </m:r>
+          </m:e>
+          <m:sub>
+            <m:r>
+              <w:rPr>
+                <w:sz w:val="24"/>
+                <w:szCs w:val="24"/>
+              </w:rPr>
+              <m:t>0</m:t>
+            </m:r>
+            <m:r>
+              <w:rPr>
+                <w:sz w:val="24"/>
+                <w:szCs w:val="24"/>
+              </w:rPr>
+              <m:t>h</m:t>
+            </m:r>
+          </m:sub>
+        </m:sSub>
+        <m:r>
+          <m:rPr>
+            <m:sty m:val="p"/>
+          </m:rPr>
+          <w:rPr>
+            <w:sz w:val="24"/>
+            <w:szCs w:val="24"/>
+          </w:rPr>
+          <m:t>=</m:t>
+        </m:r>
+        <m:sSub>
+          <m:e>
+            <m:r>
+              <w:rPr>
+                <w:sz w:val="24"/>
+                <w:szCs w:val="24"/>
+              </w:rPr>
+              <m:t>G</m:t>
+            </m:r>
+          </m:e>
+          <m:sub>
+            <m:r>
+              <w:rPr>
+                <w:sz w:val="24"/>
+                <w:szCs w:val="24"/>
+              </w:rPr>
+              <m:t>0</m:t>
+            </m:r>
+            <m:r>
+              <w:rPr>
+                <w:sz w:val="24"/>
+                <w:szCs w:val="24"/>
+              </w:rPr>
+              <m:t>n</m:t>
+            </m:r>
+          </m:sub>
+        </m:sSub>
+        <m:r>
+          <m:rPr>
+            <m:sty m:val="p"/>
+          </m:rPr>
+          <w:rPr>
+            <w:sz w:val="24"/>
+            <w:szCs w:val="24"/>
+          </w:rPr>
+          <m:t>max</m:t>
+        </m:r>
+        <m:d>
+          <m:dPr>
+            <m:begChr m:val="("/>
+            <m:endChr m:val=")"/>
+            <m:sepChr m:val=""/>
+            <m:grow/>
+          </m:dPr>
+          <m:e>
+            <m:r>
+              <w:rPr>
+                <w:sz w:val="24"/>
+                <w:szCs w:val="24"/>
+              </w:rPr>
+              <m:t>0</m:t>
+            </m:r>
+            <m:r>
+              <m:rPr>
+                <m:sty m:val="p"/>
+              </m:rPr>
+              <w:rPr>
+                <w:sz w:val="24"/>
+                <w:szCs w:val="24"/>
+              </w:rPr>
+              <m:t>,</m:t>
+            </m:r>
+            <m:r>
+              <m:rPr>
+                <m:sty m:val="p"/>
+              </m:rPr>
+              <w:rPr>
+                <w:sz w:val="24"/>
+                <w:szCs w:val="24"/>
+              </w:rPr>
+              <m:t>cos</m:t>
+            </m:r>
+            <m:sSub>
+              <m:e>
+                <m:r>
+                  <w:rPr>
+                    <w:sz w:val="24"/>
+                    <w:szCs w:val="24"/>
+                  </w:rPr>
+                  <m:t>θ</m:t>
+                </m:r>
+              </m:e>
+              <m:sub>
+                <m:r>
+                  <w:rPr>
+                    <w:sz w:val="24"/>
+                    <w:szCs w:val="24"/>
+                  </w:rPr>
+                  <m:t>z</m:t>
+                </m:r>
+              </m:sub>
+            </m:sSub>
+          </m:e>
+        </m:d>
+        <m:r>
+          <m:rPr>
+            <m:sty m:val="p"/>
+          </m:rPr>
+          <w:rPr>
+            <w:sz w:val="24"/>
+            <w:szCs w:val="24"/>
+          </w:rPr>
+          <m:t>.</m:t>
+        </m:r>
+      </m:oMath>
+      <w:r>
+        <w:rPr>
+          <w:rFonts w:ascii="Times New Roman" w:hAnsi="Times New Roman"/>
+          <w:sz w:val="24"/>
+        </w:rPr>
+        <w:tab/>
+        <w:t>(</w:t>
+      </w:r>
+      <w:bookmarkStart w:id="705" w:name="Equacao_projecao"/>
+      <w:fldSimple w:instr=" SEQ Equacao \* ARABIC ">
+        <w:r>
+          <w:rPr>
+            <w:sz w:val="24"/>
+          </w:rPr>
+          <w:t>5</w:t>
+        </w:r>
+      </w:fldSimple>
+      <w:bookmarkEnd w:id="705"/>
+      <w:r>
+        <w:rPr>
+          <w:rFonts w:ascii="Times New Roman" w:hAnsi="Times New Roman"/>
+          <w:sz w:val="24"/>
+        </w:rPr>
+        <w:t>)</w:t>
       </w:r>
     </w:p>
     <w:p>
       <w:pPr>
         <w:pStyle w:val="BodyText"/>
         <w:widowControl/>
-        <w:spacing w:before="120" w:after="140"/>
-        <w:ind w:firstLine="0"/>
-        <w:jc w:val="center"/>
+        <w:spacing w:line="360" w:lineRule="auto" w:after="120"/>
+        <w:ind w:firstLine="709"/>
+        <w:jc w:val="both"/>
       </w:pPr>
-      <m:oMathPara>
-        <m:oMathParaPr>
-          <m:jc m:val="center"/>
-        </m:oMathParaPr>
-        <m:oMath>
-          <m:sSub>
-            <m:e>
-              <m:r>
-                <w:rPr>
-                  <w:sz w:val="32"/>
-                </w:rPr>
-                <m:t>G</m:t>
-              </m:r>
-            </m:e>
-            <m:sub>
-              <m:r>
-                <w:rPr>
-                  <w:sz w:val="32"/>
-                </w:rPr>
-                <m:t>0</m:t>
-              </m:r>
-              <m:r>
-                <w:rPr>
-                  <w:sz w:val="32"/>
-                </w:rPr>
-                <m:t>h</m:t>
-              </m:r>
-            </m:sub>
-          </m:sSub>
-          <m:r>
-            <w:rPr>
-              <w:sz w:val="32"/>
-            </w:rPr>
-            <m:rPr>
-              <m:sty m:val="p"/>
-            </m:rPr>
-            <m:t>=</m:t>
-          </m:r>
-          <m:sSub>
-            <m:e>
-              <m:r>
-                <w:rPr>
-                  <w:sz w:val="32"/>
-                </w:rPr>
-                <m:t>G</m:t>
-              </m:r>
-            </m:e>
-            <m:sub>
-              <m:r>
-                <w:rPr>
-                  <w:sz w:val="32"/>
-                </w:rPr>
-                <m:t>0</m:t>
-              </m:r>
-              <m:r>
-                <w:rPr>
-                  <w:sz w:val="32"/>
-                </w:rPr>
-                <m:t>n</m:t>
-              </m:r>
-            </m:sub>
-          </m:sSub>
-          <m:r>
-            <w:rPr>
-              <w:sz w:val="32"/>
-            </w:rPr>
-            <m:rPr>
-              <m:sty m:val="p"/>
-            </m:rPr>
-            <m:t>max</m:t>
-          </m:r>
-          <m:d>
-            <m:dPr>
-              <m:begChr m:val="("/>
-              <m:endChr m:val=")"/>
-              <m:sepChr m:val=""/>
-              <m:grow/>
-            </m:dPr>
-            <m:e>
-              <m:r>
-                <w:rPr>
-                  <w:sz w:val="32"/>
-                </w:rPr>
-                <m:t>0</m:t>
-              </m:r>
-              <m:r>
-                <w:rPr>
-                  <w:sz w:val="32"/>
-                </w:rPr>
-                <m:rPr>
-                  <m:sty m:val="p"/>
-                </m:rPr>
-                <m:t>,</m:t>
-              </m:r>
-              <m:r>
-                <w:rPr>
-                  <w:sz w:val="32"/>
-                </w:rPr>
-                <m:rPr>
-                  <m:sty m:val="p"/>
-                </m:rPr>
-                <m:t>cos</m:t>
-              </m:r>
-              <m:sSub>
-                <m:e>
-                  <m:r>
-                    <w:rPr>
-                      <w:sz w:val="32"/>
-                    </w:rPr>
-                    <m:t>θ</m:t>
-                  </m:r>
-                </m:e>
-                <m:sub>
-                  <m:r>
-                    <w:rPr>
-                      <w:sz w:val="32"/>
-                    </w:rPr>
-                    <m:t>z</m:t>
-                  </m:r>
-                </m:sub>
-              </m:sSub>
-            </m:e>
-          </m:d>
-          <m:r>
-            <w:rPr>
-              <w:sz w:val="32"/>
-            </w:rPr>
-            <m:rPr>
-              <m:sty m:val="p"/>
-            </m:rPr>
-            <m:t>.</m:t>
-          </m:r>
-          <m:r>
-            <w:rPr>
-              <w:sz w:val="32"/>
-            </w:rPr>
-            <m:t>   (E1.02)</m:t>
-          </m:r>
-        </m:oMath>
-      </m:oMathPara>
+      <w:r>
+        <w:rPr>
+          <w:rFonts w:ascii="Times New Roman" w:hAnsi="Times New Roman"/>
+          <w:i w:val="0"/>
+          <w:color w:val="000000"/>
+          <w:sz w:val="24"/>
+        </w:rPr>
+        <w:t xml:space="preserve">em que</w:t>
+      </w:r>
+      <w:r>
+        <w:rPr>
+          <w:rFonts w:ascii="Times New Roman" w:hAnsi="Times New Roman"/>
+          <w:i w:val="0"/>
+          <w:color w:val="000000"/>
+          <w:sz w:val="24"/>
+        </w:rPr>
+        <w:t xml:space="preserve"> </w:t>
+      </w:r>
+      <m:oMath>
+        <m:sSub>
+          <m:e>
+            <m:r>
+              <w:rPr>
+                <w:sz w:val="24"/>
+                <w:szCs w:val="24"/>
+              </w:rPr>
+              <m:t>G</m:t>
+            </m:r>
+          </m:e>
+          <m:sub>
+            <m:r>
+              <w:rPr>
+                <w:sz w:val="24"/>
+                <w:szCs w:val="24"/>
+              </w:rPr>
+              <m:t>0</m:t>
+            </m:r>
+            <m:r>
+              <w:rPr>
+                <w:sz w:val="24"/>
+                <w:szCs w:val="24"/>
+              </w:rPr>
+              <m:t>h</m:t>
+            </m:r>
+          </m:sub>
+        </m:sSub>
+      </m:oMath>
+      <w:r>
+        <w:rPr>
+          <w:rFonts w:ascii="Times New Roman" w:hAnsi="Times New Roman"/>
+          <w:i w:val="0"/>
+          <w:color w:val="000000"/>
+          <w:sz w:val="24"/>
+        </w:rPr>
+        <w:t xml:space="preserve"> </w:t>
+      </w:r>
+      <w:r>
+        <w:rPr>
+          <w:rFonts w:ascii="Times New Roman" w:hAnsi="Times New Roman"/>
+          <w:i w:val="0"/>
+          <w:color w:val="000000"/>
+          <w:sz w:val="24"/>
+        </w:rPr>
+        <w:t xml:space="preserve">é a irradiância extraterrestre projetada na horizontal e</w:t>
+      </w:r>
+      <w:r>
+        <w:rPr>
+          <w:rFonts w:ascii="Times New Roman" w:hAnsi="Times New Roman"/>
+          <w:i w:val="0"/>
+          <w:color w:val="000000"/>
+          <w:sz w:val="24"/>
+        </w:rPr>
+        <w:t xml:space="preserve"> </w:t>
+      </w:r>
+      <m:oMath>
+        <m:sSub>
+          <m:e>
+            <m:r>
+              <w:rPr>
+                <w:sz w:val="24"/>
+                <w:szCs w:val="24"/>
+              </w:rPr>
+              <m:t>G</m:t>
+            </m:r>
+          </m:e>
+          <m:sub>
+            <m:r>
+              <w:rPr>
+                <w:sz w:val="24"/>
+                <w:szCs w:val="24"/>
+              </w:rPr>
+              <m:t>0</m:t>
+            </m:r>
+            <m:r>
+              <w:rPr>
+                <w:sz w:val="24"/>
+                <w:szCs w:val="24"/>
+              </w:rPr>
+              <m:t>n</m:t>
+            </m:r>
+          </m:sub>
+        </m:sSub>
+      </m:oMath>
+      <w:r>
+        <w:rPr>
+          <w:rFonts w:ascii="Times New Roman" w:hAnsi="Times New Roman"/>
+          <w:i w:val="0"/>
+          <w:color w:val="000000"/>
+          <w:sz w:val="24"/>
+        </w:rPr>
+        <w:t xml:space="preserve"> </w:t>
+      </w:r>
+      <w:r>
+        <w:rPr>
+          <w:rFonts w:ascii="Times New Roman" w:hAnsi="Times New Roman"/>
+          <w:i w:val="0"/>
+          <w:color w:val="000000"/>
+          <w:sz w:val="24"/>
+        </w:rPr>
+        <w:t xml:space="preserve">é a irradiância extraterrestre normal, ambas em W/m²;</w:t>
+      </w:r>
+      <w:r>
+        <w:rPr>
+          <w:rFonts w:ascii="Times New Roman" w:hAnsi="Times New Roman"/>
+          <w:i w:val="0"/>
+          <w:color w:val="000000"/>
+          <w:sz w:val="24"/>
+        </w:rPr>
+        <w:t xml:space="preserve"> </w:t>
+      </w:r>
+      <m:oMath>
+        <m:sSub>
+          <m:e>
+            <m:r>
+              <w:rPr>
+                <w:sz w:val="24"/>
+                <w:szCs w:val="24"/>
+              </w:rPr>
+              <m:t>θ</m:t>
+            </m:r>
+          </m:e>
+          <m:sub>
+            <m:r>
+              <w:rPr>
+                <w:sz w:val="24"/>
+                <w:szCs w:val="24"/>
+              </w:rPr>
+              <m:t>z</m:t>
+            </m:r>
+          </m:sub>
+        </m:sSub>
+      </m:oMath>
+      <w:r>
+        <w:rPr>
+          <w:rFonts w:ascii="Times New Roman" w:hAnsi="Times New Roman"/>
+          <w:i w:val="0"/>
+          <w:color w:val="000000"/>
+          <w:sz w:val="24"/>
+        </w:rPr>
+        <w:t xml:space="preserve"> </w:t>
+      </w:r>
+      <w:r>
+        <w:rPr>
+          <w:rFonts w:ascii="Times New Roman" w:hAnsi="Times New Roman"/>
+          <w:i w:val="0"/>
+          <w:color w:val="000000"/>
+          <w:sz w:val="24"/>
+        </w:rPr>
+        <w:t xml:space="preserve">é o ângulo zenital geométrico; e</w:t>
+      </w:r>
+      <w:r>
+        <w:rPr>
+          <w:rFonts w:ascii="Times New Roman" w:hAnsi="Times New Roman"/>
+          <w:i w:val="0"/>
+          <w:color w:val="000000"/>
+          <w:sz w:val="24"/>
+        </w:rPr>
+        <w:t xml:space="preserve"> </w:t>
+      </w:r>
+      <m:oMath>
+        <m:r>
+          <m:rPr>
+            <m:sty m:val="p"/>
+          </m:rPr>
+          <w:rPr>
+            <w:sz w:val="24"/>
+            <w:szCs w:val="24"/>
+          </w:rPr>
+          <m:t>max</m:t>
+        </m:r>
+        <m:d>
+          <m:dPr>
+            <m:begChr m:val="("/>
+            <m:endChr m:val=")"/>
+            <m:sepChr m:val=""/>
+            <m:grow/>
+          </m:dPr>
+          <m:e>
+            <m:r>
+              <w:rPr>
+                <w:sz w:val="24"/>
+                <w:szCs w:val="24"/>
+              </w:rPr>
+              <m:t>0</m:t>
+            </m:r>
+            <m:r>
+              <m:rPr>
+                <m:sty m:val="p"/>
+              </m:rPr>
+              <w:rPr>
+                <w:sz w:val="24"/>
+                <w:szCs w:val="24"/>
+              </w:rPr>
+              <m:t>,</m:t>
+            </m:r>
+            <m:r>
+              <m:rPr>
+                <m:sty m:val="p"/>
+              </m:rPr>
+              <w:rPr>
+                <w:sz w:val="24"/>
+                <w:szCs w:val="24"/>
+              </w:rPr>
+              <m:t>cos</m:t>
+            </m:r>
+            <m:sSub>
+              <m:e>
+                <m:r>
+                  <w:rPr>
+                    <w:sz w:val="24"/>
+                    <w:szCs w:val="24"/>
+                  </w:rPr>
+                  <m:t>θ</m:t>
+                </m:r>
+              </m:e>
+              <m:sub>
+                <m:r>
+                  <w:rPr>
+                    <w:sz w:val="24"/>
+                    <w:szCs w:val="24"/>
+                  </w:rPr>
+                  <m:t>z</m:t>
+                </m:r>
+              </m:sub>
+            </m:sSub>
+          </m:e>
+        </m:d>
+      </m:oMath>
+      <w:r>
+        <w:rPr>
+          <w:rFonts w:ascii="Times New Roman" w:hAnsi="Times New Roman"/>
+          <w:i w:val="0"/>
+          <w:color w:val="000000"/>
+          <w:sz w:val="24"/>
+        </w:rPr>
+        <w:t xml:space="preserve"> </w:t>
+      </w:r>
+      <w:r>
+        <w:rPr>
+          <w:rFonts w:ascii="Times New Roman" w:hAnsi="Times New Roman"/>
+          <w:i w:val="0"/>
+          <w:color w:val="000000"/>
+          <w:sz w:val="24"/>
+        </w:rPr>
+        <w:t xml:space="preserve">seleciona o maior entre zero e o cosseno do zenital. Esse fator é adimensional e anula a projeção quando o centro do Sol está abaixo do horizonte geométrico.</w:t>
+      </w:r>
     </w:p>
     <w:p>
       <w:pPr>
         <w:pStyle w:val="FirstParagraph"/>
         <w:widowControl/>
+        <w:spacing w:line="360" w:lineRule="auto" w:after="120"/>
+        <w:ind w:firstLine="709"/>
       </w:pPr>
       <w:r>
         <w:rPr>
           <w:rFonts w:ascii="Times New Roman" w:hAnsi="Times New Roman"/>
           <w:i w:val="0"/>
-        </w:rPr>
-        <w:t xml:space="preserve">O operador</w:t>
-      </w:r>
-      <w:r>
-        <w:rPr>
-          <w:rFonts w:ascii="Times New Roman" w:hAnsi="Times New Roman"/>
-          <w:i w:val="0"/>
+          <w:color w:val="000000"/>
+          <w:sz w:val="24"/>
+        </w:rPr>
+        <w:t xml:space="preserve">Durante o dia, a equação se reduz a</w:t>
+      </w:r>
+      <w:r>
+        <w:rPr>
+          <w:rFonts w:ascii="Times New Roman" w:hAnsi="Times New Roman"/>
+          <w:i w:val="0"/>
+          <w:color w:val="000000"/>
+          <w:sz w:val="24"/>
         </w:rPr>
         <w:t xml:space="preserve"> </w:t>
       </w:r>
       <m:oMath>
+        <m:sSub>
+          <m:e>
+            <m:r>
+              <w:rPr>
+                <w:sz w:val="24"/>
+                <w:szCs w:val="24"/>
+              </w:rPr>
+              <m:t>G</m:t>
+            </m:r>
+          </m:e>
+          <m:sub>
+            <m:r>
+              <w:rPr>
+                <w:sz w:val="24"/>
+                <w:szCs w:val="24"/>
+              </w:rPr>
+              <m:t>0</m:t>
+            </m:r>
+            <m:r>
+              <w:rPr>
+                <w:sz w:val="24"/>
+                <w:szCs w:val="24"/>
+              </w:rPr>
+              <m:t>h</m:t>
+            </m:r>
+          </m:sub>
+        </m:sSub>
         <m:r>
-          <w:rPr>
-            <w:sz w:val="28"/>
-          </w:rPr>
           <m:rPr>
             <m:sty m:val="p"/>
           </m:rPr>
-          <m:t>max</m:t>
-        </m:r>
-      </m:oMath>
-      <w:r>
-        <w:rPr>
-          <w:rFonts w:ascii="Times New Roman" w:hAnsi="Times New Roman"/>
-          <w:i w:val="0"/>
-        </w:rPr>
-        <w:t xml:space="preserve"> </w:t>
-      </w:r>
-      <w:r>
-        <w:rPr>
-          <w:rFonts w:ascii="Times New Roman" w:hAnsi="Times New Roman"/>
-          <w:i w:val="0"/>
-        </w:rPr>
-        <w:t xml:space="preserve">explicita a ausência de contribuição solar direta quando o Sol está abaixo do horizonte geométrico. Durante o dia, a equação se reduz a</w:t>
-      </w:r>
-      <w:r>
-        <w:rPr>
-          <w:rFonts w:ascii="Times New Roman" w:hAnsi="Times New Roman"/>
-          <w:i w:val="0"/>
-        </w:rPr>
-        <w:t xml:space="preserve"> </w:t>
-      </w:r>
-      <m:oMath>
-        <m:sSub>
-          <m:e>
-            <m:r>
-              <w:rPr>
-                <w:sz w:val="28"/>
-              </w:rPr>
-              <m:t>G</m:t>
-            </m:r>
-          </m:e>
-          <m:sub>
-            <m:r>
-              <w:rPr>
-                <w:sz w:val="28"/>
-              </w:rPr>
-              <m:t>0</m:t>
-            </m:r>
-            <m:r>
-              <w:rPr>
-                <w:sz w:val="28"/>
-              </w:rPr>
-              <m:t>h</m:t>
-            </m:r>
-          </m:sub>
-        </m:sSub>
-        <m:r>
           <w:rPr>
-            <w:sz w:val="28"/>
+            <w:sz w:val="24"/>
+            <w:szCs w:val="24"/>
           </w:rPr>
-          <m:rPr>
-            <m:sty m:val="p"/>
-          </m:rPr>
           <m:t>=</m:t>
         </m:r>
         <m:sSub>
           <m:e>
             <m:r>
               <w:rPr>
-                <w:sz w:val="28"/>
+                <w:sz w:val="24"/>
+                <w:szCs w:val="24"/>
               </w:rPr>
               <m:t>G</m:t>
             </m:r>
@@ -2381,32 +4034,36 @@
           <m:sub>
             <m:r>
               <w:rPr>
-                <w:sz w:val="28"/>
+                <w:sz w:val="24"/>
+                <w:szCs w:val="24"/>
               </w:rPr>
               <m:t>0</m:t>
             </m:r>
             <m:r>
               <w:rPr>
-                <w:sz w:val="28"/>
+                <w:sz w:val="24"/>
+                <w:szCs w:val="24"/>
               </w:rPr>
               <m:t>n</m:t>
             </m:r>
           </m:sub>
         </m:sSub>
         <m:r>
-          <w:rPr>
-            <w:sz w:val="28"/>
-          </w:rPr>
           <m:rPr>
             <m:sty m:val="p"/>
           </m:rPr>
+          <w:rPr>
+            <w:sz w:val="24"/>
+            <w:szCs w:val="24"/>
+          </w:rPr>
           <m:t>cos</m:t>
         </m:r>
         <m:sSub>
           <m:e>
             <m:r>
               <w:rPr>
-                <w:sz w:val="28"/>
+                <w:sz w:val="24"/>
+                <w:szCs w:val="24"/>
               </w:rPr>
               <m:t>θ</m:t>
             </m:r>
@@ -2414,7 +4071,8 @@
           <m:sub>
             <m:r>
               <w:rPr>
-                <w:sz w:val="28"/>
+                <w:sz w:val="24"/>
+                <w:szCs w:val="24"/>
               </w:rPr>
               <m:t>z</m:t>
             </m:r>
@@ -2425,6 +4083,8 @@
         <w:rPr>
           <w:rFonts w:ascii="Times New Roman" w:hAnsi="Times New Roman"/>
           <w:i w:val="0"/>
+          <w:color w:val="000000"/>
+          <w:sz w:val="24"/>
         </w:rPr>
         <w:t xml:space="preserve">. A dependência em cosseno é puramente geométrica: para o mesmo fluxo normal extraterrestre, a projeção na horizontal diminui à medida que o ângulo zenital aumenta. Isso</w:t>
       </w:r>
@@ -2432,6 +4092,8 @@
         <w:rPr>
           <w:rFonts w:ascii="Times New Roman" w:hAnsi="Times New Roman"/>
           <w:i w:val="0"/>
+          <w:color w:val="000000"/>
+          <w:sz w:val="24"/>
         </w:rPr>
         <w:t xml:space="preserve"> </w:t>
       </w:r>
@@ -2441,6 +4103,8 @@
           <w:b/>
           <w:bCs/>
           <w:i w:val="0"/>
+          <w:color w:val="000000"/>
+          <w:sz w:val="24"/>
         </w:rPr>
         <w:t xml:space="preserve">não</w:t>
       </w:r>
@@ -2448,13 +4112,17 @@
         <w:rPr>
           <w:rFonts w:ascii="Times New Roman" w:hAnsi="Times New Roman"/>
           <w:i w:val="0"/>
-        </w:rPr>
-        <w:t xml:space="preserve"> </w:t>
-      </w:r>
-      <w:r>
-        <w:rPr>
-          <w:rFonts w:ascii="Times New Roman" w:hAnsi="Times New Roman"/>
-          <w:i w:val="0"/>
+          <w:color w:val="000000"/>
+          <w:sz w:val="24"/>
+        </w:rPr>
+        <w:t xml:space="preserve"> </w:t>
+      </w:r>
+      <w:r>
+        <w:rPr>
+          <w:rFonts w:ascii="Times New Roman" w:hAnsi="Times New Roman"/>
+          <w:i w:val="0"/>
+          <w:color w:val="000000"/>
+          <w:sz w:val="24"/>
         </w:rPr>
         <w:t xml:space="preserve">significa que</w:t>
       </w:r>
@@ -2462,6 +4130,8 @@
         <w:rPr>
           <w:rFonts w:ascii="Times New Roman" w:hAnsi="Times New Roman"/>
           <w:i w:val="0"/>
+          <w:color w:val="000000"/>
+          <w:sz w:val="24"/>
         </w:rPr>
         <w:t xml:space="preserve"> </w:t>
       </w:r>
@@ -2470,7 +4140,8 @@
           <m:e>
             <m:r>
               <w:rPr>
-                <w:sz w:val="28"/>
+                <w:sz w:val="24"/>
+                <w:szCs w:val="24"/>
               </w:rPr>
               <m:t>G</m:t>
             </m:r>
@@ -2478,13 +4149,15 @@
           <m:sub>
             <m:r>
               <w:rPr>
-                <w:sz w:val="28"/>
+                <w:sz w:val="24"/>
+                <w:szCs w:val="24"/>
               </w:rPr>
               <m:t>0</m:t>
             </m:r>
             <m:r>
               <w:rPr>
-                <w:sz w:val="28"/>
+                <w:sz w:val="24"/>
+                <w:szCs w:val="24"/>
               </w:rPr>
               <m:t>h</m:t>
             </m:r>
@@ -2495,13 +4168,17 @@
         <w:rPr>
           <w:rFonts w:ascii="Times New Roman" w:hAnsi="Times New Roman"/>
           <w:i w:val="0"/>
-        </w:rPr>
-        <w:t xml:space="preserve"> </w:t>
-      </w:r>
-      <w:r>
-        <w:rPr>
-          <w:rFonts w:ascii="Times New Roman" w:hAnsi="Times New Roman"/>
-          <w:i w:val="0"/>
+          <w:color w:val="000000"/>
+          <w:sz w:val="24"/>
+        </w:rPr>
+        <w:t xml:space="preserve"> </w:t>
+      </w:r>
+      <w:r>
+        <w:rPr>
+          <w:rFonts w:ascii="Times New Roman" w:hAnsi="Times New Roman"/>
+          <w:i w:val="0"/>
+          <w:color w:val="000000"/>
+          <w:sz w:val="24"/>
         </w:rPr>
         <w:t xml:space="preserve">seja a GHI observada, pois esta última sofre os efeitos de absorção, espalhamento, nuvens, aerossóis e das demais condições atmosféricas.</w:t>
       </w:r>
@@ -2509,11 +4186,15 @@
     <w:p>
       <w:pPr>
         <w:widowControl/>
+        <w:spacing w:line="360" w:lineRule="auto" w:after="120"/>
+        <w:ind w:firstLine="709"/>
       </w:pPr>
       <w:r>
         <w:rPr>
           <w:rFonts w:ascii="Times New Roman" w:hAnsi="Times New Roman"/>
           <w:i w:val="0"/>
+          <w:color w:val="000000"/>
+          <w:sz w:val="24"/>
         </w:rPr>
         <w:t>A projeção extraterrestre usa o horizonte geométrico e é anulada quando o centro solar fica abaixo dele. O critério aproximado de 90,833° utilizado pela NOAA para nascer e pôr do Sol inclui refração atmosférica e tamanho angular do disco solar; responde a outra definição de evento e não deve ser aplicado como substituição automática desse recorte (NOAA GLOBAL MONITORING LABORATORY, [s. d.], p. 2).</w:t>
       </w:r>
@@ -2522,11 +4203,15 @@
       <w:pPr>
         <w:pStyle w:val="BodyText"/>
         <w:widowControl/>
+        <w:spacing w:line="360" w:lineRule="auto" w:after="120"/>
+        <w:ind w:firstLine="709"/>
       </w:pPr>
       <w:r>
         <w:rPr>
           <w:rFonts w:ascii="Times New Roman" w:hAnsi="Times New Roman"/>
           <w:i w:val="0"/>
+          <w:color w:val="000000"/>
+          <w:sz w:val="24"/>
         </w:rPr>
         <w:t xml:space="preserve">Uma consequência importante é a impossibilidade de inferir a irradiância real de superfície apenas com posição solar e uma irradiância extraterrestre calculada. A decomposição entre a contribuição direta projetada e a radiação difusa no plano horizontal exige grandezas e hipóteses adicionais que pertencem à subseção 1.2.</w:t>
       </w:r>
@@ -2536,12 +4221,18 @@
     <w:p>
       <w:pPr>
         <w:pStyle w:val="Heading2"/>
+        <w:keepNext/>
         <w:widowControl/>
+        <w:spacing w:line="360" w:lineRule="auto" w:after="120"/>
         <w:ind w:firstLine="0"/>
       </w:pPr>
       <w:r>
         <w:rPr>
+          <w:rFonts w:ascii="Times New Roman" w:hAnsi="Times New Roman"/>
           <w:b/>
+          <w:i w:val="0"/>
+          <w:color w:val="000000"/>
+          <w:sz w:val="24"/>
         </w:rPr>
         <w:t>1.1.4 MASSA DE AR E CAMINHO ÓPTICO</w:t>
       </w:r>
@@ -2550,24 +4241,30 @@
       <w:pPr>
         <w:pStyle w:val="FirstParagraph"/>
         <w:widowControl/>
+        <w:spacing w:line="360" w:lineRule="auto" w:after="120"/>
+        <w:ind w:firstLine="709"/>
       </w:pPr>
       <w:r>
         <w:rPr>
           <w:rFonts w:ascii="Times New Roman" w:hAnsi="Times New Roman"/>
           <w:i w:val="0"/>
+          <w:color w:val="000000"/>
+          <w:sz w:val="24"/>
         </w:rPr>
         <w:t xml:space="preserve">A massa de ar relativa (</w:t>
       </w:r>
       <m:oMath>
         <m:r>
           <w:rPr>
-            <w:sz w:val="28"/>
+            <w:sz w:val="24"/>
+            <w:szCs w:val="24"/>
           </w:rPr>
           <m:t>A</m:t>
         </m:r>
         <m:r>
           <w:rPr>
-            <w:sz w:val="28"/>
+            <w:sz w:val="24"/>
+            <w:szCs w:val="24"/>
           </w:rPr>
           <m:t>M</m:t>
         </m:r>
@@ -2576,6 +4273,8 @@
         <w:rPr>
           <w:rFonts w:ascii="Times New Roman" w:hAnsi="Times New Roman"/>
           <w:i w:val="0"/>
+          <w:color w:val="000000"/>
+          <w:sz w:val="24"/>
         </w:rPr>
         <w:t xml:space="preserve">) é um indicador do caminho óptico atravessado pela radiação direta em relação a uma direção vertical de referência. Em atmosfera plana e para ângulos zenitais moderados, uma aproximação geométrica é</w:t>
       </w:r>
@@ -2583,60 +4282,69 @@
         <w:rPr>
           <w:rFonts w:ascii="Times New Roman" w:hAnsi="Times New Roman"/>
           <w:i w:val="0"/>
+          <w:color w:val="000000"/>
+          <w:sz w:val="24"/>
         </w:rPr>
         <w:t xml:space="preserve"> </w:t>
       </w:r>
       <m:oMath>
         <m:r>
           <w:rPr>
-            <w:sz w:val="28"/>
+            <w:sz w:val="24"/>
+            <w:szCs w:val="24"/>
           </w:rPr>
           <m:t>A</m:t>
         </m:r>
         <m:r>
           <w:rPr>
-            <w:sz w:val="28"/>
+            <w:sz w:val="24"/>
+            <w:szCs w:val="24"/>
           </w:rPr>
           <m:t>M</m:t>
         </m:r>
         <m:r>
-          <w:rPr>
-            <w:sz w:val="28"/>
-          </w:rPr>
           <m:rPr>
             <m:sty m:val="p"/>
           </m:rPr>
+          <w:rPr>
+            <w:sz w:val="24"/>
+            <w:szCs w:val="24"/>
+          </w:rPr>
           <m:t>≈</m:t>
         </m:r>
         <m:r>
           <w:rPr>
-            <w:sz w:val="28"/>
+            <w:sz w:val="24"/>
+            <w:szCs w:val="24"/>
           </w:rPr>
           <m:t>1</m:t>
         </m:r>
         <m:r>
-          <w:rPr>
-            <w:sz w:val="28"/>
-          </w:rPr>
           <m:rPr>
             <m:sty m:val="p"/>
           </m:rPr>
+          <w:rPr>
+            <w:sz w:val="24"/>
+            <w:szCs w:val="24"/>
+          </w:rPr>
           <m:t>/</m:t>
         </m:r>
         <m:r>
-          <w:rPr>
-            <w:sz w:val="28"/>
-          </w:rPr>
           <m:rPr>
             <m:sty m:val="p"/>
           </m:rPr>
+          <w:rPr>
+            <w:sz w:val="24"/>
+            <w:szCs w:val="24"/>
+          </w:rPr>
           <m:t>cos</m:t>
         </m:r>
         <m:sSub>
           <m:e>
             <m:r>
               <w:rPr>
-                <w:sz w:val="28"/>
+                <w:sz w:val="24"/>
+                <w:szCs w:val="24"/>
               </w:rPr>
               <m:t>θ</m:t>
             </m:r>
@@ -2644,7 +4352,8 @@
           <m:sub>
             <m:r>
               <w:rPr>
-                <w:sz w:val="28"/>
+                <w:sz w:val="24"/>
+                <w:szCs w:val="24"/>
               </w:rPr>
               <m:t>z</m:t>
             </m:r>
@@ -2655,6 +4364,8 @@
         <w:rPr>
           <w:rFonts w:ascii="Times New Roman" w:hAnsi="Times New Roman"/>
           <w:i w:val="0"/>
+          <w:color w:val="000000"/>
+          <w:sz w:val="24"/>
         </w:rPr>
         <w:t xml:space="preserve">. Sua interpretação física é útil: próximo ao horizonte, o trajeto atmosférico é, em geral, mais extenso, o que amplia as oportunidades de absorção e espalhamento. Entretanto, a aproximação secante perde validade para grandes ângulos zenitais. Para aplicações quantitativas, deve-se empregar uma parametrização de massa de ar apropriada, distinguindo a massa de ar relativa da absoluta e informando eventuais correções de pressão (DUFFIE; BECKMAN; BLAIR, 2020, p. 9–10; SENGUPTA et al., 2024, cap. 2, p. 6–8).</w:t>
       </w:r>
@@ -2663,11 +4374,15 @@
       <w:pPr>
         <w:pStyle w:val="BodyText"/>
         <w:widowControl/>
+        <w:spacing w:line="360" w:lineRule="auto" w:after="120"/>
+        <w:ind w:firstLine="709"/>
       </w:pPr>
       <w:r>
         <w:rPr>
           <w:rFonts w:ascii="Times New Roman" w:hAnsi="Times New Roman"/>
           <w:i w:val="0"/>
+          <w:color w:val="000000"/>
+          <w:sz w:val="24"/>
         </w:rPr>
         <w:t>A aproximação secante é utilizada como interpretação geométrica de atmosfera plana ao nível do mar, para zenitais aproximadamente até 70°, no tratamento de Duffie, Beckman e Blair (2020, p. 9–10). Não deve ser extrapolada ao horizonte. A massa de ar relativa e sua correção de pressão para massa de ar absoluta precisam ser distinguidas em aplicações quantitativas.</w:t>
       </w:r>
@@ -2677,12 +4392,18 @@
     <w:p>
       <w:pPr>
         <w:pStyle w:val="Heading2"/>
+        <w:keepNext/>
         <w:widowControl/>
+        <w:spacing w:line="360" w:lineRule="auto" w:after="120"/>
         <w:ind w:firstLine="0"/>
       </w:pPr>
       <w:r>
         <w:rPr>
+          <w:rFonts w:ascii="Times New Roman" w:hAnsi="Times New Roman"/>
           <w:b/>
+          <w:i w:val="0"/>
+          <w:color w:val="000000"/>
+          <w:sz w:val="24"/>
         </w:rPr>
         <w:t>1.1.5 ARTICULAÇÃO COM O CASO REAL PVDAQ 2107</w:t>
       </w:r>
@@ -2691,11 +4412,15 @@
       <w:pPr>
         <w:pStyle w:val="FirstParagraph"/>
         <w:widowControl/>
+        <w:spacing w:line="360" w:lineRule="auto" w:after="120"/>
+        <w:ind w:firstLine="709"/>
       </w:pPr>
       <w:r>
         <w:rPr>
           <w:rFonts w:ascii="Times New Roman" w:hAnsi="Times New Roman"/>
           <w:i w:val="0"/>
+          <w:color w:val="000000"/>
+          <w:sz w:val="24"/>
         </w:rPr>
         <w:t xml:space="preserve">O estudo coletivo adota o sistema</w:t>
       </w:r>
@@ -2703,6 +4428,8 @@
         <w:rPr>
           <w:rFonts w:ascii="Times New Roman" w:hAnsi="Times New Roman"/>
           <w:i w:val="0"/>
+          <w:color w:val="000000"/>
+          <w:sz w:val="24"/>
         </w:rPr>
         <w:t xml:space="preserve"> </w:t>
       </w:r>
@@ -2712,6 +4439,8 @@
           <w:b/>
           <w:bCs/>
           <w:i w:val="0"/>
+          <w:color w:val="000000"/>
+          <w:sz w:val="24"/>
         </w:rPr>
         <w:t xml:space="preserve">Farm Solar Array — PVDAQ 2107</w:t>
       </w:r>
@@ -2719,6 +4448,8 @@
         <w:rPr>
           <w:rFonts w:ascii="Times New Roman" w:hAnsi="Times New Roman"/>
           <w:i w:val="0"/>
+          <w:color w:val="000000"/>
+          <w:sz w:val="24"/>
         </w:rPr>
         <w:t xml:space="preserve">, localizado em Arbuckle, Califórnia, nas coordenadas aproximadamente</w:t>
       </w:r>
@@ -2726,42 +4457,48 @@
         <w:rPr>
           <w:rFonts w:ascii="Times New Roman" w:hAnsi="Times New Roman"/>
           <w:i w:val="0"/>
+          <w:color w:val="000000"/>
+          <w:sz w:val="24"/>
         </w:rPr>
         <w:t xml:space="preserve"> </w:t>
       </w:r>
       <m:oMath>
         <m:r>
           <w:rPr>
-            <w:sz w:val="28"/>
+            <w:sz w:val="24"/>
+            <w:szCs w:val="24"/>
           </w:rPr>
           <m:t>38</m:t>
         </m:r>
         <m:r>
-          <w:rPr>
-            <w:sz w:val="28"/>
-          </w:rPr>
           <m:rPr>
             <m:sty m:val="p"/>
           </m:rPr>
+          <w:rPr>
+            <w:sz w:val="24"/>
+            <w:szCs w:val="24"/>
+          </w:rPr>
           <m:t>,</m:t>
         </m:r>
         <m:sSup>
           <m:e>
             <m:r>
               <w:rPr>
-                <w:sz w:val="28"/>
+                <w:sz w:val="24"/>
+                <w:szCs w:val="24"/>
               </w:rPr>
               <m:t>996306</m:t>
             </m:r>
           </m:e>
           <m:sup>
             <m:r>
-              <w:rPr>
-                <w:sz w:val="28"/>
-              </w:rPr>
               <m:rPr>
                 <m:sty m:val="p"/>
               </m:rPr>
+              <w:rPr>
+                <w:sz w:val="24"/>
+                <w:szCs w:val="24"/>
+              </w:rPr>
               <m:t>∘</m:t>
             </m:r>
           </m:sup>
@@ -2771,13 +4508,17 @@
         <w:rPr>
           <w:rFonts w:ascii="Times New Roman" w:hAnsi="Times New Roman"/>
           <w:i w:val="0"/>
-        </w:rPr>
-        <w:t xml:space="preserve"> </w:t>
-      </w:r>
-      <w:r>
-        <w:rPr>
-          <w:rFonts w:ascii="Times New Roman" w:hAnsi="Times New Roman"/>
-          <w:i w:val="0"/>
+          <w:color w:val="000000"/>
+          <w:sz w:val="24"/>
+        </w:rPr>
+        <w:t xml:space="preserve"> </w:t>
+      </w:r>
+      <w:r>
+        <w:rPr>
+          <w:rFonts w:ascii="Times New Roman" w:hAnsi="Times New Roman"/>
+          <w:i w:val="0"/>
+          <w:color w:val="000000"/>
+          <w:sz w:val="24"/>
         </w:rPr>
         <w:t xml:space="preserve">N e</w:t>
       </w:r>
@@ -2785,42 +4526,48 @@
         <w:rPr>
           <w:rFonts w:ascii="Times New Roman" w:hAnsi="Times New Roman"/>
           <w:i w:val="0"/>
+          <w:color w:val="000000"/>
+          <w:sz w:val="24"/>
         </w:rPr>
         <w:t xml:space="preserve"> </w:t>
       </w:r>
       <m:oMath>
         <m:r>
           <w:rPr>
-            <w:sz w:val="28"/>
+            <w:sz w:val="24"/>
+            <w:szCs w:val="24"/>
           </w:rPr>
           <m:t>122</m:t>
         </m:r>
         <m:r>
-          <w:rPr>
-            <w:sz w:val="28"/>
-          </w:rPr>
           <m:rPr>
             <m:sty m:val="p"/>
           </m:rPr>
+          <w:rPr>
+            <w:sz w:val="24"/>
+            <w:szCs w:val="24"/>
+          </w:rPr>
           <m:t>,</m:t>
         </m:r>
         <m:sSup>
           <m:e>
             <m:r>
               <w:rPr>
-                <w:sz w:val="28"/>
+                <w:sz w:val="24"/>
+                <w:szCs w:val="24"/>
               </w:rPr>
               <m:t>134111</m:t>
             </m:r>
           </m:e>
           <m:sup>
             <m:r>
-              <w:rPr>
-                <w:sz w:val="28"/>
-              </w:rPr>
               <m:rPr>
                 <m:sty m:val="p"/>
               </m:rPr>
+              <w:rPr>
+                <w:sz w:val="24"/>
+                <w:szCs w:val="24"/>
+              </w:rPr>
               <m:t>∘</m:t>
             </m:r>
           </m:sup>
@@ -2830,13 +4577,17 @@
         <w:rPr>
           <w:rFonts w:ascii="Times New Roman" w:hAnsi="Times New Roman"/>
           <w:i w:val="0"/>
-        </w:rPr>
-        <w:t xml:space="preserve"> </w:t>
-      </w:r>
-      <w:r>
-        <w:rPr>
-          <w:rFonts w:ascii="Times New Roman" w:hAnsi="Times New Roman"/>
-          <w:i w:val="0"/>
+          <w:color w:val="000000"/>
+          <w:sz w:val="24"/>
+        </w:rPr>
+        <w:t xml:space="preserve"> </w:t>
+      </w:r>
+      <w:r>
+        <w:rPr>
+          <w:rFonts w:ascii="Times New Roman" w:hAnsi="Times New Roman"/>
+          <w:i w:val="0"/>
+          <w:color w:val="000000"/>
+          <w:sz w:val="24"/>
         </w:rPr>
         <w:t xml:space="preserve">O. A janela analisada é de</w:t>
       </w:r>
@@ -2844,6 +4595,8 @@
         <w:rPr>
           <w:rFonts w:ascii="Times New Roman" w:hAnsi="Times New Roman"/>
           <w:i w:val="0"/>
+          <w:color w:val="000000"/>
+          <w:sz w:val="24"/>
         </w:rPr>
         <w:t xml:space="preserve"> </w:t>
       </w:r>
@@ -2853,6 +4606,8 @@
           <w:b/>
           <w:bCs/>
           <w:i w:val="0"/>
+          <w:color w:val="000000"/>
+          <w:sz w:val="24"/>
         </w:rPr>
         <w:t xml:space="preserve">1º de abril a 30 de junho de 2024</w:t>
       </w:r>
@@ -2860,6 +4615,8 @@
         <w:rPr>
           <w:rFonts w:ascii="Times New Roman" w:hAnsi="Times New Roman"/>
           <w:i w:val="0"/>
+          <w:color w:val="000000"/>
+          <w:sz w:val="24"/>
         </w:rPr>
         <w:t xml:space="preserve">, com 91 dias, no fuso local</w:t>
       </w:r>
@@ -2867,6 +4624,8 @@
         <w:rPr>
           <w:rFonts w:ascii="Times New Roman" w:hAnsi="Times New Roman"/>
           <w:i w:val="0"/>
+          <w:color w:val="000000"/>
+          <w:sz w:val="24"/>
         </w:rPr>
         <w:t xml:space="preserve"> </w:t>
       </w:r>
@@ -2875,6 +4634,8 @@
           <w:rFonts w:ascii="Times New Roman" w:hAnsi="Times New Roman"/>
           <w:i w:val="0"/>
           <w:iCs/>
+          <w:color w:val="000000"/>
+          <w:sz w:val="24"/>
         </w:rPr>
         <w:t xml:space="preserve">America/Los_Angeles</w:t>
       </w:r>
@@ -2882,6 +4643,8 @@
         <w:rPr>
           <w:rFonts w:ascii="Times New Roman" w:hAnsi="Times New Roman"/>
           <w:i w:val="0"/>
+          <w:color w:val="000000"/>
+          <w:sz w:val="24"/>
         </w:rPr>
         <w:t xml:space="preserve">. A configuração do projeto registra a posição do Sol pelo SPA, aplicada ao meio do intervalo temporal correspondente, e utiliza a irradiância medida no plano do arranjo (</w:t>
       </w:r>
@@ -2890,6 +4653,8 @@
           <w:rFonts w:ascii="Times New Roman" w:hAnsi="Times New Roman"/>
           <w:i w:val="0"/>
           <w:iCs/>
+          <w:color w:val="000000"/>
+          <w:sz w:val="24"/>
         </w:rPr>
         <w:t xml:space="preserve">plane of array</w:t>
       </w:r>
@@ -2897,26 +4662,45 @@
         <w:rPr>
           <w:rFonts w:ascii="Times New Roman" w:hAnsi="Times New Roman"/>
           <w:i w:val="0"/>
-        </w:rPr>
-        <w:t xml:space="preserve">, POA). As curvas de geometria e irradiância abaixo ilustram o dia 17 de maio de 2024 no horário local, conforme a coleção gráfica identificada como G01.</w:t>
+          <w:color w:val="000000"/>
+          <w:sz w:val="24"/>
+        </w:rPr>
+        <w:t xml:space="preserve">, POA). As curvas de geometria e irradiância abaixo ilustram o dia 17 de maio de 2024 no horário local, conforme a Figura 2.</w:t>
+      </w:r>
+    </w:p>
+    <w:p>
+      <w:pPr>
+        <w:keepNext/>
+        <w:widowControl/>
+        <w:spacing w:line="240" w:lineRule="auto" w:after="80" w:before="160"/>
+        <w:ind w:firstLine="0" w:left="227" w:right="227"/>
+        <w:jc w:val="center"/>
+      </w:pPr>
+      <w:r>
+        <w:rPr>
+          <w:rFonts w:ascii="Times New Roman" w:hAnsi="Times New Roman"/>
+          <w:b/>
+          <w:i w:val="0"/>
+          <w:color w:val="000000"/>
+          <w:sz w:val="20"/>
+        </w:rPr>
+        <w:t>Figura 2 – POA observada e ângulos solares no PVDAQ 2107</w:t>
       </w:r>
     </w:p>
     <w:p>
       <w:pPr>
         <w:pStyle w:val="CaptionedFigure"/>
+        <w:keepNext/>
         <w:widowControl/>
+        <w:spacing w:line="240" w:lineRule="auto" w:after="0"/>
         <w:ind w:firstLine="0"/>
         <w:jc w:val="center"/>
       </w:pPr>
       <w:r>
-        <w:rPr>
-          <w:rFonts w:ascii="Times New Roman" w:hAnsi="Times New Roman"/>
-          <w:i w:val="0"/>
-        </w:rPr>
         <w:drawing>
           <wp:inline>
-            <wp:extent cx="5472000" cy="3061714"/>
-            <wp:docPr id="24" name="Picture 24"/>
+            <wp:extent cx="5472000" cy="3062800"/>
+            <wp:docPr id="26" name="Picture 26" descr="Figura 2 – POA observada e ângulos solares no PVDAQ 2107" title="Figura 2 – POA observada e ângulos solares no PVDAQ 2107"/>
             <wp:cNvGraphicFramePr>
               <a:graphicFrameLocks noChangeAspect="1"/>
             </wp:cNvGraphicFramePr>
@@ -2924,11 +4708,17 @@
               <a:graphicData uri="http://schemas.openxmlformats.org/drawingml/2006/picture">
                 <pic:pic>
                   <pic:nvPicPr>
-                    <pic:cNvPr id="0" name="G01_recurso_geometria_claro.png"/>
+                    <pic:cNvPr id="0" name="Manuscrito_Figura02_PVDAQ.png"/>
                     <pic:cNvPicPr/>
                   </pic:nvPicPr>
                   <pic:blipFill>
-                    <a:blip r:embed="rId9"/>
+                    <a:blip r:embed="rId13">
+                      <a:extLst>
+                        <a:ext uri="{96DAC541-7B7A-43D3-8B79-37D633B846F1}">
+                          <ns0:svgBlip xmlns:ns0="http://schemas.microsoft.com/office/drawing/2016/SVG/main" r:embed="rId14"/>
+                        </a:ext>
+                      </a:extLst>
+                    </a:blip>
                     <a:stretch>
                       <a:fillRect/>
                     </a:stretch>
@@ -2936,7 +4726,7 @@
                   <pic:spPr>
                     <a:xfrm>
                       <a:off x="0" y="0"/>
-                      <a:ext cx="5472000" cy="3061714"/>
+                      <a:ext cx="5472000" cy="3062800"/>
                     </a:xfrm>
                     <a:prstGeom prst="rect"/>
                   </pic:spPr>
@@ -2949,41 +4739,57 @@
     </w:p>
     <w:p>
       <w:pPr>
-        <w:pStyle w:val="ImageCaption"/>
+        <w:pStyle w:val="FirstParagraph"/>
+        <w:keepNext w:val="0"/>
         <w:widowControl/>
-        <w:ind w:firstLine="0"/>
-        <w:jc w:val="center"/>
+        <w:spacing w:line="240" w:lineRule="auto" w:after="160" w:before="60"/>
+        <w:ind w:firstLine="0" w:left="227" w:right="227"/>
+        <w:jc w:val="left"/>
       </w:pPr>
       <w:r>
         <w:rPr>
           <w:rFonts w:ascii="Times New Roman" w:hAnsi="Times New Roman"/>
-          <w:i w:val="0"/>
-        </w:rPr>
-        <w:t>Figura G01 — POA observada e ângulos calculados no PVDAQ 2107, em 17/05/2024. POA: média de 15 minutos; posição solar no ponto médio. Fonte: dados preparados e configuração do projeto; cálculo de Samuel Constantino Teixeira, 2026. Zenital geométrico; incidência com zenital aparente, conforme a cadeia vigente.</w:t>
+          <w:b w:val="0"/>
+          <w:i w:val="0"/>
+          <w:color w:val="000000"/>
+          <w:sz w:val="20"/>
+        </w:rPr>
+        <w:t xml:space="preserve">Fonte: dados PVDAQ 2107 (Deline et al., 2021); elaboração do autor (2026).</w:t>
       </w:r>
     </w:p>
     <w:p>
       <w:pPr>
         <w:pStyle w:val="BodyText"/>
         <w:widowControl/>
+        <w:spacing w:line="360" w:lineRule="auto" w:after="120"/>
+        <w:ind w:firstLine="709"/>
       </w:pPr>
       <w:r>
         <w:rPr>
           <w:rFonts w:ascii="Times New Roman" w:hAnsi="Times New Roman"/>
           <w:i w:val="0"/>
+          <w:color w:val="000000"/>
+          <w:sz w:val="24"/>
         </w:rPr>
         <w:t>O gráfico reúne naturezas distintas de informação. A POA provém da medição local agregada, enquanto zenital e incidência são calculados. Os dados integram o acervo PVDAQ (DELINE et al., 2021); o processamento e a seleção são documentados no projeto (TEIXEIRA et al., 2026). Para 17/05, há 96 posições temporais, 94 médias POA não ausentes e 68 intervalos com três amostras na agregação. A figura exibe 05 h a 21 h locais, sem interpolação. A proximidade temporal entre o máximo de POA e a maior altura solar não constitui validação independente do SPA, nem permite identificar isoladamente condições de nuvens, aerossóis ou vapor de água. Trata-se de um exemplo diário, e não de uma distribuição climatológica.</w:t>
+      </w:r>
+      <w:r>
+        <w:t xml:space="preserve"> Na Figura 2, o zenital é geométrico e a incidência utiliza o zenital aparente, conforme a cadeia computacional vigente.</w:t>
       </w:r>
     </w:p>
     <w:p>
       <w:pPr>
         <w:pStyle w:val="BodyText"/>
         <w:widowControl/>
+        <w:spacing w:line="360" w:lineRule="auto" w:after="120"/>
+        <w:ind w:firstLine="709"/>
       </w:pPr>
       <w:r>
         <w:rPr>
           <w:rFonts w:ascii="Times New Roman" w:hAnsi="Times New Roman"/>
           <w:i w:val="0"/>
+          <w:color w:val="000000"/>
+          <w:sz w:val="24"/>
         </w:rPr>
         <w:t xml:space="preserve">O sistema PVDAQ disponibiliza irradiância POA, mas</w:t>
       </w:r>
@@ -2991,6 +4797,8 @@
         <w:rPr>
           <w:rFonts w:ascii="Times New Roman" w:hAnsi="Times New Roman"/>
           <w:i w:val="0"/>
+          <w:color w:val="000000"/>
+          <w:sz w:val="24"/>
         </w:rPr>
         <w:t xml:space="preserve"> </w:t>
       </w:r>
@@ -3000,6 +4808,8 @@
           <w:b/>
           <w:bCs/>
           <w:i w:val="0"/>
+          <w:color w:val="000000"/>
+          <w:sz w:val="24"/>
         </w:rPr>
         <w:t xml:space="preserve">não disponibiliza, neste conjunto selecionado, séries locais medidas e independentes de GHI, DNI e DHI</w:t>
       </w:r>
@@ -3007,6 +4817,8 @@
         <w:rPr>
           <w:rFonts w:ascii="Times New Roman" w:hAnsi="Times New Roman"/>
           <w:i w:val="0"/>
+          <w:color w:val="000000"/>
+          <w:sz w:val="24"/>
         </w:rPr>
         <w:t xml:space="preserve">. Essas componentes não devem ser apresentadas como medições observadas; eventuais reconstruções por transposição inversa constituem análises exploratórias, discutidas separadamente. A orientação fixa do arranjo é de</w:t>
       </w:r>
@@ -3014,6 +4826,8 @@
         <w:rPr>
           <w:rFonts w:ascii="Times New Roman" w:hAnsi="Times New Roman"/>
           <w:i w:val="0"/>
+          <w:color w:val="000000"/>
+          <w:sz w:val="24"/>
         </w:rPr>
         <w:t xml:space="preserve"> </w:t>
       </w:r>
@@ -3022,19 +4836,21 @@
           <m:e>
             <m:r>
               <w:rPr>
-                <w:sz w:val="28"/>
+                <w:sz w:val="24"/>
+                <w:szCs w:val="24"/>
               </w:rPr>
               <m:t>25</m:t>
             </m:r>
           </m:e>
           <m:sup>
             <m:r>
-              <w:rPr>
-                <w:sz w:val="28"/>
-              </w:rPr>
               <m:rPr>
                 <m:sty m:val="p"/>
               </m:rPr>
+              <w:rPr>
+                <w:sz w:val="24"/>
+                <w:szCs w:val="24"/>
+              </w:rPr>
               <m:t>∘</m:t>
             </m:r>
           </m:sup>
@@ -3044,13 +4860,17 @@
         <w:rPr>
           <w:rFonts w:ascii="Times New Roman" w:hAnsi="Times New Roman"/>
           <w:i w:val="0"/>
-        </w:rPr>
-        <w:t xml:space="preserve"> </w:t>
-      </w:r>
-      <w:r>
-        <w:rPr>
-          <w:rFonts w:ascii="Times New Roman" w:hAnsi="Times New Roman"/>
-          <w:i w:val="0"/>
+          <w:color w:val="000000"/>
+          <w:sz w:val="24"/>
+        </w:rPr>
+        <w:t xml:space="preserve"> </w:t>
+      </w:r>
+      <w:r>
+        <w:rPr>
+          <w:rFonts w:ascii="Times New Roman" w:hAnsi="Times New Roman"/>
+          <w:i w:val="0"/>
+          <w:color w:val="000000"/>
+          <w:sz w:val="24"/>
         </w:rPr>
         <w:t xml:space="preserve">de inclinação e azimute</w:t>
       </w:r>
@@ -3058,6 +4878,8 @@
         <w:rPr>
           <w:rFonts w:ascii="Times New Roman" w:hAnsi="Times New Roman"/>
           <w:i w:val="0"/>
+          <w:color w:val="000000"/>
+          <w:sz w:val="24"/>
         </w:rPr>
         <w:t xml:space="preserve"> </w:t>
       </w:r>
@@ -3066,19 +4888,21 @@
           <m:e>
             <m:r>
               <w:rPr>
-                <w:sz w:val="28"/>
+                <w:sz w:val="24"/>
+                <w:szCs w:val="24"/>
               </w:rPr>
               <m:t>180</m:t>
             </m:r>
           </m:e>
           <m:sup>
             <m:r>
-              <w:rPr>
-                <w:sz w:val="28"/>
-              </w:rPr>
               <m:rPr>
                 <m:sty m:val="p"/>
               </m:rPr>
+              <w:rPr>
+                <w:sz w:val="24"/>
+                <w:szCs w:val="24"/>
+              </w:rPr>
               <m:t>∘</m:t>
             </m:r>
           </m:sup>
@@ -3088,13 +4912,17 @@
         <w:rPr>
           <w:rFonts w:ascii="Times New Roman" w:hAnsi="Times New Roman"/>
           <w:i w:val="0"/>
-        </w:rPr>
-        <w:t xml:space="preserve"> </w:t>
-      </w:r>
-      <w:r>
-        <w:rPr>
-          <w:rFonts w:ascii="Times New Roman" w:hAnsi="Times New Roman"/>
-          <w:i w:val="0"/>
+          <w:color w:val="000000"/>
+          <w:sz w:val="24"/>
+        </w:rPr>
+        <w:t xml:space="preserve"> </w:t>
+      </w:r>
+      <w:r>
+        <w:rPr>
+          <w:rFonts w:ascii="Times New Roman" w:hAnsi="Times New Roman"/>
+          <w:i w:val="0"/>
+          <w:color w:val="000000"/>
+          <w:sz w:val="24"/>
         </w:rPr>
         <w:t xml:space="preserve">(norte</w:t>
       </w:r>
@@ -3102,6 +4930,8 @@
         <w:rPr>
           <w:rFonts w:ascii="Times New Roman" w:hAnsi="Times New Roman"/>
           <w:i w:val="0"/>
+          <w:color w:val="000000"/>
+          <w:sz w:val="24"/>
         </w:rPr>
         <w:t xml:space="preserve"> </w:t>
       </w:r>
@@ -3110,19 +4940,21 @@
           <m:e>
             <m:r>
               <w:rPr>
-                <w:sz w:val="28"/>
+                <w:sz w:val="24"/>
+                <w:szCs w:val="24"/>
               </w:rPr>
               <m:t>0</m:t>
             </m:r>
           </m:e>
           <m:sup>
             <m:r>
-              <w:rPr>
-                <w:sz w:val="28"/>
-              </w:rPr>
               <m:rPr>
                 <m:sty m:val="p"/>
               </m:rPr>
+              <w:rPr>
+                <w:sz w:val="24"/>
+                <w:szCs w:val="24"/>
+              </w:rPr>
               <m:t>∘</m:t>
             </m:r>
           </m:sup>
@@ -3132,6 +4964,8 @@
         <w:rPr>
           <w:rFonts w:ascii="Times New Roman" w:hAnsi="Times New Roman"/>
           <w:i w:val="0"/>
+          <w:color w:val="000000"/>
+          <w:sz w:val="24"/>
         </w:rPr>
         <w:t xml:space="preserve">, sentido horário), mas o detalhamento da montagem e a transposição para a POA pertencem às seções 2.4 e 3.1, respectivamente.</w:t>
       </w:r>
@@ -3141,12 +4975,18 @@
     <w:p>
       <w:pPr>
         <w:pStyle w:val="Heading2"/>
+        <w:keepNext/>
         <w:widowControl/>
+        <w:spacing w:line="360" w:lineRule="auto" w:after="120"/>
         <w:ind w:firstLine="0"/>
       </w:pPr>
       <w:r>
         <w:rPr>
+          <w:rFonts w:ascii="Times New Roman" w:hAnsi="Times New Roman"/>
           <w:b/>
+          <w:i w:val="0"/>
+          <w:color w:val="000000"/>
+          <w:sz w:val="24"/>
         </w:rPr>
         <w:t>1.1.6 SÍNTESE E LIMITES</w:t>
       </w:r>
@@ -3155,11 +4995,15 @@
       <w:pPr>
         <w:pStyle w:val="FirstParagraph"/>
         <w:widowControl/>
+        <w:spacing w:line="360" w:lineRule="auto" w:after="120"/>
+        <w:ind w:firstLine="709"/>
       </w:pPr>
       <w:r>
         <w:rPr>
           <w:rFonts w:ascii="Times New Roman" w:hAnsi="Times New Roman"/>
           <w:i w:val="0"/>
+          <w:color w:val="000000"/>
+          <w:sz w:val="24"/>
         </w:rPr>
         <w:t xml:space="preserve">A posição solar define a direção de incidência da componente direta e fornece o fator geométrico de projeção entre irradiância normal e horizontal. A irradiância extraterrestre estabelece uma referência física anterior à atenuação atmosférica. A passagem da geometria para o recurso disponível em superfície exige, entretanto, informação radiométrica adicional e descrição explícita de suas condições de observação. Assim, a subseção 1.1 estabelece os ângulos, o tempo e o referencial geométrico que serão empregados em 1.2 a 1.4 e compartilhados com o estudo fotovoltaico da equipe.</w:t>
       </w:r>
@@ -3168,11 +5012,18 @@
     <w:p>
       <w:pPr>
         <w:pStyle w:val="Heading2"/>
+        <w:keepNext/>
         <w:widowControl/>
+        <w:spacing w:line="360" w:lineRule="auto" w:after="120"/>
+        <w:ind w:firstLine="0"/>
       </w:pPr>
       <w:r>
         <w:rPr>
+          <w:rFonts w:ascii="Times New Roman" w:hAnsi="Times New Roman"/>
           <w:b/>
+          <w:i w:val="0"/>
+          <w:color w:val="000000"/>
+          <w:sz w:val="24"/>
         </w:rPr>
         <w:t>1.1.7 RASTREABILIDADE DO PROCEDIMENTO COMPUTACIONAL</w:t>
       </w:r>
@@ -3180,11 +5031,15 @@
     <w:p>
       <w:pPr>
         <w:widowControl/>
+        <w:spacing w:line="360" w:lineRule="auto" w:after="120"/>
+        <w:ind w:firstLine="709"/>
       </w:pPr>
       <w:r>
         <w:rPr>
           <w:rFonts w:ascii="Times New Roman" w:hAnsi="Times New Roman"/>
           <w:i w:val="0"/>
+          <w:color w:val="000000"/>
+          <w:sz w:val="24"/>
         </w:rPr>
         <w:t>Os ângulos são calculados pelo SPA de Reda e Andreas (2004; 2008), enquanto a irradiância extraterrestre normal é calculada separadamente pelo método Spencer. A rotina utiliza pvlib 0.16.1. O exemplo publicado do SPA foi reproduzido com os parâmetros da Tabela A5.1 (REDA; ANDREAS, 2008, p. A-15–A-16), obtendo zenital aparente de 50,111622° e azimute de 194,340241°, compatíveis com os valores de referência arredondados. Essa conferência verifica a implementação numérica; não valida o sensor POA nem a precisão de todas as entradas do estudo de caso.</w:t>
       </w:r>
@@ -3192,11 +5047,15 @@
     <w:p>
       <w:pPr>
         <w:widowControl/>
+        <w:spacing w:line="360" w:lineRule="auto" w:after="120"/>
+        <w:ind w:firstLine="709"/>
       </w:pPr>
       <w:r>
         <w:rPr>
           <w:rFonts w:ascii="Times New Roman" w:hAnsi="Times New Roman"/>
           <w:i w:val="0"/>
+          <w:color w:val="000000"/>
+          <w:sz w:val="24"/>
         </w:rPr>
         <w:t>O caso PVDAQ 2107 utiliza 38,996306° N, 122,134111° O e altitude de 10 m na configuração do projeto. A janela compreende 01/04 a 30/06/2024, no fuso America/Los_Angeles. O rótulo temporal indica o início de intervalos de 15 minutos; o SPA é avaliado 7 min 30 s depois. Em 17/05/2024, o fuso corresponde a UTC−7. A pressão é estimada da altitude, enquanto temperatura de refração de 12 °C e diferença de escalas temporais ΔT = 67 s são padrões mantidos da implementação, sem tratá-los como medições locais ou como atualização específica de efemérides.</w:t>
       </w:r>
@@ -3204,47 +5063,61 @@
     <w:p>
       <w:pPr>
         <w:widowControl/>
+        <w:spacing w:line="360" w:lineRule="auto" w:after="120"/>
+        <w:ind w:firstLine="709"/>
       </w:pPr>
       <w:r>
         <w:rPr>
           <w:rFonts w:ascii="Times New Roman" w:hAnsi="Times New Roman"/>
           <w:i w:val="0"/>
+          <w:color w:val="000000"/>
+          <w:sz w:val="24"/>
         </w:rPr>
         <w:t>A conferência bibliográfica foi localizada por páginas, com distinção entre obras catalogadas e evidências efetivamente verificadas. O livro de Duffie, Beckman e Blair (2020, p. 9) apresenta 0,00719 no termo em cos(2B) de sua equação 1.4.1b. O código conferido do pvlib 0.16.1 utiliza 0,000719. Para reproduzir os cálculos do projeto, adota-se este último coeficiente, mantendo registrada a divergência entre as fontes; a comparação não constitui uma investigação de erratas do editor.</w:t>
+      </w:r>
+      <w:r>
+        <w:t xml:space="preserve"> O Quadro 1 sintetiza essas grandezas e convenções.</w:t>
       </w:r>
     </w:p>
     <w:p>
       <w:pPr>
-        <w:pStyle w:val="Heading2"/>
+        <w:keepNext/>
         <w:widowControl/>
-        <w:ind w:firstLine="0"/>
+        <w:spacing w:line="240" w:lineRule="auto" w:after="80" w:before="160"/>
+        <w:ind w:firstLine="0" w:left="227" w:right="227"/>
+        <w:jc w:val="center"/>
       </w:pPr>
       <w:r>
         <w:rPr>
+          <w:rFonts w:ascii="Times New Roman" w:hAnsi="Times New Roman"/>
           <w:b/>
-        </w:rPr>
-        <w:t>QUADRO DE CONCEITOS E CONVENÇÕES</w:t>
+          <w:i w:val="0"/>
+          <w:color w:val="000000"/>
+          <w:sz w:val="20"/>
+        </w:rPr>
+        <w:t>Quadro 1 – Símbolos, grandezas e convenções adotadas</w:t>
       </w:r>
     </w:p>
     <w:tbl>
       <w:tblPr>
         <w:tblStyle w:val="Table"/>
-        <w:tblW w:type="auto" w:w="0"/>
-        <w:jc w:val="left"/>
+        <w:tblW w:type="dxa" w:w="8617"/>
+        <w:tblLayout w:type="fixed"/>
         <w:tblLook w:firstRow="1" w:lastRow="0" w:firstColumn="0" w:lastColumn="0" w:noHBand="0" w:noVBand="0" w:val="0020"/>
+        <w:jc w:val="center"/>
         <w:tblBorders>
-          <w:top w:val="single" w:sz="4" w:color="D9D9D9"/>
-          <w:left w:val="single" w:sz="4" w:color="D9D9D9"/>
-          <w:bottom w:val="single" w:sz="4" w:color="D9D9D9"/>
-          <w:right w:val="single" w:sz="4" w:color="D9D9D9"/>
-          <w:insideH w:val="single" w:sz="4" w:color="D9D9D9"/>
-          <w:insideV w:val="single" w:sz="4" w:color="D9D9D9"/>
+          <w:top w:val="single" w:sz="8" w:color="000000"/>
+          <w:left w:val="single" w:sz="8" w:color="000000"/>
+          <w:bottom w:val="single" w:sz="8" w:color="000000"/>
+          <w:right w:val="single" w:sz="8" w:color="000000"/>
+          <w:insideH w:val="single" w:sz="8" w:color="000000"/>
+          <w:insideV w:val="single" w:sz="8" w:color="000000"/>
         </w:tblBorders>
       </w:tblPr>
       <w:tblGrid>
-        <w:gridCol w:w="2640"/>
-        <w:gridCol w:w="2640"/>
-        <w:gridCol w:w="2640"/>
+        <w:gridCol w:w="1191"/>
+        <w:gridCol w:w="4535"/>
+        <w:gridCol w:w="2891"/>
       </w:tblGrid>
       <w:tr>
         <w:trPr>
@@ -3254,20 +5127,32 @@
         </w:trPr>
         <w:tc>
           <w:tcPr>
+            <w:tcW w:type="dxa" w:w="1191"/>
             <w:shd w:fill="F0F0F0"/>
+            <w:vAlign w:val="center"/>
+            <w:tcMar>
+              <w:top w:w="70" w:type="dxa"/>
+              <w:bottom w:w="70" w:type="dxa"/>
+              <w:left w:w="100" w:type="dxa"/>
+              <w:right w:w="100" w:type="dxa"/>
+            </w:tcMar>
           </w:tcPr>
           <w:p>
             <w:pPr>
               <w:pStyle w:val="Compact"/>
-              <w:spacing w:line="264" w:lineRule="auto"/>
+              <w:keepNext/>
+              <w:widowControl/>
+              <w:spacing w:line="240" w:lineRule="auto" w:after="0"/>
               <w:ind w:firstLine="0"/>
-              <w:jc w:val="left"/>
+              <w:jc w:val="center"/>
             </w:pPr>
             <w:r>
               <w:rPr>
                 <w:rFonts w:ascii="Times New Roman" w:hAnsi="Times New Roman"/>
                 <w:b/>
-                <w:sz w:val="23"/>
+                <w:i w:val="0"/>
+                <w:color w:val="000000"/>
+                <w:sz w:val="24"/>
               </w:rPr>
               <w:t xml:space="preserve">Símbolo</w:t>
             </w:r>
@@ -3275,12 +5160,22 @@
         </w:tc>
         <w:tc>
           <w:tcPr>
+            <w:tcW w:type="dxa" w:w="4535"/>
             <w:shd w:fill="F0F0F0"/>
+            <w:vAlign w:val="center"/>
+            <w:tcMar>
+              <w:top w:w="70" w:type="dxa"/>
+              <w:bottom w:w="70" w:type="dxa"/>
+              <w:left w:w="100" w:type="dxa"/>
+              <w:right w:w="100" w:type="dxa"/>
+            </w:tcMar>
           </w:tcPr>
           <w:p>
             <w:pPr>
               <w:pStyle w:val="Compact"/>
-              <w:spacing w:line="264" w:lineRule="auto"/>
+              <w:keepNext/>
+              <w:widowControl/>
+              <w:spacing w:line="240" w:lineRule="auto" w:after="0"/>
               <w:ind w:firstLine="0"/>
               <w:jc w:val="left"/>
             </w:pPr>
@@ -3288,7 +5183,9 @@
               <w:rPr>
                 <w:rFonts w:ascii="Times New Roman" w:hAnsi="Times New Roman"/>
                 <w:b/>
-                <w:sz w:val="23"/>
+                <w:i w:val="0"/>
+                <w:color w:val="000000"/>
+                <w:sz w:val="24"/>
               </w:rPr>
               <w:t xml:space="preserve">Grandeza</w:t>
             </w:r>
@@ -3296,20 +5193,32 @@
         </w:tc>
         <w:tc>
           <w:tcPr>
+            <w:tcW w:type="dxa" w:w="2891"/>
             <w:shd w:fill="F0F0F0"/>
+            <w:vAlign w:val="center"/>
+            <w:tcMar>
+              <w:top w:w="70" w:type="dxa"/>
+              <w:bottom w:w="70" w:type="dxa"/>
+              <w:left w:w="100" w:type="dxa"/>
+              <w:right w:w="100" w:type="dxa"/>
+            </w:tcMar>
           </w:tcPr>
           <w:p>
             <w:pPr>
               <w:pStyle w:val="Compact"/>
-              <w:spacing w:line="264" w:lineRule="auto"/>
+              <w:keepNext/>
+              <w:widowControl/>
+              <w:spacing w:line="240" w:lineRule="auto" w:after="0"/>
               <w:ind w:firstLine="0"/>
-              <w:jc w:val="left"/>
+              <w:jc w:val="center"/>
             </w:pPr>
             <w:r>
               <w:rPr>
                 <w:rFonts w:ascii="Times New Roman" w:hAnsi="Times New Roman"/>
                 <w:b/>
-                <w:sz w:val="23"/>
+                <w:i w:val="0"/>
+                <w:color w:val="000000"/>
+                <w:sz w:val="24"/>
               </w:rPr>
               <w:t xml:space="preserve">Unidade / convenção</w:t>
             </w:r>
@@ -3321,52 +5230,95 @@
           <w:cantSplit/>
         </w:trPr>
         <w:tc>
-          <w:tcPr/>
+          <w:tcPr>
+            <w:tcW w:type="dxa" w:w="1191"/>
+            <w:vAlign w:val="center"/>
+            <w:tcMar>
+              <w:top w:w="70" w:type="dxa"/>
+              <w:bottom w:w="70" w:type="dxa"/>
+              <w:left w:w="100" w:type="dxa"/>
+              <w:right w:w="100" w:type="dxa"/>
+            </w:tcMar>
+          </w:tcPr>
           <w:p>
             <w:pPr>
               <w:pStyle w:val="Compact"/>
-              <w:spacing w:line="264" w:lineRule="auto"/>
+              <w:keepNext/>
+              <w:widowControl/>
+              <w:spacing w:line="240" w:lineRule="auto" w:after="0"/>
               <w:ind w:firstLine="0"/>
-              <w:jc w:val="left"/>
+              <w:jc w:val="center"/>
             </w:pPr>
             <m:oMath>
               <m:r>
+                <w:rPr>
+                  <w:sz w:val="24"/>
+                  <w:szCs w:val="24"/>
+                </w:rPr>
                 <m:t>ϕ</m:t>
               </m:r>
             </m:oMath>
           </w:p>
         </w:tc>
         <w:tc>
-          <w:tcPr/>
+          <w:tcPr>
+            <w:tcW w:type="dxa" w:w="4535"/>
+            <w:vAlign w:val="center"/>
+            <w:tcMar>
+              <w:top w:w="70" w:type="dxa"/>
+              <w:bottom w:w="70" w:type="dxa"/>
+              <w:left w:w="100" w:type="dxa"/>
+              <w:right w:w="100" w:type="dxa"/>
+            </w:tcMar>
+          </w:tcPr>
           <w:p>
             <w:pPr>
               <w:pStyle w:val="Compact"/>
-              <w:spacing w:line="264" w:lineRule="auto"/>
+              <w:keepNext/>
+              <w:widowControl/>
+              <w:spacing w:line="240" w:lineRule="auto" w:after="0"/>
               <w:ind w:firstLine="0"/>
               <w:jc w:val="left"/>
             </w:pPr>
             <w:r>
               <w:rPr>
                 <w:rFonts w:ascii="Times New Roman" w:hAnsi="Times New Roman"/>
-                <w:sz w:val="23"/>
+                <w:b w:val="0"/>
+                <w:i w:val="0"/>
+                <w:color w:val="000000"/>
+                <w:sz w:val="24"/>
               </w:rPr>
               <w:t xml:space="preserve">Latitude geográfica</w:t>
             </w:r>
           </w:p>
         </w:tc>
         <w:tc>
-          <w:tcPr/>
+          <w:tcPr>
+            <w:tcW w:type="dxa" w:w="2891"/>
+            <w:vAlign w:val="center"/>
+            <w:tcMar>
+              <w:top w:w="70" w:type="dxa"/>
+              <w:bottom w:w="70" w:type="dxa"/>
+              <w:left w:w="100" w:type="dxa"/>
+              <w:right w:w="100" w:type="dxa"/>
+            </w:tcMar>
+          </w:tcPr>
           <w:p>
             <w:pPr>
               <w:pStyle w:val="Compact"/>
-              <w:spacing w:line="264" w:lineRule="auto"/>
+              <w:keepNext/>
+              <w:widowControl/>
+              <w:spacing w:line="240" w:lineRule="auto" w:after="0"/>
               <w:ind w:firstLine="0"/>
-              <w:jc w:val="left"/>
+              <w:jc w:val="center"/>
             </w:pPr>
             <w:r>
               <w:rPr>
                 <w:rFonts w:ascii="Times New Roman" w:hAnsi="Times New Roman"/>
-                <w:sz w:val="23"/>
+                <w:b w:val="0"/>
+                <w:i w:val="0"/>
+                <w:color w:val="000000"/>
+                <w:sz w:val="24"/>
               </w:rPr>
               <w:t xml:space="preserve">graus; norte positivo</w:t>
             </w:r>
@@ -3378,52 +5330,95 @@
           <w:cantSplit/>
         </w:trPr>
         <w:tc>
-          <w:tcPr/>
+          <w:tcPr>
+            <w:tcW w:type="dxa" w:w="1191"/>
+            <w:vAlign w:val="center"/>
+            <w:tcMar>
+              <w:top w:w="70" w:type="dxa"/>
+              <w:bottom w:w="70" w:type="dxa"/>
+              <w:left w:w="100" w:type="dxa"/>
+              <w:right w:w="100" w:type="dxa"/>
+            </w:tcMar>
+          </w:tcPr>
           <w:p>
             <w:pPr>
               <w:pStyle w:val="Compact"/>
-              <w:spacing w:line="264" w:lineRule="auto"/>
+              <w:keepNext/>
+              <w:widowControl/>
+              <w:spacing w:line="240" w:lineRule="auto" w:after="0"/>
               <w:ind w:firstLine="0"/>
-              <w:jc w:val="left"/>
+              <w:jc w:val="center"/>
             </w:pPr>
             <m:oMath>
               <m:r>
+                <w:rPr>
+                  <w:sz w:val="24"/>
+                  <w:szCs w:val="24"/>
+                </w:rPr>
                 <m:t>δ</m:t>
               </m:r>
             </m:oMath>
           </w:p>
         </w:tc>
         <w:tc>
-          <w:tcPr/>
+          <w:tcPr>
+            <w:tcW w:type="dxa" w:w="4535"/>
+            <w:vAlign w:val="center"/>
+            <w:tcMar>
+              <w:top w:w="70" w:type="dxa"/>
+              <w:bottom w:w="70" w:type="dxa"/>
+              <w:left w:w="100" w:type="dxa"/>
+              <w:right w:w="100" w:type="dxa"/>
+            </w:tcMar>
+          </w:tcPr>
           <w:p>
             <w:pPr>
               <w:pStyle w:val="Compact"/>
-              <w:spacing w:line="264" w:lineRule="auto"/>
+              <w:keepNext/>
+              <w:widowControl/>
+              <w:spacing w:line="240" w:lineRule="auto" w:after="0"/>
               <w:ind w:firstLine="0"/>
               <w:jc w:val="left"/>
             </w:pPr>
             <w:r>
               <w:rPr>
                 <w:rFonts w:ascii="Times New Roman" w:hAnsi="Times New Roman"/>
-                <w:sz w:val="23"/>
+                <w:b w:val="0"/>
+                <w:i w:val="0"/>
+                <w:color w:val="000000"/>
+                <w:sz w:val="24"/>
               </w:rPr>
               <w:t xml:space="preserve">Declinação solar</w:t>
             </w:r>
           </w:p>
         </w:tc>
         <w:tc>
-          <w:tcPr/>
+          <w:tcPr>
+            <w:tcW w:type="dxa" w:w="2891"/>
+            <w:vAlign w:val="center"/>
+            <w:tcMar>
+              <w:top w:w="70" w:type="dxa"/>
+              <w:bottom w:w="70" w:type="dxa"/>
+              <w:left w:w="100" w:type="dxa"/>
+              <w:right w:w="100" w:type="dxa"/>
+            </w:tcMar>
+          </w:tcPr>
           <w:p>
             <w:pPr>
               <w:pStyle w:val="Compact"/>
-              <w:spacing w:line="264" w:lineRule="auto"/>
+              <w:keepNext/>
+              <w:widowControl/>
+              <w:spacing w:line="240" w:lineRule="auto" w:after="0"/>
               <w:ind w:firstLine="0"/>
-              <w:jc w:val="left"/>
+              <w:jc w:val="center"/>
             </w:pPr>
             <w:r>
               <w:rPr>
                 <w:rFonts w:ascii="Times New Roman" w:hAnsi="Times New Roman"/>
-                <w:sz w:val="23"/>
+                <w:b w:val="0"/>
+                <w:i w:val="0"/>
+                <w:color w:val="000000"/>
+                <w:sz w:val="24"/>
               </w:rPr>
               <w:t xml:space="preserve">graus</w:t>
             </w:r>
@@ -3435,52 +5430,95 @@
           <w:cantSplit/>
         </w:trPr>
         <w:tc>
-          <w:tcPr/>
+          <w:tcPr>
+            <w:tcW w:type="dxa" w:w="1191"/>
+            <w:vAlign w:val="center"/>
+            <w:tcMar>
+              <w:top w:w="70" w:type="dxa"/>
+              <w:bottom w:w="70" w:type="dxa"/>
+              <w:left w:w="100" w:type="dxa"/>
+              <w:right w:w="100" w:type="dxa"/>
+            </w:tcMar>
+          </w:tcPr>
           <w:p>
             <w:pPr>
               <w:pStyle w:val="Compact"/>
-              <w:spacing w:line="264" w:lineRule="auto"/>
+              <w:keepNext/>
+              <w:widowControl/>
+              <w:spacing w:line="240" w:lineRule="auto" w:after="0"/>
               <w:ind w:firstLine="0"/>
-              <w:jc w:val="left"/>
+              <w:jc w:val="center"/>
             </w:pPr>
             <m:oMath>
               <m:r>
+                <w:rPr>
+                  <w:sz w:val="24"/>
+                  <w:szCs w:val="24"/>
+                </w:rPr>
                 <m:t>ω</m:t>
               </m:r>
             </m:oMath>
           </w:p>
         </w:tc>
         <w:tc>
-          <w:tcPr/>
+          <w:tcPr>
+            <w:tcW w:type="dxa" w:w="4535"/>
+            <w:vAlign w:val="center"/>
+            <w:tcMar>
+              <w:top w:w="70" w:type="dxa"/>
+              <w:bottom w:w="70" w:type="dxa"/>
+              <w:left w:w="100" w:type="dxa"/>
+              <w:right w:w="100" w:type="dxa"/>
+            </w:tcMar>
+          </w:tcPr>
           <w:p>
             <w:pPr>
               <w:pStyle w:val="Compact"/>
-              <w:spacing w:line="264" w:lineRule="auto"/>
+              <w:keepNext/>
+              <w:widowControl/>
+              <w:spacing w:line="240" w:lineRule="auto" w:after="0"/>
               <w:ind w:firstLine="0"/>
               <w:jc w:val="left"/>
             </w:pPr>
             <w:r>
               <w:rPr>
                 <w:rFonts w:ascii="Times New Roman" w:hAnsi="Times New Roman"/>
-                <w:sz w:val="23"/>
+                <w:b w:val="0"/>
+                <w:i w:val="0"/>
+                <w:color w:val="000000"/>
+                <w:sz w:val="24"/>
               </w:rPr>
               <w:t xml:space="preserve">Ângulo horário solar</w:t>
             </w:r>
           </w:p>
         </w:tc>
         <w:tc>
-          <w:tcPr/>
+          <w:tcPr>
+            <w:tcW w:type="dxa" w:w="2891"/>
+            <w:vAlign w:val="center"/>
+            <w:tcMar>
+              <w:top w:w="70" w:type="dxa"/>
+              <w:bottom w:w="70" w:type="dxa"/>
+              <w:left w:w="100" w:type="dxa"/>
+              <w:right w:w="100" w:type="dxa"/>
+            </w:tcMar>
+          </w:tcPr>
           <w:p>
             <w:pPr>
               <w:pStyle w:val="Compact"/>
-              <w:spacing w:line="264" w:lineRule="auto"/>
+              <w:keepNext/>
+              <w:widowControl/>
+              <w:spacing w:line="240" w:lineRule="auto" w:after="0"/>
               <w:ind w:firstLine="0"/>
-              <w:jc w:val="left"/>
+              <w:jc w:val="center"/>
             </w:pPr>
             <w:r>
               <w:rPr>
                 <w:rFonts w:ascii="Times New Roman" w:hAnsi="Times New Roman"/>
-                <w:sz w:val="23"/>
+                <w:b w:val="0"/>
+                <w:i w:val="0"/>
+                <w:color w:val="000000"/>
+                <w:sz w:val="24"/>
               </w:rPr>
               <w:t xml:space="preserve">graus; 0° ao meio-dia solar</w:t>
             </w:r>
@@ -3492,23 +5530,42 @@
           <w:cantSplit/>
         </w:trPr>
         <w:tc>
-          <w:tcPr/>
+          <w:tcPr>
+            <w:tcW w:type="dxa" w:w="1191"/>
+            <w:vAlign w:val="center"/>
+            <w:tcMar>
+              <w:top w:w="70" w:type="dxa"/>
+              <w:bottom w:w="70" w:type="dxa"/>
+              <w:left w:w="100" w:type="dxa"/>
+              <w:right w:w="100" w:type="dxa"/>
+            </w:tcMar>
+          </w:tcPr>
           <w:p>
             <w:pPr>
               <w:pStyle w:val="Compact"/>
-              <w:spacing w:line="264" w:lineRule="auto"/>
+              <w:keepNext/>
+              <w:widowControl/>
+              <w:spacing w:line="240" w:lineRule="auto" w:after="0"/>
               <w:ind w:firstLine="0"/>
-              <w:jc w:val="left"/>
+              <w:jc w:val="center"/>
             </w:pPr>
             <m:oMath>
               <m:sSub>
                 <m:e>
                   <m:r>
+                    <w:rPr>
+                      <w:sz w:val="24"/>
+                      <w:szCs w:val="24"/>
+                    </w:rPr>
                     <m:t>θ</m:t>
                   </m:r>
                 </m:e>
                 <m:sub>
                   <m:r>
+                    <w:rPr>
+                      <w:sz w:val="24"/>
+                      <w:szCs w:val="24"/>
+                    </w:rPr>
                     <m:t>z</m:t>
                   </m:r>
                 </m:sub>
@@ -3517,36 +5574,64 @@
           </w:p>
         </w:tc>
         <w:tc>
-          <w:tcPr/>
+          <w:tcPr>
+            <w:tcW w:type="dxa" w:w="4535"/>
+            <w:vAlign w:val="center"/>
+            <w:tcMar>
+              <w:top w:w="70" w:type="dxa"/>
+              <w:bottom w:w="70" w:type="dxa"/>
+              <w:left w:w="100" w:type="dxa"/>
+              <w:right w:w="100" w:type="dxa"/>
+            </w:tcMar>
+          </w:tcPr>
           <w:p>
             <w:pPr>
               <w:pStyle w:val="Compact"/>
-              <w:spacing w:line="264" w:lineRule="auto"/>
+              <w:keepNext/>
+              <w:widowControl/>
+              <w:spacing w:line="240" w:lineRule="auto" w:after="0"/>
               <w:ind w:firstLine="0"/>
               <w:jc w:val="left"/>
             </w:pPr>
             <w:r>
               <w:rPr>
                 <w:rFonts w:ascii="Times New Roman" w:hAnsi="Times New Roman"/>
-                <w:sz w:val="23"/>
+                <w:b w:val="0"/>
+                <w:i w:val="0"/>
+                <w:color w:val="000000"/>
+                <w:sz w:val="24"/>
               </w:rPr>
               <w:t xml:space="preserve">Ângulo zenital solar</w:t>
             </w:r>
           </w:p>
         </w:tc>
         <w:tc>
-          <w:tcPr/>
+          <w:tcPr>
+            <w:tcW w:type="dxa" w:w="2891"/>
+            <w:vAlign w:val="center"/>
+            <w:tcMar>
+              <w:top w:w="70" w:type="dxa"/>
+              <w:bottom w:w="70" w:type="dxa"/>
+              <w:left w:w="100" w:type="dxa"/>
+              <w:right w:w="100" w:type="dxa"/>
+            </w:tcMar>
+          </w:tcPr>
           <w:p>
             <w:pPr>
               <w:pStyle w:val="Compact"/>
-              <w:spacing w:line="264" w:lineRule="auto"/>
+              <w:keepNext/>
+              <w:widowControl/>
+              <w:spacing w:line="240" w:lineRule="auto" w:after="0"/>
               <w:ind w:firstLine="0"/>
-              <w:jc w:val="left"/>
+              <w:jc w:val="center"/>
             </w:pPr>
             <w:r>
               <w:rPr>
                 <w:rFonts w:ascii="Times New Roman" w:hAnsi="Times New Roman"/>
-                <w:sz w:val="23"/>
+                <w:b w:val="0"/>
+                <w:i w:val="0"/>
+                <w:color w:val="000000"/>
+                <w:sz w:val="24"/>
               </w:rPr>
               <w:t xml:space="preserve">graus; 0° no zênite</w:t>
             </w:r>
@@ -3558,23 +5643,42 @@
           <w:cantSplit/>
         </w:trPr>
         <w:tc>
-          <w:tcPr/>
+          <w:tcPr>
+            <w:tcW w:type="dxa" w:w="1191"/>
+            <w:vAlign w:val="center"/>
+            <w:tcMar>
+              <w:top w:w="70" w:type="dxa"/>
+              <w:bottom w:w="70" w:type="dxa"/>
+              <w:left w:w="100" w:type="dxa"/>
+              <w:right w:w="100" w:type="dxa"/>
+            </w:tcMar>
+          </w:tcPr>
           <w:p>
             <w:pPr>
               <w:pStyle w:val="Compact"/>
-              <w:spacing w:line="264" w:lineRule="auto"/>
+              <w:keepNext/>
+              <w:widowControl/>
+              <w:spacing w:line="240" w:lineRule="auto" w:after="0"/>
               <w:ind w:firstLine="0"/>
-              <w:jc w:val="left"/>
+              <w:jc w:val="center"/>
             </w:pPr>
             <m:oMath>
               <m:sSub>
                 <m:e>
                   <m:r>
+                    <w:rPr>
+                      <w:sz w:val="24"/>
+                      <w:szCs w:val="24"/>
+                    </w:rPr>
                     <m:t>α</m:t>
                   </m:r>
                 </m:e>
                 <m:sub>
                   <m:r>
+                    <w:rPr>
+                      <w:sz w:val="24"/>
+                      <w:szCs w:val="24"/>
+                    </w:rPr>
                     <m:t>s</m:t>
                   </m:r>
                 </m:sub>
@@ -3583,43 +5687,74 @@
           </w:p>
         </w:tc>
         <w:tc>
-          <w:tcPr/>
+          <w:tcPr>
+            <w:tcW w:type="dxa" w:w="4535"/>
+            <w:vAlign w:val="center"/>
+            <w:tcMar>
+              <w:top w:w="70" w:type="dxa"/>
+              <w:bottom w:w="70" w:type="dxa"/>
+              <w:left w:w="100" w:type="dxa"/>
+              <w:right w:w="100" w:type="dxa"/>
+            </w:tcMar>
+          </w:tcPr>
           <w:p>
             <w:pPr>
               <w:pStyle w:val="Compact"/>
-              <w:spacing w:line="264" w:lineRule="auto"/>
+              <w:keepNext/>
+              <w:widowControl/>
+              <w:spacing w:line="240" w:lineRule="auto" w:after="0"/>
               <w:ind w:firstLine="0"/>
               <w:jc w:val="left"/>
             </w:pPr>
             <w:r>
               <w:rPr>
                 <w:rFonts w:ascii="Times New Roman" w:hAnsi="Times New Roman"/>
-                <w:sz w:val="23"/>
+                <w:b w:val="0"/>
+                <w:i w:val="0"/>
+                <w:color w:val="000000"/>
+                <w:sz w:val="24"/>
               </w:rPr>
               <w:t xml:space="preserve">Elevação solar</w:t>
             </w:r>
           </w:p>
         </w:tc>
         <w:tc>
-          <w:tcPr/>
+          <w:tcPr>
+            <w:tcW w:type="dxa" w:w="2891"/>
+            <w:vAlign w:val="center"/>
+            <w:tcMar>
+              <w:top w:w="70" w:type="dxa"/>
+              <w:bottom w:w="70" w:type="dxa"/>
+              <w:left w:w="100" w:type="dxa"/>
+              <w:right w:w="100" w:type="dxa"/>
+            </w:tcMar>
+          </w:tcPr>
           <w:p>
             <w:pPr>
               <w:pStyle w:val="Compact"/>
-              <w:spacing w:line="264" w:lineRule="auto"/>
+              <w:keepNext/>
+              <w:widowControl/>
+              <w:spacing w:line="240" w:lineRule="auto" w:after="0"/>
               <w:ind w:firstLine="0"/>
-              <w:jc w:val="left"/>
+              <w:jc w:val="center"/>
             </w:pPr>
             <w:r>
               <w:rPr>
                 <w:rFonts w:ascii="Times New Roman" w:hAnsi="Times New Roman"/>
-                <w:sz w:val="23"/>
+                <w:b w:val="0"/>
+                <w:i w:val="0"/>
+                <w:color w:val="000000"/>
+                <w:sz w:val="24"/>
               </w:rPr>
               <w:t xml:space="preserve">graus;</w:t>
             </w:r>
             <w:r>
               <w:rPr>
                 <w:rFonts w:ascii="Times New Roman" w:hAnsi="Times New Roman"/>
-                <w:sz w:val="23"/>
+                <w:b w:val="0"/>
+                <w:i w:val="0"/>
+                <w:color w:val="000000"/>
+                <w:sz w:val="24"/>
               </w:rPr>
               <w:t xml:space="preserve"> </w:t>
             </w:r>
@@ -3627,6 +5762,10 @@
               <m:sSup>
                 <m:e>
                   <m:r>
+                    <w:rPr>
+                      <w:sz w:val="24"/>
+                      <w:szCs w:val="24"/>
+                    </w:rPr>
                     <m:t>90</m:t>
                   </m:r>
                 </m:e>
@@ -3635,6 +5774,10 @@
                     <m:rPr>
                       <m:sty m:val="p"/>
                     </m:rPr>
+                    <w:rPr>
+                      <w:sz w:val="24"/>
+                      <w:szCs w:val="24"/>
+                    </w:rPr>
                     <m:t>∘</m:t>
                   </m:r>
                 </m:sup>
@@ -3643,16 +5786,28 @@
                 <m:rPr>
                   <m:sty m:val="p"/>
                 </m:rPr>
+                <w:rPr>
+                  <w:sz w:val="24"/>
+                  <w:szCs w:val="24"/>
+                </w:rPr>
                 <m:t>−</m:t>
               </m:r>
               <m:sSub>
                 <m:e>
                   <m:r>
+                    <w:rPr>
+                      <w:sz w:val="24"/>
+                      <w:szCs w:val="24"/>
+                    </w:rPr>
                     <m:t>θ</m:t>
                   </m:r>
                 </m:e>
                 <m:sub>
                   <m:r>
+                    <w:rPr>
+                      <w:sz w:val="24"/>
+                      <w:szCs w:val="24"/>
+                    </w:rPr>
                     <m:t>z</m:t>
                   </m:r>
                 </m:sub>
@@ -3666,26 +5821,49 @@
           <w:cantSplit/>
         </w:trPr>
         <w:tc>
-          <w:tcPr/>
+          <w:tcPr>
+            <w:tcW w:type="dxa" w:w="1191"/>
+            <w:vAlign w:val="center"/>
+            <w:tcMar>
+              <w:top w:w="70" w:type="dxa"/>
+              <w:bottom w:w="70" w:type="dxa"/>
+              <w:left w:w="100" w:type="dxa"/>
+              <w:right w:w="100" w:type="dxa"/>
+            </w:tcMar>
+          </w:tcPr>
           <w:p>
             <w:pPr>
               <w:pStyle w:val="Compact"/>
-              <w:spacing w:line="264" w:lineRule="auto"/>
+              <w:keepNext/>
+              <w:widowControl/>
+              <w:spacing w:line="240" w:lineRule="auto" w:after="0"/>
               <w:ind w:firstLine="0"/>
-              <w:jc w:val="left"/>
+              <w:jc w:val="center"/>
             </w:pPr>
             <m:oMath>
               <m:sSub>
                 <m:e>
                   <m:r>
+                    <w:rPr>
+                      <w:sz w:val="24"/>
+                      <w:szCs w:val="24"/>
+                    </w:rPr>
                     <m:t>G</m:t>
                   </m:r>
                 </m:e>
                 <m:sub>
                   <m:r>
+                    <w:rPr>
+                      <w:sz w:val="24"/>
+                      <w:szCs w:val="24"/>
+                    </w:rPr>
                     <m:t>0</m:t>
                   </m:r>
                   <m:r>
+                    <w:rPr>
+                      <w:sz w:val="24"/>
+                      <w:szCs w:val="24"/>
+                    </w:rPr>
                     <m:t>n</m:t>
                   </m:r>
                 </m:sub>
@@ -3694,36 +5872,64 @@
           </w:p>
         </w:tc>
         <w:tc>
-          <w:tcPr/>
+          <w:tcPr>
+            <w:tcW w:type="dxa" w:w="4535"/>
+            <w:vAlign w:val="center"/>
+            <w:tcMar>
+              <w:top w:w="70" w:type="dxa"/>
+              <w:bottom w:w="70" w:type="dxa"/>
+              <w:left w:w="100" w:type="dxa"/>
+              <w:right w:w="100" w:type="dxa"/>
+            </w:tcMar>
+          </w:tcPr>
           <w:p>
             <w:pPr>
               <w:pStyle w:val="Compact"/>
-              <w:spacing w:line="264" w:lineRule="auto"/>
+              <w:keepNext/>
+              <w:widowControl/>
+              <w:spacing w:line="240" w:lineRule="auto" w:after="0"/>
               <w:ind w:firstLine="0"/>
               <w:jc w:val="left"/>
             </w:pPr>
             <w:r>
               <w:rPr>
                 <w:rFonts w:ascii="Times New Roman" w:hAnsi="Times New Roman"/>
-                <w:sz w:val="23"/>
+                <w:b w:val="0"/>
+                <w:i w:val="0"/>
+                <w:color w:val="000000"/>
+                <w:sz w:val="24"/>
               </w:rPr>
               <w:t xml:space="preserve">Irradiância extraterrestre normal</w:t>
             </w:r>
           </w:p>
         </w:tc>
         <w:tc>
-          <w:tcPr/>
+          <w:tcPr>
+            <w:tcW w:type="dxa" w:w="2891"/>
+            <w:vAlign w:val="center"/>
+            <w:tcMar>
+              <w:top w:w="70" w:type="dxa"/>
+              <w:bottom w:w="70" w:type="dxa"/>
+              <w:left w:w="100" w:type="dxa"/>
+              <w:right w:w="100" w:type="dxa"/>
+            </w:tcMar>
+          </w:tcPr>
           <w:p>
             <w:pPr>
               <w:pStyle w:val="Compact"/>
-              <w:spacing w:line="264" w:lineRule="auto"/>
+              <w:keepNext/>
+              <w:widowControl/>
+              <w:spacing w:line="240" w:lineRule="auto" w:after="0"/>
               <w:ind w:firstLine="0"/>
-              <w:jc w:val="left"/>
+              <w:jc w:val="center"/>
             </w:pPr>
             <w:r>
               <w:rPr>
                 <w:rFonts w:ascii="Times New Roman" w:hAnsi="Times New Roman"/>
-                <w:sz w:val="23"/>
+                <w:b w:val="0"/>
+                <w:i w:val="0"/>
+                <w:color w:val="000000"/>
+                <w:sz w:val="24"/>
               </w:rPr>
               <w:t xml:space="preserve">W/m²</w:t>
             </w:r>
@@ -3735,26 +5941,49 @@
           <w:cantSplit/>
         </w:trPr>
         <w:tc>
-          <w:tcPr/>
+          <w:tcPr>
+            <w:tcW w:type="dxa" w:w="1191"/>
+            <w:vAlign w:val="center"/>
+            <w:tcMar>
+              <w:top w:w="70" w:type="dxa"/>
+              <w:bottom w:w="70" w:type="dxa"/>
+              <w:left w:w="100" w:type="dxa"/>
+              <w:right w:w="100" w:type="dxa"/>
+            </w:tcMar>
+          </w:tcPr>
           <w:p>
             <w:pPr>
               <w:pStyle w:val="Compact"/>
-              <w:spacing w:line="264" w:lineRule="auto"/>
+              <w:keepNext/>
+              <w:widowControl/>
+              <w:spacing w:line="240" w:lineRule="auto" w:after="0"/>
               <w:ind w:firstLine="0"/>
-              <w:jc w:val="left"/>
+              <w:jc w:val="center"/>
             </w:pPr>
             <m:oMath>
               <m:sSub>
                 <m:e>
                   <m:r>
+                    <w:rPr>
+                      <w:sz w:val="24"/>
+                      <w:szCs w:val="24"/>
+                    </w:rPr>
                     <m:t>G</m:t>
                   </m:r>
                 </m:e>
                 <m:sub>
                   <m:r>
+                    <w:rPr>
+                      <w:sz w:val="24"/>
+                      <w:szCs w:val="24"/>
+                    </w:rPr>
                     <m:t>0</m:t>
                   </m:r>
                   <m:r>
+                    <w:rPr>
+                      <w:sz w:val="24"/>
+                      <w:szCs w:val="24"/>
+                    </w:rPr>
                     <m:t>h</m:t>
                   </m:r>
                 </m:sub>
@@ -3763,36 +5992,64 @@
           </w:p>
         </w:tc>
         <w:tc>
-          <w:tcPr/>
+          <w:tcPr>
+            <w:tcW w:type="dxa" w:w="4535"/>
+            <w:vAlign w:val="center"/>
+            <w:tcMar>
+              <w:top w:w="70" w:type="dxa"/>
+              <w:bottom w:w="70" w:type="dxa"/>
+              <w:left w:w="100" w:type="dxa"/>
+              <w:right w:w="100" w:type="dxa"/>
+            </w:tcMar>
+          </w:tcPr>
           <w:p>
             <w:pPr>
               <w:pStyle w:val="Compact"/>
-              <w:spacing w:line="264" w:lineRule="auto"/>
+              <w:keepNext/>
+              <w:widowControl/>
+              <w:spacing w:line="240" w:lineRule="auto" w:after="0"/>
               <w:ind w:firstLine="0"/>
               <w:jc w:val="left"/>
             </w:pPr>
             <w:r>
               <w:rPr>
                 <w:rFonts w:ascii="Times New Roman" w:hAnsi="Times New Roman"/>
-                <w:sz w:val="23"/>
+                <w:b w:val="0"/>
+                <w:i w:val="0"/>
+                <w:color w:val="000000"/>
+                <w:sz w:val="24"/>
               </w:rPr>
               <w:t xml:space="preserve">Irradiância extraterrestre horizontal</w:t>
             </w:r>
           </w:p>
         </w:tc>
         <w:tc>
-          <w:tcPr/>
+          <w:tcPr>
+            <w:tcW w:type="dxa" w:w="2891"/>
+            <w:vAlign w:val="center"/>
+            <w:tcMar>
+              <w:top w:w="70" w:type="dxa"/>
+              <w:bottom w:w="70" w:type="dxa"/>
+              <w:left w:w="100" w:type="dxa"/>
+              <w:right w:w="100" w:type="dxa"/>
+            </w:tcMar>
+          </w:tcPr>
           <w:p>
             <w:pPr>
               <w:pStyle w:val="Compact"/>
-              <w:spacing w:line="264" w:lineRule="auto"/>
+              <w:keepNext/>
+              <w:widowControl/>
+              <w:spacing w:line="240" w:lineRule="auto" w:after="0"/>
               <w:ind w:firstLine="0"/>
-              <w:jc w:val="left"/>
+              <w:jc w:val="center"/>
             </w:pPr>
             <w:r>
               <w:rPr>
                 <w:rFonts w:ascii="Times New Roman" w:hAnsi="Times New Roman"/>
-                <w:sz w:val="23"/>
+                <w:b w:val="0"/>
+                <w:i w:val="0"/>
+                <w:color w:val="000000"/>
+                <w:sz w:val="24"/>
               </w:rPr>
               <w:t xml:space="preserve">W/m²</w:t>
             </w:r>
@@ -3804,54 +6061,96 @@
           <w:cantSplit/>
         </w:trPr>
         <w:tc>
-          <w:tcPr/>
+          <w:tcPr>
+            <w:tcW w:type="dxa" w:w="1191"/>
+            <w:vAlign w:val="center"/>
+            <w:tcMar>
+              <w:top w:w="70" w:type="dxa"/>
+              <w:bottom w:w="70" w:type="dxa"/>
+              <w:left w:w="100" w:type="dxa"/>
+              <w:right w:w="100" w:type="dxa"/>
+            </w:tcMar>
+          </w:tcPr>
           <w:p>
             <w:pPr>
               <w:pStyle w:val="Compact"/>
-              <w:spacing w:line="264" w:lineRule="auto"/>
+              <w:keepNext/>
+              <w:widowControl/>
+              <w:spacing w:line="240" w:lineRule="auto" w:after="0"/>
               <w:ind w:firstLine="0"/>
-              <w:jc w:val="left"/>
+              <w:jc w:val="center"/>
             </w:pPr>
             <w:r>
               <w:rPr>
                 <w:rFonts w:ascii="Times New Roman" w:hAnsi="Times New Roman"/>
-                <w:sz w:val="23"/>
+                <w:b w:val="0"/>
+                <w:i w:val="0"/>
+                <w:color w:val="000000"/>
+                <w:sz w:val="24"/>
               </w:rPr>
               <w:t xml:space="preserve">POA</w:t>
             </w:r>
           </w:p>
         </w:tc>
         <w:tc>
-          <w:tcPr/>
+          <w:tcPr>
+            <w:tcW w:type="dxa" w:w="4535"/>
+            <w:vAlign w:val="center"/>
+            <w:tcMar>
+              <w:top w:w="70" w:type="dxa"/>
+              <w:bottom w:w="70" w:type="dxa"/>
+              <w:left w:w="100" w:type="dxa"/>
+              <w:right w:w="100" w:type="dxa"/>
+            </w:tcMar>
+          </w:tcPr>
           <w:p>
             <w:pPr>
               <w:pStyle w:val="Compact"/>
-              <w:spacing w:line="264" w:lineRule="auto"/>
+              <w:keepNext/>
+              <w:widowControl/>
+              <w:spacing w:line="240" w:lineRule="auto" w:after="0"/>
               <w:ind w:firstLine="0"/>
               <w:jc w:val="left"/>
             </w:pPr>
             <w:r>
               <w:rPr>
                 <w:rFonts w:ascii="Times New Roman" w:hAnsi="Times New Roman"/>
-                <w:sz w:val="23"/>
+                <w:b w:val="0"/>
+                <w:i w:val="0"/>
+                <w:color w:val="000000"/>
+                <w:sz w:val="24"/>
               </w:rPr>
               <w:t xml:space="preserve">Irradiância no plano dos módulos</w:t>
             </w:r>
           </w:p>
         </w:tc>
         <w:tc>
-          <w:tcPr/>
+          <w:tcPr>
+            <w:tcW w:type="dxa" w:w="2891"/>
+            <w:vAlign w:val="center"/>
+            <w:tcMar>
+              <w:top w:w="70" w:type="dxa"/>
+              <w:bottom w:w="70" w:type="dxa"/>
+              <w:left w:w="100" w:type="dxa"/>
+              <w:right w:w="100" w:type="dxa"/>
+            </w:tcMar>
+          </w:tcPr>
           <w:p>
             <w:pPr>
               <w:pStyle w:val="Compact"/>
-              <w:spacing w:line="264" w:lineRule="auto"/>
+              <w:keepNext/>
+              <w:widowControl/>
+              <w:spacing w:line="240" w:lineRule="auto" w:after="0"/>
               <w:ind w:firstLine="0"/>
-              <w:jc w:val="left"/>
+              <w:jc w:val="center"/>
             </w:pPr>
             <w:r>
               <w:rPr>
                 <w:rFonts w:ascii="Times New Roman" w:hAnsi="Times New Roman"/>
-                <w:sz w:val="23"/>
+                <w:b w:val="0"/>
+                <w:i w:val="0"/>
+                <w:color w:val="000000"/>
+                <w:sz w:val="24"/>
               </w:rPr>
               <w:t xml:space="preserve">W/m²; observada no PVDAQ</w:t>
             </w:r>
@@ -3859,17 +6158,44 @@
         </w:tc>
       </w:tr>
     </w:tbl>
+    <w:p>
+      <w:pPr>
+        <w:pStyle w:val="FirstParagraph"/>
+        <w:keepNext w:val="0"/>
+        <w:widowControl/>
+        <w:spacing w:line="240" w:lineRule="auto" w:after="160" w:before="60"/>
+        <w:ind w:firstLine="0" w:left="227" w:right="227"/>
+        <w:jc w:val="left"/>
+      </w:pPr>
+      <w:r>
+        <w:rPr>
+          <w:rFonts w:ascii="Times New Roman" w:hAnsi="Times New Roman"/>
+          <w:b w:val="0"/>
+          <w:i w:val="0"/>
+          <w:color w:val="000000"/>
+          <w:sz w:val="20"/>
+        </w:rPr>
+        <w:t xml:space="preserve">Fonte: elaborado pelo autor, com base em Duffie, Beckman e Blair (2020).</w:t>
+      </w:r>
+    </w:p>
     <w:bookmarkEnd w:id="31"/>
     <w:bookmarkEnd w:id="32"/>
     <w:bookmarkStart w:id="33" w:name="referências-utilizadas"/>
     <w:p>
       <w:pPr>
         <w:pStyle w:val="Heading2"/>
+        <w:keepNext/>
         <w:widowControl/>
+        <w:spacing w:line="360" w:lineRule="auto" w:after="120"/>
+        <w:ind w:firstLine="0"/>
       </w:pPr>
       <w:r>
         <w:rPr>
+          <w:rFonts w:ascii="Times New Roman" w:hAnsi="Times New Roman"/>
           <w:b/>
+          <w:i w:val="0"/>
+          <w:color w:val="000000"/>
+          <w:sz w:val="24"/>
         </w:rPr>
         <w:t>CRITÉRIOS DE VALIDADE E TRANSIÇÃO PARA 1.2</w:t>
       </w:r>
@@ -3877,12 +6203,16 @@
     <w:p>
       <w:pPr>
         <w:widowControl/>
+        <w:spacing w:line="360" w:lineRule="auto" w:after="120"/>
+        <w:ind w:firstLine="709"/>
       </w:pPr>
       <w:r>
         <w:rPr>
           <w:rFonts w:ascii="Times New Roman" w:hAnsi="Times New Roman"/>
           <w:b w:val="0"/>
           <w:i w:val="0"/>
+          <w:color w:val="000000"/>
+          <w:sz w:val="24"/>
         </w:rPr>
         <w:t>A irradiância extraterrestre horizontal G₀h [W m⁻²] é calculada pela projeção da irradiância normal G₀n [W m⁻²] no plano horizontal, para o Sol acima do horizonte. GHI [W m⁻²] é outra grandeza: a irradiância global horizontal na superfície, modificada por absorção, espalhamento e nuvens. POA [W m⁻²] representa um plano inclinado e, no PVDAQ 2107, é a medição que alimenta a cadeia principal. Essas distinções fundamentam a subseção 1.2 e evitam substituir observações por cálculos.</w:t>
       </w:r>
@@ -3890,13 +6220,19 @@
     <w:p>
       <w:pPr>
         <w:pStyle w:val="Heading2"/>
+        <w:keepNext/>
         <w:pageBreakBefore/>
         <w:widowControl/>
+        <w:spacing w:line="360" w:lineRule="auto" w:after="120"/>
         <w:ind w:firstLine="0"/>
       </w:pPr>
       <w:r>
         <w:rPr>
+          <w:rFonts w:ascii="Times New Roman" w:hAnsi="Times New Roman"/>
           <w:b/>
+          <w:i w:val="0"/>
+          <w:color w:val="000000"/>
+          <w:sz w:val="24"/>
         </w:rPr>
         <w:t>REFERÊNCIAS UTILIZADAS</w:t>
       </w:r>
@@ -3906,8 +6242,8 @@
     <w:p>
       <w:pPr>
         <w:widowControl/>
-        <w:spacing w:line="264" w:lineRule="auto"/>
-        <w:ind w:hanging="340" w:left="340"/>
+        <w:spacing w:line="240" w:lineRule="auto" w:after="120"/>
+        <w:ind w:left="340" w:hanging="340"/>
         <w:jc w:val="left"/>
       </w:pPr>
       <w:r>
@@ -3915,6 +6251,8 @@
           <w:rFonts w:ascii="Times New Roman" w:hAnsi="Times New Roman"/>
           <w:b w:val="0"/>
           <w:i w:val="0"/>
+          <w:color w:val="000000"/>
+          <w:sz w:val="24"/>
         </w:rPr>
         <w:t xml:space="preserve">DELINE, Chris; PERRY, Kirsten; DECEGLIE, Michael; MULLER, Matthew; SEKULIC, William; JORDAN, Dirk. </w:t>
       </w:r>
@@ -3923,6 +6261,8 @@
           <w:rFonts w:ascii="Times New Roman" w:hAnsi="Times New Roman"/>
           <w:b/>
           <w:i w:val="0"/>
+          <w:color w:val="000000"/>
+          <w:sz w:val="24"/>
         </w:rPr>
         <w:t>Photovoltaic Data Acquisition (PVDAQ) Public Datasets</w:t>
       </w:r>
@@ -3931,6 +6271,8 @@
           <w:rFonts w:ascii="Times New Roman" w:hAnsi="Times New Roman"/>
           <w:b w:val="0"/>
           <w:i w:val="0"/>
+          <w:color w:val="000000"/>
+          <w:sz w:val="24"/>
         </w:rPr>
         <w:t>. United States, 21 dez. 2021. Conjunto de dados. DOI: https://doi.org/10.25984/1846021.</w:t>
       </w:r>
@@ -3938,8 +6280,8 @@
     <w:p>
       <w:pPr>
         <w:widowControl/>
-        <w:spacing w:line="264" w:lineRule="auto"/>
-        <w:ind w:hanging="340" w:left="340"/>
+        <w:spacing w:line="240" w:lineRule="auto" w:after="120"/>
+        <w:ind w:left="340" w:hanging="340"/>
         <w:jc w:val="left"/>
       </w:pPr>
       <w:r>
@@ -3947,6 +6289,8 @@
           <w:rFonts w:ascii="Times New Roman" w:hAnsi="Times New Roman"/>
           <w:b w:val="0"/>
           <w:i w:val="0"/>
+          <w:color w:val="000000"/>
+          <w:sz w:val="24"/>
         </w:rPr>
         <w:t xml:space="preserve">DUFFIE, John A.; BECKMAN, William A.; BLAIR, Nathan. </w:t>
       </w:r>
@@ -3955,6 +6299,8 @@
           <w:rFonts w:ascii="Times New Roman" w:hAnsi="Times New Roman"/>
           <w:b/>
           <w:i w:val="0"/>
+          <w:color w:val="000000"/>
+          <w:sz w:val="24"/>
         </w:rPr>
         <w:t>Solar engineering of thermal processes, photovoltaics and wind</w:t>
       </w:r>
@@ -3963,6 +6309,8 @@
           <w:rFonts w:ascii="Times New Roman" w:hAnsi="Times New Roman"/>
           <w:b w:val="0"/>
           <w:i w:val="0"/>
+          <w:color w:val="000000"/>
+          <w:sz w:val="24"/>
         </w:rPr>
         <w:t>. 5. ed. Hoboken: Wiley, 2020. ISBN 9781119540311. DOI: https://doi.org/10.1002/9781119540328.</w:t>
       </w:r>
@@ -3970,8 +6318,8 @@
     <w:p>
       <w:pPr>
         <w:widowControl/>
-        <w:spacing w:line="264" w:lineRule="auto"/>
-        <w:ind w:hanging="340" w:left="340"/>
+        <w:spacing w:line="240" w:lineRule="auto" w:after="120"/>
+        <w:ind w:left="340" w:hanging="340"/>
         <w:jc w:val="left"/>
       </w:pPr>
       <w:r>
@@ -3979,6 +6327,8 @@
           <w:rFonts w:ascii="Times New Roman" w:hAnsi="Times New Roman"/>
           <w:b w:val="0"/>
           <w:i w:val="0"/>
+          <w:color w:val="000000"/>
+          <w:sz w:val="24"/>
         </w:rPr>
         <w:t xml:space="preserve">NOAA GLOBAL MONITORING LABORATORY. </w:t>
       </w:r>
@@ -3987,6 +6337,8 @@
           <w:rFonts w:ascii="Times New Roman" w:hAnsi="Times New Roman"/>
           <w:b/>
           <w:i w:val="0"/>
+          <w:color w:val="000000"/>
+          <w:sz w:val="24"/>
         </w:rPr>
         <w:t>General solar position calculations</w:t>
       </w:r>
@@ -3995,6 +6347,8 @@
           <w:rFonts w:ascii="Times New Roman" w:hAnsi="Times New Roman"/>
           <w:b w:val="0"/>
           <w:i w:val="0"/>
+          <w:color w:val="000000"/>
+          <w:sz w:val="24"/>
         </w:rPr>
         <w:t>. [S. l.]: NOAA, [s. d.]. 2 p. Disponível em: https://gml.noaa.gov/grad/solcalc/solareqns.PDF. Acesso em: 27 out. 2026.</w:t>
       </w:r>
@@ -4002,8 +6356,8 @@
     <w:p>
       <w:pPr>
         <w:widowControl/>
-        <w:spacing w:line="264" w:lineRule="auto"/>
-        <w:ind w:hanging="340" w:left="340"/>
+        <w:spacing w:line="240" w:lineRule="auto" w:after="120"/>
+        <w:ind w:left="340" w:hanging="340"/>
         <w:jc w:val="left"/>
       </w:pPr>
       <w:r>
@@ -4011,6 +6365,8 @@
           <w:rFonts w:ascii="Times New Roman" w:hAnsi="Times New Roman"/>
           <w:b w:val="0"/>
           <w:i w:val="0"/>
+          <w:color w:val="000000"/>
+          <w:sz w:val="24"/>
         </w:rPr>
         <w:t xml:space="preserve">PVLIB CONTRIBUTORS. </w:t>
       </w:r>
@@ -4019,6 +6375,8 @@
           <w:rFonts w:ascii="Times New Roman" w:hAnsi="Times New Roman"/>
           <w:b/>
           <w:i w:val="0"/>
+          <w:color w:val="000000"/>
+          <w:sz w:val="24"/>
         </w:rPr>
         <w:t>pvlib python: get_extra_radiation e spa_python</w:t>
       </w:r>
@@ -4027,6 +6385,8 @@
           <w:rFonts w:ascii="Times New Roman" w:hAnsi="Times New Roman"/>
           <w:b w:val="0"/>
           <w:i w:val="0"/>
+          <w:color w:val="000000"/>
+          <w:sz w:val="24"/>
         </w:rPr>
         <w:t>. Versão 0.16.1. 2026. Disponível em: https://pvlib-python.readthedocs.io/en/v0.16.1/reference/generated/pvlib.irradiance.get_extra_radiation.html. Acesso em: 27 out. 2026.</w:t>
       </w:r>
@@ -4034,8 +6394,8 @@
     <w:p>
       <w:pPr>
         <w:widowControl/>
-        <w:spacing w:line="264" w:lineRule="auto"/>
-        <w:ind w:hanging="340" w:left="340"/>
+        <w:spacing w:line="240" w:lineRule="auto" w:after="120"/>
+        <w:ind w:left="340" w:hanging="340"/>
         <w:jc w:val="left"/>
       </w:pPr>
       <w:r>
@@ -4043,6 +6403,8 @@
           <w:rFonts w:ascii="Times New Roman" w:hAnsi="Times New Roman"/>
           <w:b w:val="0"/>
           <w:i w:val="0"/>
+          <w:color w:val="000000"/>
+          <w:sz w:val="24"/>
         </w:rPr>
         <w:t xml:space="preserve">REDA, Ibrahim; ANDREAS, Afshin. Solar position algorithm for solar radiation applications. </w:t>
       </w:r>
@@ -4051,6 +6413,8 @@
           <w:rFonts w:ascii="Times New Roman" w:hAnsi="Times New Roman"/>
           <w:b/>
           <w:i w:val="0"/>
+          <w:color w:val="000000"/>
+          <w:sz w:val="24"/>
         </w:rPr>
         <w:t>Solar Energy</w:t>
       </w:r>
@@ -4059,6 +6423,8 @@
           <w:rFonts w:ascii="Times New Roman" w:hAnsi="Times New Roman"/>
           <w:b w:val="0"/>
           <w:i w:val="0"/>
+          <w:color w:val="000000"/>
+          <w:sz w:val="24"/>
         </w:rPr>
         <w:t>, v. 76, n. 5, p. 577–589, 2004. DOI: https://doi.org/10.1016/j.solener.2003.12.003.</w:t>
       </w:r>
@@ -4066,8 +6432,8 @@
     <w:p>
       <w:pPr>
         <w:widowControl/>
-        <w:spacing w:line="264" w:lineRule="auto"/>
-        <w:ind w:hanging="340" w:left="340"/>
+        <w:spacing w:line="240" w:lineRule="auto" w:after="120"/>
+        <w:ind w:left="340" w:hanging="340"/>
         <w:jc w:val="left"/>
       </w:pPr>
       <w:r>
@@ -4075,6 +6441,8 @@
           <w:rFonts w:ascii="Times New Roman" w:hAnsi="Times New Roman"/>
           <w:b w:val="0"/>
           <w:i w:val="0"/>
+          <w:color w:val="000000"/>
+          <w:sz w:val="24"/>
         </w:rPr>
         <w:t xml:space="preserve">REDA, Ibrahim; ANDREAS, Afshin. </w:t>
       </w:r>
@@ -4083,6 +6451,8 @@
           <w:rFonts w:ascii="Times New Roman" w:hAnsi="Times New Roman"/>
           <w:b/>
           <w:i w:val="0"/>
+          <w:color w:val="000000"/>
+          <w:sz w:val="24"/>
         </w:rPr>
         <w:t>Solar position algorithm for solar radiation applications</w:t>
       </w:r>
@@ -4091,6 +6461,8 @@
           <w:rFonts w:ascii="Times New Roman" w:hAnsi="Times New Roman"/>
           <w:b w:val="0"/>
           <w:i w:val="0"/>
+          <w:color w:val="000000"/>
+          <w:sz w:val="24"/>
         </w:rPr>
         <w:t>. Revised January 2008. Golden: National Renewable Energy Laboratory, 2008. Relatório NREL/TP-560-34302. DOI: https://doi.org/10.2172/15003974.</w:t>
       </w:r>
@@ -4098,8 +6470,8 @@
     <w:p>
       <w:pPr>
         <w:widowControl/>
-        <w:spacing w:line="264" w:lineRule="auto"/>
-        <w:ind w:hanging="340" w:left="340"/>
+        <w:spacing w:line="240" w:lineRule="auto" w:after="120"/>
+        <w:ind w:left="340" w:hanging="340"/>
         <w:jc w:val="left"/>
       </w:pPr>
       <w:r>
@@ -4107,6 +6479,8 @@
           <w:rFonts w:ascii="Times New Roman" w:hAnsi="Times New Roman"/>
           <w:b w:val="0"/>
           <w:i w:val="0"/>
+          <w:color w:val="000000"/>
+          <w:sz w:val="24"/>
         </w:rPr>
         <w:t xml:space="preserve">SENGUPTA, Manajit et al. (ed.). </w:t>
       </w:r>
@@ -4115,6 +6489,8 @@
           <w:rFonts w:ascii="Times New Roman" w:hAnsi="Times New Roman"/>
           <w:b/>
           <w:i w:val="0"/>
+          <w:color w:val="000000"/>
+          <w:sz w:val="24"/>
         </w:rPr>
         <w:t>Best practices handbook for the collection and use of solar resource data for solar energy applications</w:t>
       </w:r>
@@ -4123,6 +6499,8 @@
           <w:rFonts w:ascii="Times New Roman" w:hAnsi="Times New Roman"/>
           <w:b w:val="0"/>
           <w:i w:val="0"/>
+          <w:color w:val="000000"/>
+          <w:sz w:val="24"/>
         </w:rPr>
         <w:t>. 4. ed. Golden: National Renewable Energy Laboratory, 2024. Relatório NREL/TP-5D00-88300. DOI: https://doi.org/10.2172/2448063. Disponível em: https://docs.nrel.gov/docs/fy24osti/88300.pdf. Acesso em: 27 out. 2026.</w:t>
       </w:r>
@@ -4130,8 +6508,8 @@
     <w:p>
       <w:pPr>
         <w:widowControl/>
-        <w:spacing w:line="264" w:lineRule="auto"/>
-        <w:ind w:hanging="340" w:left="340"/>
+        <w:spacing w:line="240" w:lineRule="auto" w:after="120"/>
+        <w:ind w:left="340" w:hanging="340"/>
         <w:jc w:val="left"/>
       </w:pPr>
       <w:r>
@@ -4139,6 +6517,8 @@
           <w:rFonts w:ascii="Times New Roman" w:hAnsi="Times New Roman"/>
           <w:b w:val="0"/>
           <w:i w:val="0"/>
+          <w:color w:val="000000"/>
+          <w:sz w:val="24"/>
         </w:rPr>
         <w:t xml:space="preserve">TEIXEIRA, Samuel Constantino et al. </w:t>
       </w:r>
@@ -4147,6 +6527,8 @@
           <w:rFonts w:ascii="Times New Roman" w:hAnsi="Times New Roman"/>
           <w:b/>
           <w:i w:val="0"/>
+          <w:color w:val="000000"/>
+          <w:sz w:val="24"/>
         </w:rPr>
         <w:t>SPGER0046 Energias Renováveis: configuração e dados preparados do estudo PVDAQ 2107</w:t>
       </w:r>
@@ -4155,6 +6537,8 @@
           <w:rFonts w:ascii="Times New Roman" w:hAnsi="Times New Roman"/>
           <w:b w:val="0"/>
           <w:i w:val="0"/>
+          <w:color w:val="000000"/>
+          <w:sz w:val="24"/>
         </w:rPr>
         <w:t>. 2026. Repositório de trabalho. Dados utilizados: abril a junho de 2024. Disponível em: https://github.com/samuelasroma-byte/SPGER0046_Energias_Renovaveis. Acesso em: 27 out. 2026.</w:t>
         <w:br/>
@@ -4203,7 +6587,7 @@
     <w:r>
       <w:rPr>
         <w:rFonts w:ascii="Times New Roman" w:hAnsi="Times New Roman"/>
-        <w:sz w:val="22"/>
+        <w:sz w:val="20"/>
       </w:rPr>
     </w:r>
     <w:fldSimple w:instr="PAGE"/>
@@ -4317,14 +6701,15 @@
     <w:name w:val="Normal"/>
     <w:qFormat/>
     <w:pPr>
-      <w:spacing w:line="324" w:lineRule="auto" w:after="140"/>
+      <w:spacing w:line="360" w:lineRule="auto" w:after="140"/>
       <w:ind w:firstLine="709"/>
       <w:jc w:val="both"/>
     </w:pPr>
     <w:rPr>
       <w:rFonts w:ascii="Times New Roman" w:hAnsi="Times New Roman"/>
+      <w:i w:val="0"/>
       <w:color w:val="000000"/>
-      <w:sz w:val="28"/>
+      <w:sz w:val="24"/>
     </w:rPr>
   </w:style>
   <w:style w:styleId="BodyText" w:type="paragraph">
@@ -4333,14 +6718,15 @@
     <w:link w:val="BodyTextChar"/>
     <w:qFormat/>
     <w:pPr>
-      <w:spacing w:after="140" w:before="180" w:line="324" w:lineRule="auto"/>
+      <w:spacing w:after="140" w:before="180" w:line="360" w:lineRule="auto"/>
       <w:ind w:firstLine="709"/>
       <w:jc w:val="both"/>
     </w:pPr>
     <w:rPr>
       <w:rFonts w:ascii="Times New Roman" w:hAnsi="Times New Roman"/>
+      <w:i w:val="0"/>
       <w:color w:val="000000"/>
-      <w:sz w:val="28"/>
+      <w:sz w:val="24"/>
     </w:rPr>
   </w:style>
   <w:style w:customStyle="1" w:styleId="FirstParagraph" w:type="paragraph">
@@ -4349,14 +6735,15 @@
     <w:next w:val="BodyText"/>
     <w:qFormat/>
     <w:pPr>
-      <w:spacing w:line="324" w:lineRule="auto" w:after="140"/>
+      <w:spacing w:line="360" w:lineRule="auto" w:after="140"/>
       <w:ind w:firstLine="709"/>
       <w:jc w:val="both"/>
     </w:pPr>
     <w:rPr>
       <w:rFonts w:ascii="Times New Roman" w:hAnsi="Times New Roman"/>
+      <w:i w:val="0"/>
       <w:color w:val="000000"/>
-      <w:sz w:val="28"/>
+      <w:sz w:val="24"/>
     </w:rPr>
   </w:style>
   <w:style w:customStyle="1" w:styleId="Compact" w:type="paragraph">
@@ -4385,7 +6772,7 @@
       <w:bCs/>
       <w:i w:val="0"/>
       <w:color w:val="000000"/>
-      <w:sz w:val="32"/>
+      <w:sz w:val="24"/>
       <w:szCs w:val="36"/>
     </w:rPr>
   </w:style>
@@ -5067,7 +7454,7 @@
       <w:b/>
       <w:i w:val="0"/>
       <w:color w:val="000000"/>
-      <w:sz w:val="32"/>
+      <w:sz w:val="24"/>
     </w:rPr>
   </w:style>
   <w:style w:type="paragraph" w:customStyle="1" w:styleId="Heading2">
@@ -5082,7 +7469,7 @@
       <w:b/>
       <w:i w:val="0"/>
       <w:color w:val="000000"/>
-      <w:sz w:val="28"/>
+      <w:sz w:val="24"/>
     </w:rPr>
   </w:style>
   <w:style w:type="paragraph" w:customStyle="1" w:styleId="Heading3">
@@ -5097,7 +7484,7 @@
       <w:b/>
       <w:i w:val="0"/>
       <w:color w:val="000000"/>
-      <w:sz w:val="28"/>
+      <w:sz w:val="24"/>
     </w:rPr>
   </w:style>
 </w:styles>

--- a/secoes/01_Recurso_Solar/producao/manuscritos/1_1_Geometria_Solar.docx
+++ b/secoes/01_Recurso_Solar/producao/manuscritos/1_1_Geometria_Solar.docx
@@ -5177,7 +5177,7 @@
               <w:widowControl/>
               <w:spacing w:line="240" w:lineRule="auto" w:after="0"/>
               <w:ind w:firstLine="0"/>
-              <w:jc w:val="left"/>
+              <w:jc w:val="center"/>
             </w:pPr>
             <w:r>
               <w:rPr>
@@ -5278,7 +5278,7 @@
               <w:widowControl/>
               <w:spacing w:line="240" w:lineRule="auto" w:after="0"/>
               <w:ind w:firstLine="0"/>
-              <w:jc w:val="left"/>
+              <w:jc w:val="center"/>
             </w:pPr>
             <w:r>
               <w:rPr>
@@ -5378,7 +5378,7 @@
               <w:widowControl/>
               <w:spacing w:line="240" w:lineRule="auto" w:after="0"/>
               <w:ind w:firstLine="0"/>
-              <w:jc w:val="left"/>
+              <w:jc w:val="center"/>
             </w:pPr>
             <w:r>
               <w:rPr>
@@ -5478,7 +5478,7 @@
               <w:widowControl/>
               <w:spacing w:line="240" w:lineRule="auto" w:after="0"/>
               <w:ind w:firstLine="0"/>
-              <w:jc w:val="left"/>
+              <w:jc w:val="center"/>
             </w:pPr>
             <w:r>
               <w:rPr>
@@ -5591,7 +5591,7 @@
               <w:widowControl/>
               <w:spacing w:line="240" w:lineRule="auto" w:after="0"/>
               <w:ind w:firstLine="0"/>
-              <w:jc w:val="left"/>
+              <w:jc w:val="center"/>
             </w:pPr>
             <w:r>
               <w:rPr>
@@ -5704,7 +5704,7 @@
               <w:widowControl/>
               <w:spacing w:line="240" w:lineRule="auto" w:after="0"/>
               <w:ind w:firstLine="0"/>
-              <w:jc w:val="left"/>
+              <w:jc w:val="center"/>
             </w:pPr>
             <w:r>
               <w:rPr>
@@ -5889,7 +5889,7 @@
               <w:widowControl/>
               <w:spacing w:line="240" w:lineRule="auto" w:after="0"/>
               <w:ind w:firstLine="0"/>
-              <w:jc w:val="left"/>
+              <w:jc w:val="center"/>
             </w:pPr>
             <w:r>
               <w:rPr>
@@ -6009,7 +6009,7 @@
               <w:widowControl/>
               <w:spacing w:line="240" w:lineRule="auto" w:after="0"/>
               <w:ind w:firstLine="0"/>
-              <w:jc w:val="left"/>
+              <w:jc w:val="center"/>
             </w:pPr>
             <w:r>
               <w:rPr>
@@ -6110,7 +6110,7 @@
               <w:widowControl/>
               <w:spacing w:line="240" w:lineRule="auto" w:after="0"/>
               <w:ind w:firstLine="0"/>
-              <w:jc w:val="left"/>
+              <w:jc w:val="center"/>
             </w:pPr>
             <w:r>
               <w:rPr>

--- a/secoes/01_Recurso_Solar/producao/manuscritos/1_1_Geometria_Solar.docx
+++ b/secoes/01_Recurso_Solar/producao/manuscritos/1_1_Geometria_Solar.docx
@@ -1829,7 +1829,7 @@
         <w:keepNext/>
         <w:widowControl/>
         <w:spacing w:line="240" w:lineRule="auto" w:after="80" w:before="160"/>
-        <w:ind w:firstLine="0" w:left="227" w:right="227"/>
+        <w:ind w:firstLine="0" w:left="709" w:right="709"/>
         <w:jc w:val="center"/>
       </w:pPr>
       <w:r>
@@ -1855,7 +1855,7 @@
       <w:r>
         <w:drawing>
           <wp:inline>
-            <wp:extent cx="5472000" cy="2901680"/>
+            <wp:extent cx="4860000" cy="2577150"/>
             <wp:docPr id="25" name="Picture 25" descr="Figura 1 – Geometria solar local e convenção azimutal" title="Figura 1 – Geometria solar local e convenção azimutal"/>
             <wp:cNvGraphicFramePr>
               <a:graphicFrameLocks noChangeAspect="1"/>
@@ -1882,7 +1882,7 @@
                   <pic:spPr>
                     <a:xfrm>
                       <a:off x="0" y="0"/>
-                      <a:ext cx="5472000" cy="2901680"/>
+                      <a:ext cx="4860000" cy="2577150"/>
                     </a:xfrm>
                     <a:prstGeom prst="rect"/>
                   </pic:spPr>
@@ -1899,7 +1899,7 @@
         <w:keepNext w:val="0"/>
         <w:widowControl/>
         <w:spacing w:line="240" w:lineRule="auto" w:after="160" w:before="60"/>
-        <w:ind w:firstLine="0" w:left="227" w:right="227"/>
+        <w:ind w:firstLine="0" w:left="709" w:right="709"/>
         <w:jc w:val="left"/>
       </w:pPr>
       <w:r>
@@ -2634,7 +2634,17 @@
         <w:ind w:firstLine="709"/>
       </w:pPr>
       <w:r>
-        <w:t>O fator orbital da aproximação de Spencer implementada no pvlib 0.16.1 é expresso pela equação (4) (PVLIB CONTRIBUTORS, 2026):</w:t>
+        <w:t xml:space="preserve">O fator orbital da aproximação de Spencer implementada no </w:t>
+      </w:r>
+      <w:r>
+        <w:rPr>
+          <w:i w:val="1"/>
+          <w:iCs w:val="1"/>
+        </w:rPr>
+        <w:t xml:space="preserve">pvlib</w:t>
+      </w:r>
+      <w:r>
+        <w:t xml:space="preserve"> 0.16.1 é expresso pela equação (4) (PVLIB CONTRIBUTORS, 2026):</w:t>
       </w:r>
     </w:p>
     <w:p>
@@ -3376,7 +3386,26 @@
           <w:color w:val="000000"/>
           <w:sz w:val="24"/>
         </w:rPr>
-        <w:t xml:space="preserve">. O denominador 365 é mantido em 2024 para reproduzir a implementação conferida do pvlib.</w:t>
+        <w:t xml:space="preserve">. O denominador 365 é mantido em 2024 para reproduzir a implementação conferida do </w:t>
+      </w:r>
+      <w:r>
+        <w:rPr>
+          <w:rFonts w:ascii="Times New Roman" w:hAnsi="Times New Roman"/>
+          <w:i w:val="1"/>
+          <w:color w:val="000000"/>
+          <w:sz w:val="24"/>
+          <w:iCs w:val="1"/>
+        </w:rPr>
+        <w:t xml:space="preserve">pvlib</w:t>
+      </w:r>
+      <w:r>
+        <w:rPr>
+          <w:rFonts w:ascii="Times New Roman" w:hAnsi="Times New Roman"/>
+          <w:i w:val="0"/>
+          <w:color w:val="000000"/>
+          <w:sz w:val="24"/>
+        </w:rPr>
+        <w:t xml:space="preserve">.</w:t>
       </w:r>
     </w:p>
     <w:p>
@@ -4367,7 +4396,26 @@
           <w:color w:val="000000"/>
           <w:sz w:val="24"/>
         </w:rPr>
-        <w:t xml:space="preserve">. Sua interpretação física é útil: próximo ao horizonte, o trajeto atmosférico é, em geral, mais extenso, o que amplia as oportunidades de absorção e espalhamento. Entretanto, a aproximação secante perde validade para grandes ângulos zenitais. Para aplicações quantitativas, deve-se empregar uma parametrização de massa de ar apropriada, distinguindo a massa de ar relativa da absoluta e informando eventuais correções de pressão (DUFFIE; BECKMAN; BLAIR, 2020, p. 9–10; SENGUPTA et al., 2024, cap. 2, p. 6–8).</w:t>
+        <w:t xml:space="preserve">. Sua interpretação física é útil: próximo ao horizonte, o trajeto atmosférico é, em geral, mais extenso, o que amplia as oportunidades de absorção e espalhamento. Entretanto, a aproximação secante perde validade para grandes ângulos zenitais. Para aplicações quantitativas, deve-se empregar uma parametrização de massa de ar apropriada, distinguindo a massa de ar relativa da absoluta e informando eventuais correções de pressão (DUFFIE; BECKMAN; BLAIR, 2020, p. 9–10; SENGUPTA </w:t>
+      </w:r>
+      <w:r>
+        <w:rPr>
+          <w:rFonts w:ascii="Times New Roman" w:hAnsi="Times New Roman"/>
+          <w:i w:val="1"/>
+          <w:color w:val="000000"/>
+          <w:sz w:val="24"/>
+          <w:iCs w:val="1"/>
+        </w:rPr>
+        <w:t xml:space="preserve">et al.</w:t>
+      </w:r>
+      <w:r>
+        <w:rPr>
+          <w:rFonts w:ascii="Times New Roman" w:hAnsi="Times New Roman"/>
+          <w:i w:val="0"/>
+          <w:color w:val="000000"/>
+          <w:sz w:val="24"/>
+        </w:rPr>
+        <w:t xml:space="preserve">, 2024, cap. 2, p. 6–8).</w:t>
       </w:r>
     </w:p>
     <w:p>
@@ -4438,11 +4486,23 @@
           <w:rFonts w:ascii="Times New Roman" w:hAnsi="Times New Roman"/>
           <w:b/>
           <w:bCs/>
-          <w:i w:val="0"/>
-          <w:color w:val="000000"/>
-          <w:sz w:val="24"/>
-        </w:rPr>
-        <w:t xml:space="preserve">Farm Solar Array — PVDAQ 2107</w:t>
+          <w:i w:val="1"/>
+          <w:color w:val="000000"/>
+          <w:sz w:val="24"/>
+          <w:iCs w:val="1"/>
+        </w:rPr>
+        <w:t xml:space="preserve">Farm Solar Array</w:t>
+      </w:r>
+      <w:r>
+        <w:rPr>
+          <w:rFonts w:ascii="Times New Roman" w:hAnsi="Times New Roman"/>
+          <w:b/>
+          <w:bCs/>
+          <w:i w:val="0"/>
+          <w:color w:val="000000"/>
+          <w:sz w:val="24"/>
+        </w:rPr>
+        <w:t xml:space="preserve"> — PVDAQ 2107</w:t>
       </w:r>
       <w:r>
         <w:rPr>
@@ -4651,8 +4711,8 @@
       <w:r>
         <w:rPr>
           <w:rFonts w:ascii="Times New Roman" w:hAnsi="Times New Roman"/>
-          <w:i w:val="0"/>
-          <w:iCs/>
+          <w:i w:val="1"/>
+          <w:iCs w:val="1"/>
           <w:color w:val="000000"/>
           <w:sz w:val="24"/>
         </w:rPr>
@@ -4673,7 +4733,7 @@
         <w:keepNext/>
         <w:widowControl/>
         <w:spacing w:line="240" w:lineRule="auto" w:after="80" w:before="160"/>
-        <w:ind w:firstLine="0" w:left="227" w:right="227"/>
+        <w:ind w:firstLine="0" w:left="709" w:right="709"/>
         <w:jc w:val="center"/>
       </w:pPr>
       <w:r>
@@ -4699,7 +4759,7 @@
       <w:r>
         <w:drawing>
           <wp:inline>
-            <wp:extent cx="5472000" cy="3062800"/>
+            <wp:extent cx="4860000" cy="2720250"/>
             <wp:docPr id="26" name="Picture 26" descr="Figura 2 – POA observada e ângulos solares no PVDAQ 2107" title="Figura 2 – POA observada e ângulos solares no PVDAQ 2107"/>
             <wp:cNvGraphicFramePr>
               <a:graphicFrameLocks noChangeAspect="1"/>
@@ -4726,7 +4786,7 @@
                   <pic:spPr>
                     <a:xfrm>
                       <a:off x="0" y="0"/>
-                      <a:ext cx="5472000" cy="3062800"/>
+                      <a:ext cx="4860000" cy="2720250"/>
                     </a:xfrm>
                     <a:prstGeom prst="rect"/>
                   </pic:spPr>
@@ -4743,7 +4803,7 @@
         <w:keepNext w:val="0"/>
         <w:widowControl/>
         <w:spacing w:line="240" w:lineRule="auto" w:after="160" w:before="60"/>
-        <w:ind w:firstLine="0" w:left="227" w:right="227"/>
+        <w:ind w:firstLine="0" w:left="709" w:right="709"/>
         <w:jc w:val="left"/>
       </w:pPr>
       <w:r>
@@ -4754,7 +4814,28 @@
           <w:color w:val="000000"/>
           <w:sz w:val="20"/>
         </w:rPr>
-        <w:t xml:space="preserve">Fonte: dados PVDAQ 2107 (Deline et al., 2021); elaboração do autor (2026).</w:t>
+        <w:t xml:space="preserve">Fonte: dados PVDAQ 2107 (Deline </w:t>
+      </w:r>
+      <w:r>
+        <w:rPr>
+          <w:rFonts w:ascii="Times New Roman" w:hAnsi="Times New Roman"/>
+          <w:b w:val="0"/>
+          <w:i w:val="1"/>
+          <w:color w:val="000000"/>
+          <w:sz w:val="20"/>
+          <w:iCs w:val="1"/>
+        </w:rPr>
+        <w:t xml:space="preserve">et al.</w:t>
+      </w:r>
+      <w:r>
+        <w:rPr>
+          <w:rFonts w:ascii="Times New Roman" w:hAnsi="Times New Roman"/>
+          <w:b w:val="0"/>
+          <w:i w:val="0"/>
+          <w:color w:val="000000"/>
+          <w:sz w:val="20"/>
+        </w:rPr>
+        <w:t xml:space="preserve">, 2021); elaboração do autor (2026).</w:t>
       </w:r>
     </w:p>
     <w:p>
@@ -4771,7 +4852,45 @@
           <w:color w:val="000000"/>
           <w:sz w:val="24"/>
         </w:rPr>
-        <w:t>O gráfico reúne naturezas distintas de informação. A POA provém da medição local agregada, enquanto zenital e incidência são calculados. Os dados integram o acervo PVDAQ (DELINE et al., 2021); o processamento e a seleção são documentados no projeto (TEIXEIRA et al., 2026). Para 17/05, há 96 posições temporais, 94 médias POA não ausentes e 68 intervalos com três amostras na agregação. A figura exibe 05 h a 21 h locais, sem interpolação. A proximidade temporal entre o máximo de POA e a maior altura solar não constitui validação independente do SPA, nem permite identificar isoladamente condições de nuvens, aerossóis ou vapor de água. Trata-se de um exemplo diário, e não de uma distribuição climatológica.</w:t>
+        <w:t xml:space="preserve">O gráfico reúne naturezas distintas de informação. A POA provém da medição local agregada, enquanto zenital e incidência são calculados. Os dados integram o acervo PVDAQ (DELINE </w:t>
+      </w:r>
+      <w:r>
+        <w:rPr>
+          <w:rFonts w:ascii="Times New Roman" w:hAnsi="Times New Roman"/>
+          <w:i w:val="1"/>
+          <w:color w:val="000000"/>
+          <w:sz w:val="24"/>
+          <w:iCs w:val="1"/>
+        </w:rPr>
+        <w:t xml:space="preserve">et al.</w:t>
+      </w:r>
+      <w:r>
+        <w:rPr>
+          <w:rFonts w:ascii="Times New Roman" w:hAnsi="Times New Roman"/>
+          <w:i w:val="0"/>
+          <w:color w:val="000000"/>
+          <w:sz w:val="24"/>
+        </w:rPr>
+        <w:t xml:space="preserve">, 2021); o processamento e a seleção são documentados no projeto (TEIXEIRA </w:t>
+      </w:r>
+      <w:r>
+        <w:rPr>
+          <w:rFonts w:ascii="Times New Roman" w:hAnsi="Times New Roman"/>
+          <w:i w:val="1"/>
+          <w:color w:val="000000"/>
+          <w:sz w:val="24"/>
+          <w:iCs w:val="1"/>
+        </w:rPr>
+        <w:t xml:space="preserve">et al.</w:t>
+      </w:r>
+      <w:r>
+        <w:rPr>
+          <w:rFonts w:ascii="Times New Roman" w:hAnsi="Times New Roman"/>
+          <w:i w:val="0"/>
+          <w:color w:val="000000"/>
+          <w:sz w:val="24"/>
+        </w:rPr>
+        <w:t xml:space="preserve">, 2026). Para 17/05, há 96 posições temporais, 94 médias POA não ausentes e 68 intervalos com três amostras na agregação. A figura exibe 05 h a 21 h locais, sem interpolação. A proximidade temporal entre o máximo de POA e a maior altura solar não constitui validação independente do SPA, nem permite identificar isoladamente condições de nuvens, aerossóis ou vapor de água. Trata-se de um exemplo diário, e não de uma distribuição climatológica.</w:t>
       </w:r>
       <w:r>
         <w:t xml:space="preserve"> Na Figura 2, o zenital é geométrico e a incidência utiliza o zenital aparente, conforme a cadeia computacional vigente.</w:t>
@@ -5041,7 +5160,26 @@
           <w:color w:val="000000"/>
           <w:sz w:val="24"/>
         </w:rPr>
-        <w:t>Os ângulos são calculados pelo SPA de Reda e Andreas (2004; 2008), enquanto a irradiância extraterrestre normal é calculada separadamente pelo método Spencer. A rotina utiliza pvlib 0.16.1. O exemplo publicado do SPA foi reproduzido com os parâmetros da Tabela A5.1 (REDA; ANDREAS, 2008, p. A-15–A-16), obtendo zenital aparente de 50,111622° e azimute de 194,340241°, compatíveis com os valores de referência arredondados. Essa conferência verifica a implementação numérica; não valida o sensor POA nem a precisão de todas as entradas do estudo de caso.</w:t>
+        <w:t xml:space="preserve">Os ângulos são calculados pelo SPA de Reda e Andreas (2004; 2008), enquanto a irradiância extraterrestre normal é calculada separadamente pelo método Spencer. A rotina utiliza </w:t>
+      </w:r>
+      <w:r>
+        <w:rPr>
+          <w:rFonts w:ascii="Times New Roman" w:hAnsi="Times New Roman"/>
+          <w:i w:val="1"/>
+          <w:color w:val="000000"/>
+          <w:sz w:val="24"/>
+          <w:iCs w:val="1"/>
+        </w:rPr>
+        <w:t xml:space="preserve">pvlib</w:t>
+      </w:r>
+      <w:r>
+        <w:rPr>
+          <w:rFonts w:ascii="Times New Roman" w:hAnsi="Times New Roman"/>
+          <w:i w:val="0"/>
+          <w:color w:val="000000"/>
+          <w:sz w:val="24"/>
+        </w:rPr>
+        <w:t xml:space="preserve"> 0.16.1. O exemplo publicado do SPA foi reproduzido com os parâmetros da Tabela A5.1 (REDA; ANDREAS, 2008, p. A-15–A-16), obtendo zenital aparente de 50,111622° e azimute de 194,340241°, compatíveis com os valores de referência arredondados. Essa conferência verifica a implementação numérica; não valida o sensor POA nem a precisão de todas as entradas do estudo de caso.</w:t>
       </w:r>
     </w:p>
     <w:p>
@@ -5073,7 +5211,26 @@
           <w:color w:val="000000"/>
           <w:sz w:val="24"/>
         </w:rPr>
-        <w:t>A conferência bibliográfica foi localizada por páginas, com distinção entre obras catalogadas e evidências efetivamente verificadas. O livro de Duffie, Beckman e Blair (2020, p. 9) apresenta 0,00719 no termo em cos(2B) de sua equação 1.4.1b. O código conferido do pvlib 0.16.1 utiliza 0,000719. Para reproduzir os cálculos do projeto, adota-se este último coeficiente, mantendo registrada a divergência entre as fontes; a comparação não constitui uma investigação de erratas do editor.</w:t>
+        <w:t xml:space="preserve">A conferência bibliográfica foi localizada por páginas, com distinção entre obras catalogadas e evidências efetivamente verificadas. O livro de Duffie, Beckman e Blair (2020, p. 9) apresenta 0,00719 no termo em cos(2B) de sua equação 1.4.1b. O código conferido do </w:t>
+      </w:r>
+      <w:r>
+        <w:rPr>
+          <w:rFonts w:ascii="Times New Roman" w:hAnsi="Times New Roman"/>
+          <w:i w:val="1"/>
+          <w:color w:val="000000"/>
+          <w:sz w:val="24"/>
+          <w:iCs w:val="1"/>
+        </w:rPr>
+        <w:t xml:space="preserve">pvlib</w:t>
+      </w:r>
+      <w:r>
+        <w:rPr>
+          <w:rFonts w:ascii="Times New Roman" w:hAnsi="Times New Roman"/>
+          <w:i w:val="0"/>
+          <w:color w:val="000000"/>
+          <w:sz w:val="24"/>
+        </w:rPr>
+        <w:t xml:space="preserve"> 0.16.1 utiliza 0,000719. Para reproduzir os cálculos do projeto, adota-se este último coeficiente, mantendo registrada a divergência entre as fontes; a comparação não constitui uma investigação de erratas do editor.</w:t>
       </w:r>
       <w:r>
         <w:t xml:space="preserve"> O Quadro 1 sintetiza essas grandezas e convenções.</w:t>
@@ -5131,8 +5288,8 @@
             <w:shd w:fill="F0F0F0"/>
             <w:vAlign w:val="center"/>
             <w:tcMar>
-              <w:top w:w="70" w:type="dxa"/>
-              <w:bottom w:w="70" w:type="dxa"/>
+              <w:top w:w="40" w:type="dxa"/>
+              <w:bottom w:w="40" w:type="dxa"/>
               <w:left w:w="100" w:type="dxa"/>
               <w:right w:w="100" w:type="dxa"/>
             </w:tcMar>
@@ -5142,7 +5299,7 @@
               <w:pStyle w:val="Compact"/>
               <w:keepNext/>
               <w:widowControl/>
-              <w:spacing w:line="240" w:lineRule="auto" w:after="0"/>
+              <w:spacing w:line="240" w:lineRule="auto" w:after="0" w:before="0" w:beforeAutospacing="0" w:afterAutospacing="0"/>
               <w:ind w:firstLine="0"/>
               <w:jc w:val="center"/>
             </w:pPr>
@@ -5164,8 +5321,8 @@
             <w:shd w:fill="F0F0F0"/>
             <w:vAlign w:val="center"/>
             <w:tcMar>
-              <w:top w:w="70" w:type="dxa"/>
-              <w:bottom w:w="70" w:type="dxa"/>
+              <w:top w:w="40" w:type="dxa"/>
+              <w:bottom w:w="40" w:type="dxa"/>
               <w:left w:w="100" w:type="dxa"/>
               <w:right w:w="100" w:type="dxa"/>
             </w:tcMar>
@@ -5175,7 +5332,7 @@
               <w:pStyle w:val="Compact"/>
               <w:keepNext/>
               <w:widowControl/>
-              <w:spacing w:line="240" w:lineRule="auto" w:after="0"/>
+              <w:spacing w:line="240" w:lineRule="auto" w:after="0" w:before="0" w:beforeAutospacing="0" w:afterAutospacing="0"/>
               <w:ind w:firstLine="0"/>
               <w:jc w:val="center"/>
             </w:pPr>
@@ -5197,8 +5354,8 @@
             <w:shd w:fill="F0F0F0"/>
             <w:vAlign w:val="center"/>
             <w:tcMar>
-              <w:top w:w="70" w:type="dxa"/>
-              <w:bottom w:w="70" w:type="dxa"/>
+              <w:top w:w="40" w:type="dxa"/>
+              <w:bottom w:w="40" w:type="dxa"/>
               <w:left w:w="100" w:type="dxa"/>
               <w:right w:w="100" w:type="dxa"/>
             </w:tcMar>
@@ -5208,7 +5365,7 @@
               <w:pStyle w:val="Compact"/>
               <w:keepNext/>
               <w:widowControl/>
-              <w:spacing w:line="240" w:lineRule="auto" w:after="0"/>
+              <w:spacing w:line="240" w:lineRule="auto" w:after="0" w:before="0" w:beforeAutospacing="0" w:afterAutospacing="0"/>
               <w:ind w:firstLine="0"/>
               <w:jc w:val="center"/>
             </w:pPr>
@@ -5234,8 +5391,8 @@
             <w:tcW w:type="dxa" w:w="1191"/>
             <w:vAlign w:val="center"/>
             <w:tcMar>
-              <w:top w:w="70" w:type="dxa"/>
-              <w:bottom w:w="70" w:type="dxa"/>
+              <w:top w:w="40" w:type="dxa"/>
+              <w:bottom w:w="40" w:type="dxa"/>
               <w:left w:w="100" w:type="dxa"/>
               <w:right w:w="100" w:type="dxa"/>
             </w:tcMar>
@@ -5245,7 +5402,7 @@
               <w:pStyle w:val="Compact"/>
               <w:keepNext/>
               <w:widowControl/>
-              <w:spacing w:line="240" w:lineRule="auto" w:after="0"/>
+              <w:spacing w:line="240" w:lineRule="auto" w:after="0" w:before="0" w:beforeAutospacing="0" w:afterAutospacing="0"/>
               <w:ind w:firstLine="0"/>
               <w:jc w:val="center"/>
             </w:pPr>
@@ -5265,8 +5422,8 @@
             <w:tcW w:type="dxa" w:w="4535"/>
             <w:vAlign w:val="center"/>
             <w:tcMar>
-              <w:top w:w="70" w:type="dxa"/>
-              <w:bottom w:w="70" w:type="dxa"/>
+              <w:top w:w="40" w:type="dxa"/>
+              <w:bottom w:w="40" w:type="dxa"/>
               <w:left w:w="100" w:type="dxa"/>
               <w:right w:w="100" w:type="dxa"/>
             </w:tcMar>
@@ -5276,7 +5433,7 @@
               <w:pStyle w:val="Compact"/>
               <w:keepNext/>
               <w:widowControl/>
-              <w:spacing w:line="240" w:lineRule="auto" w:after="0"/>
+              <w:spacing w:line="240" w:lineRule="auto" w:after="0" w:before="0" w:beforeAutospacing="0" w:afterAutospacing="0"/>
               <w:ind w:firstLine="0"/>
               <w:jc w:val="center"/>
             </w:pPr>
@@ -5297,8 +5454,8 @@
             <w:tcW w:type="dxa" w:w="2891"/>
             <w:vAlign w:val="center"/>
             <w:tcMar>
-              <w:top w:w="70" w:type="dxa"/>
-              <w:bottom w:w="70" w:type="dxa"/>
+              <w:top w:w="40" w:type="dxa"/>
+              <w:bottom w:w="40" w:type="dxa"/>
               <w:left w:w="100" w:type="dxa"/>
               <w:right w:w="100" w:type="dxa"/>
             </w:tcMar>
@@ -5308,7 +5465,7 @@
               <w:pStyle w:val="Compact"/>
               <w:keepNext/>
               <w:widowControl/>
-              <w:spacing w:line="240" w:lineRule="auto" w:after="0"/>
+              <w:spacing w:line="240" w:lineRule="auto" w:after="0" w:before="0" w:beforeAutospacing="0" w:afterAutospacing="0"/>
               <w:ind w:firstLine="0"/>
               <w:jc w:val="center"/>
             </w:pPr>
@@ -5334,8 +5491,8 @@
             <w:tcW w:type="dxa" w:w="1191"/>
             <w:vAlign w:val="center"/>
             <w:tcMar>
-              <w:top w:w="70" w:type="dxa"/>
-              <w:bottom w:w="70" w:type="dxa"/>
+              <w:top w:w="40" w:type="dxa"/>
+              <w:bottom w:w="40" w:type="dxa"/>
               <w:left w:w="100" w:type="dxa"/>
               <w:right w:w="100" w:type="dxa"/>
             </w:tcMar>
@@ -5345,7 +5502,7 @@
               <w:pStyle w:val="Compact"/>
               <w:keepNext/>
               <w:widowControl/>
-              <w:spacing w:line="240" w:lineRule="auto" w:after="0"/>
+              <w:spacing w:line="240" w:lineRule="auto" w:after="0" w:before="0" w:beforeAutospacing="0" w:afterAutospacing="0"/>
               <w:ind w:firstLine="0"/>
               <w:jc w:val="center"/>
             </w:pPr>
@@ -5365,8 +5522,8 @@
             <w:tcW w:type="dxa" w:w="4535"/>
             <w:vAlign w:val="center"/>
             <w:tcMar>
-              <w:top w:w="70" w:type="dxa"/>
-              <w:bottom w:w="70" w:type="dxa"/>
+              <w:top w:w="40" w:type="dxa"/>
+              <w:bottom w:w="40" w:type="dxa"/>
               <w:left w:w="100" w:type="dxa"/>
               <w:right w:w="100" w:type="dxa"/>
             </w:tcMar>
@@ -5376,7 +5533,7 @@
               <w:pStyle w:val="Compact"/>
               <w:keepNext/>
               <w:widowControl/>
-              <w:spacing w:line="240" w:lineRule="auto" w:after="0"/>
+              <w:spacing w:line="240" w:lineRule="auto" w:after="0" w:before="0" w:beforeAutospacing="0" w:afterAutospacing="0"/>
               <w:ind w:firstLine="0"/>
               <w:jc w:val="center"/>
             </w:pPr>
@@ -5397,8 +5554,8 @@
             <w:tcW w:type="dxa" w:w="2891"/>
             <w:vAlign w:val="center"/>
             <w:tcMar>
-              <w:top w:w="70" w:type="dxa"/>
-              <w:bottom w:w="70" w:type="dxa"/>
+              <w:top w:w="40" w:type="dxa"/>
+              <w:bottom w:w="40" w:type="dxa"/>
               <w:left w:w="100" w:type="dxa"/>
               <w:right w:w="100" w:type="dxa"/>
             </w:tcMar>
@@ -5408,7 +5565,7 @@
               <w:pStyle w:val="Compact"/>
               <w:keepNext/>
               <w:widowControl/>
-              <w:spacing w:line="240" w:lineRule="auto" w:after="0"/>
+              <w:spacing w:line="240" w:lineRule="auto" w:after="0" w:before="0" w:beforeAutospacing="0" w:afterAutospacing="0"/>
               <w:ind w:firstLine="0"/>
               <w:jc w:val="center"/>
             </w:pPr>
@@ -5434,8 +5591,8 @@
             <w:tcW w:type="dxa" w:w="1191"/>
             <w:vAlign w:val="center"/>
             <w:tcMar>
-              <w:top w:w="70" w:type="dxa"/>
-              <w:bottom w:w="70" w:type="dxa"/>
+              <w:top w:w="40" w:type="dxa"/>
+              <w:bottom w:w="40" w:type="dxa"/>
               <w:left w:w="100" w:type="dxa"/>
               <w:right w:w="100" w:type="dxa"/>
             </w:tcMar>
@@ -5445,7 +5602,7 @@
               <w:pStyle w:val="Compact"/>
               <w:keepNext/>
               <w:widowControl/>
-              <w:spacing w:line="240" w:lineRule="auto" w:after="0"/>
+              <w:spacing w:line="240" w:lineRule="auto" w:after="0" w:before="0" w:beforeAutospacing="0" w:afterAutospacing="0"/>
               <w:ind w:firstLine="0"/>
               <w:jc w:val="center"/>
             </w:pPr>
@@ -5465,8 +5622,8 @@
             <w:tcW w:type="dxa" w:w="4535"/>
             <w:vAlign w:val="center"/>
             <w:tcMar>
-              <w:top w:w="70" w:type="dxa"/>
-              <w:bottom w:w="70" w:type="dxa"/>
+              <w:top w:w="40" w:type="dxa"/>
+              <w:bottom w:w="40" w:type="dxa"/>
               <w:left w:w="100" w:type="dxa"/>
               <w:right w:w="100" w:type="dxa"/>
             </w:tcMar>
@@ -5476,7 +5633,7 @@
               <w:pStyle w:val="Compact"/>
               <w:keepNext/>
               <w:widowControl/>
-              <w:spacing w:line="240" w:lineRule="auto" w:after="0"/>
+              <w:spacing w:line="240" w:lineRule="auto" w:after="0" w:before="0" w:beforeAutospacing="0" w:afterAutospacing="0"/>
               <w:ind w:firstLine="0"/>
               <w:jc w:val="center"/>
             </w:pPr>
@@ -5497,8 +5654,8 @@
             <w:tcW w:type="dxa" w:w="2891"/>
             <w:vAlign w:val="center"/>
             <w:tcMar>
-              <w:top w:w="70" w:type="dxa"/>
-              <w:bottom w:w="70" w:type="dxa"/>
+              <w:top w:w="40" w:type="dxa"/>
+              <w:bottom w:w="40" w:type="dxa"/>
               <w:left w:w="100" w:type="dxa"/>
               <w:right w:w="100" w:type="dxa"/>
             </w:tcMar>
@@ -5508,7 +5665,7 @@
               <w:pStyle w:val="Compact"/>
               <w:keepNext/>
               <w:widowControl/>
-              <w:spacing w:line="240" w:lineRule="auto" w:after="0"/>
+              <w:spacing w:line="240" w:lineRule="auto" w:after="0" w:before="0" w:beforeAutospacing="0" w:afterAutospacing="0"/>
               <w:ind w:firstLine="0"/>
               <w:jc w:val="center"/>
             </w:pPr>
@@ -5534,8 +5691,8 @@
             <w:tcW w:type="dxa" w:w="1191"/>
             <w:vAlign w:val="center"/>
             <w:tcMar>
-              <w:top w:w="70" w:type="dxa"/>
-              <w:bottom w:w="70" w:type="dxa"/>
+              <w:top w:w="40" w:type="dxa"/>
+              <w:bottom w:w="40" w:type="dxa"/>
               <w:left w:w="100" w:type="dxa"/>
               <w:right w:w="100" w:type="dxa"/>
             </w:tcMar>
@@ -5545,7 +5702,7 @@
               <w:pStyle w:val="Compact"/>
               <w:keepNext/>
               <w:widowControl/>
-              <w:spacing w:line="240" w:lineRule="auto" w:after="0"/>
+              <w:spacing w:line="240" w:lineRule="auto" w:after="0" w:before="0" w:beforeAutospacing="0" w:afterAutospacing="0"/>
               <w:ind w:firstLine="0"/>
               <w:jc w:val="center"/>
             </w:pPr>
@@ -5578,8 +5735,8 @@
             <w:tcW w:type="dxa" w:w="4535"/>
             <w:vAlign w:val="center"/>
             <w:tcMar>
-              <w:top w:w="70" w:type="dxa"/>
-              <w:bottom w:w="70" w:type="dxa"/>
+              <w:top w:w="40" w:type="dxa"/>
+              <w:bottom w:w="40" w:type="dxa"/>
               <w:left w:w="100" w:type="dxa"/>
               <w:right w:w="100" w:type="dxa"/>
             </w:tcMar>
@@ -5589,7 +5746,7 @@
               <w:pStyle w:val="Compact"/>
               <w:keepNext/>
               <w:widowControl/>
-              <w:spacing w:line="240" w:lineRule="auto" w:after="0"/>
+              <w:spacing w:line="240" w:lineRule="auto" w:after="0" w:before="0" w:beforeAutospacing="0" w:afterAutospacing="0"/>
               <w:ind w:firstLine="0"/>
               <w:jc w:val="center"/>
             </w:pPr>
@@ -5610,8 +5767,8 @@
             <w:tcW w:type="dxa" w:w="2891"/>
             <w:vAlign w:val="center"/>
             <w:tcMar>
-              <w:top w:w="70" w:type="dxa"/>
-              <w:bottom w:w="70" w:type="dxa"/>
+              <w:top w:w="40" w:type="dxa"/>
+              <w:bottom w:w="40" w:type="dxa"/>
               <w:left w:w="100" w:type="dxa"/>
               <w:right w:w="100" w:type="dxa"/>
             </w:tcMar>
@@ -5621,7 +5778,7 @@
               <w:pStyle w:val="Compact"/>
               <w:keepNext/>
               <w:widowControl/>
-              <w:spacing w:line="240" w:lineRule="auto" w:after="0"/>
+              <w:spacing w:line="240" w:lineRule="auto" w:after="0" w:before="0" w:beforeAutospacing="0" w:afterAutospacing="0"/>
               <w:ind w:firstLine="0"/>
               <w:jc w:val="center"/>
             </w:pPr>
@@ -5647,8 +5804,8 @@
             <w:tcW w:type="dxa" w:w="1191"/>
             <w:vAlign w:val="center"/>
             <w:tcMar>
-              <w:top w:w="70" w:type="dxa"/>
-              <w:bottom w:w="70" w:type="dxa"/>
+              <w:top w:w="40" w:type="dxa"/>
+              <w:bottom w:w="40" w:type="dxa"/>
               <w:left w:w="100" w:type="dxa"/>
               <w:right w:w="100" w:type="dxa"/>
             </w:tcMar>
@@ -5658,7 +5815,7 @@
               <w:pStyle w:val="Compact"/>
               <w:keepNext/>
               <w:widowControl/>
-              <w:spacing w:line="240" w:lineRule="auto" w:after="0"/>
+              <w:spacing w:line="240" w:lineRule="auto" w:after="0" w:before="0" w:beforeAutospacing="0" w:afterAutospacing="0"/>
               <w:ind w:firstLine="0"/>
               <w:jc w:val="center"/>
             </w:pPr>
@@ -5691,8 +5848,8 @@
             <w:tcW w:type="dxa" w:w="4535"/>
             <w:vAlign w:val="center"/>
             <w:tcMar>
-              <w:top w:w="70" w:type="dxa"/>
-              <w:bottom w:w="70" w:type="dxa"/>
+              <w:top w:w="40" w:type="dxa"/>
+              <w:bottom w:w="40" w:type="dxa"/>
               <w:left w:w="100" w:type="dxa"/>
               <w:right w:w="100" w:type="dxa"/>
             </w:tcMar>
@@ -5702,7 +5859,7 @@
               <w:pStyle w:val="Compact"/>
               <w:keepNext/>
               <w:widowControl/>
-              <w:spacing w:line="240" w:lineRule="auto" w:after="0"/>
+              <w:spacing w:line="240" w:lineRule="auto" w:after="0" w:before="0" w:beforeAutospacing="0" w:afterAutospacing="0"/>
               <w:ind w:firstLine="0"/>
               <w:jc w:val="center"/>
             </w:pPr>
@@ -5723,8 +5880,8 @@
             <w:tcW w:type="dxa" w:w="2891"/>
             <w:vAlign w:val="center"/>
             <w:tcMar>
-              <w:top w:w="70" w:type="dxa"/>
-              <w:bottom w:w="70" w:type="dxa"/>
+              <w:top w:w="40" w:type="dxa"/>
+              <w:bottom w:w="40" w:type="dxa"/>
               <w:left w:w="100" w:type="dxa"/>
               <w:right w:w="100" w:type="dxa"/>
             </w:tcMar>
@@ -5734,7 +5891,7 @@
               <w:pStyle w:val="Compact"/>
               <w:keepNext/>
               <w:widowControl/>
-              <w:spacing w:line="240" w:lineRule="auto" w:after="0"/>
+              <w:spacing w:line="240" w:lineRule="auto" w:after="0" w:before="0" w:beforeAutospacing="0" w:afterAutospacing="0"/>
               <w:ind w:firstLine="0"/>
               <w:jc w:val="center"/>
             </w:pPr>
@@ -5825,8 +5982,8 @@
             <w:tcW w:type="dxa" w:w="1191"/>
             <w:vAlign w:val="center"/>
             <w:tcMar>
-              <w:top w:w="70" w:type="dxa"/>
-              <w:bottom w:w="70" w:type="dxa"/>
+              <w:top w:w="40" w:type="dxa"/>
+              <w:bottom w:w="40" w:type="dxa"/>
               <w:left w:w="100" w:type="dxa"/>
               <w:right w:w="100" w:type="dxa"/>
             </w:tcMar>
@@ -5836,7 +5993,7 @@
               <w:pStyle w:val="Compact"/>
               <w:keepNext/>
               <w:widowControl/>
-              <w:spacing w:line="240" w:lineRule="auto" w:after="0"/>
+              <w:spacing w:line="240" w:lineRule="auto" w:after="0" w:before="0" w:beforeAutospacing="0" w:afterAutospacing="0"/>
               <w:ind w:firstLine="0"/>
               <w:jc w:val="center"/>
             </w:pPr>
@@ -5876,8 +6033,8 @@
             <w:tcW w:type="dxa" w:w="4535"/>
             <w:vAlign w:val="center"/>
             <w:tcMar>
-              <w:top w:w="70" w:type="dxa"/>
-              <w:bottom w:w="70" w:type="dxa"/>
+              <w:top w:w="40" w:type="dxa"/>
+              <w:bottom w:w="40" w:type="dxa"/>
               <w:left w:w="100" w:type="dxa"/>
               <w:right w:w="100" w:type="dxa"/>
             </w:tcMar>
@@ -5887,7 +6044,7 @@
               <w:pStyle w:val="Compact"/>
               <w:keepNext/>
               <w:widowControl/>
-              <w:spacing w:line="240" w:lineRule="auto" w:after="0"/>
+              <w:spacing w:line="240" w:lineRule="auto" w:after="0" w:before="0" w:beforeAutospacing="0" w:afterAutospacing="0"/>
               <w:ind w:firstLine="0"/>
               <w:jc w:val="center"/>
             </w:pPr>
@@ -5908,8 +6065,8 @@
             <w:tcW w:type="dxa" w:w="2891"/>
             <w:vAlign w:val="center"/>
             <w:tcMar>
-              <w:top w:w="70" w:type="dxa"/>
-              <w:bottom w:w="70" w:type="dxa"/>
+              <w:top w:w="40" w:type="dxa"/>
+              <w:bottom w:w="40" w:type="dxa"/>
               <w:left w:w="100" w:type="dxa"/>
               <w:right w:w="100" w:type="dxa"/>
             </w:tcMar>
@@ -5919,7 +6076,7 @@
               <w:pStyle w:val="Compact"/>
               <w:keepNext/>
               <w:widowControl/>
-              <w:spacing w:line="240" w:lineRule="auto" w:after="0"/>
+              <w:spacing w:line="240" w:lineRule="auto" w:after="0" w:before="0" w:beforeAutospacing="0" w:afterAutospacing="0"/>
               <w:ind w:firstLine="0"/>
               <w:jc w:val="center"/>
             </w:pPr>
@@ -5945,8 +6102,8 @@
             <w:tcW w:type="dxa" w:w="1191"/>
             <w:vAlign w:val="center"/>
             <w:tcMar>
-              <w:top w:w="70" w:type="dxa"/>
-              <w:bottom w:w="70" w:type="dxa"/>
+              <w:top w:w="40" w:type="dxa"/>
+              <w:bottom w:w="40" w:type="dxa"/>
               <w:left w:w="100" w:type="dxa"/>
               <w:right w:w="100" w:type="dxa"/>
             </w:tcMar>
@@ -5956,7 +6113,7 @@
               <w:pStyle w:val="Compact"/>
               <w:keepNext/>
               <w:widowControl/>
-              <w:spacing w:line="240" w:lineRule="auto" w:after="0"/>
+              <w:spacing w:line="240" w:lineRule="auto" w:after="0" w:before="0" w:beforeAutospacing="0" w:afterAutospacing="0"/>
               <w:ind w:firstLine="0"/>
               <w:jc w:val="center"/>
             </w:pPr>
@@ -5996,8 +6153,8 @@
             <w:tcW w:type="dxa" w:w="4535"/>
             <w:vAlign w:val="center"/>
             <w:tcMar>
-              <w:top w:w="70" w:type="dxa"/>
-              <w:bottom w:w="70" w:type="dxa"/>
+              <w:top w:w="40" w:type="dxa"/>
+              <w:bottom w:w="40" w:type="dxa"/>
               <w:left w:w="100" w:type="dxa"/>
               <w:right w:w="100" w:type="dxa"/>
             </w:tcMar>
@@ -6007,7 +6164,7 @@
               <w:pStyle w:val="Compact"/>
               <w:keepNext/>
               <w:widowControl/>
-              <w:spacing w:line="240" w:lineRule="auto" w:after="0"/>
+              <w:spacing w:line="240" w:lineRule="auto" w:after="0" w:before="0" w:beforeAutospacing="0" w:afterAutospacing="0"/>
               <w:ind w:firstLine="0"/>
               <w:jc w:val="center"/>
             </w:pPr>
@@ -6028,8 +6185,8 @@
             <w:tcW w:type="dxa" w:w="2891"/>
             <w:vAlign w:val="center"/>
             <w:tcMar>
-              <w:top w:w="70" w:type="dxa"/>
-              <w:bottom w:w="70" w:type="dxa"/>
+              <w:top w:w="40" w:type="dxa"/>
+              <w:bottom w:w="40" w:type="dxa"/>
               <w:left w:w="100" w:type="dxa"/>
               <w:right w:w="100" w:type="dxa"/>
             </w:tcMar>
@@ -6039,7 +6196,7 @@
               <w:pStyle w:val="Compact"/>
               <w:keepNext/>
               <w:widowControl/>
-              <w:spacing w:line="240" w:lineRule="auto" w:after="0"/>
+              <w:spacing w:line="240" w:lineRule="auto" w:after="0" w:before="0" w:beforeAutospacing="0" w:afterAutospacing="0"/>
               <w:ind w:firstLine="0"/>
               <w:jc w:val="center"/>
             </w:pPr>
@@ -6065,8 +6222,8 @@
             <w:tcW w:type="dxa" w:w="1191"/>
             <w:vAlign w:val="center"/>
             <w:tcMar>
-              <w:top w:w="70" w:type="dxa"/>
-              <w:bottom w:w="70" w:type="dxa"/>
+              <w:top w:w="40" w:type="dxa"/>
+              <w:bottom w:w="40" w:type="dxa"/>
               <w:left w:w="100" w:type="dxa"/>
               <w:right w:w="100" w:type="dxa"/>
             </w:tcMar>
@@ -6076,7 +6233,7 @@
               <w:pStyle w:val="Compact"/>
               <w:keepNext/>
               <w:widowControl/>
-              <w:spacing w:line="240" w:lineRule="auto" w:after="0"/>
+              <w:spacing w:line="240" w:lineRule="auto" w:after="0" w:before="0" w:beforeAutospacing="0" w:afterAutospacing="0"/>
               <w:ind w:firstLine="0"/>
               <w:jc w:val="center"/>
             </w:pPr>
@@ -6097,8 +6254,8 @@
             <w:tcW w:type="dxa" w:w="4535"/>
             <w:vAlign w:val="center"/>
             <w:tcMar>
-              <w:top w:w="70" w:type="dxa"/>
-              <w:bottom w:w="70" w:type="dxa"/>
+              <w:top w:w="40" w:type="dxa"/>
+              <w:bottom w:w="40" w:type="dxa"/>
               <w:left w:w="100" w:type="dxa"/>
               <w:right w:w="100" w:type="dxa"/>
             </w:tcMar>
@@ -6108,7 +6265,7 @@
               <w:pStyle w:val="Compact"/>
               <w:keepNext/>
               <w:widowControl/>
-              <w:spacing w:line="240" w:lineRule="auto" w:after="0"/>
+              <w:spacing w:line="240" w:lineRule="auto" w:after="0" w:before="0" w:beforeAutospacing="0" w:afterAutospacing="0"/>
               <w:ind w:firstLine="0"/>
               <w:jc w:val="center"/>
             </w:pPr>
@@ -6129,8 +6286,8 @@
             <w:tcW w:type="dxa" w:w="2891"/>
             <w:vAlign w:val="center"/>
             <w:tcMar>
-              <w:top w:w="70" w:type="dxa"/>
-              <w:bottom w:w="70" w:type="dxa"/>
+              <w:top w:w="40" w:type="dxa"/>
+              <w:bottom w:w="40" w:type="dxa"/>
               <w:left w:w="100" w:type="dxa"/>
               <w:right w:w="100" w:type="dxa"/>
             </w:tcMar>
@@ -6140,7 +6297,7 @@
               <w:pStyle w:val="Compact"/>
               <w:keepNext/>
               <w:widowControl/>
-              <w:spacing w:line="240" w:lineRule="auto" w:after="0"/>
+              <w:spacing w:line="240" w:lineRule="auto" w:after="0" w:before="0" w:beforeAutospacing="0" w:afterAutospacing="0"/>
               <w:ind w:firstLine="0"/>
               <w:jc w:val="center"/>
             </w:pPr>
@@ -6264,7 +6421,18 @@
           <w:color w:val="000000"/>
           <w:sz w:val="24"/>
         </w:rPr>
-        <w:t>Photovoltaic Data Acquisition (PVDAQ) Public Datasets</w:t>
+        <w:t xml:space="preserve">Photovoltaic Data Acquisition (PVDAQ) </w:t>
+      </w:r>
+      <w:r>
+        <w:rPr>
+          <w:rFonts w:ascii="Times New Roman" w:hAnsi="Times New Roman"/>
+          <w:b/>
+          <w:i w:val="1"/>
+          <w:color w:val="000000"/>
+          <w:sz w:val="24"/>
+          <w:iCs w:val="1"/>
+        </w:rPr>
+        <w:t xml:space="preserve">Public Datasets</w:t>
       </w:r>
       <w:r>
         <w:rPr>
@@ -6298,11 +6466,12 @@
         <w:rPr>
           <w:rFonts w:ascii="Times New Roman" w:hAnsi="Times New Roman"/>
           <w:b/>
-          <w:i w:val="0"/>
-          <w:color w:val="000000"/>
-          <w:sz w:val="24"/>
-        </w:rPr>
-        <w:t>Solar engineering of thermal processes, photovoltaics and wind</w:t>
+          <w:i w:val="1"/>
+          <w:color w:val="000000"/>
+          <w:sz w:val="24"/>
+          <w:iCs w:val="1"/>
+        </w:rPr>
+        <w:t xml:space="preserve">Solar engineering of thermal processes, photovoltaics and wind</w:t>
       </w:r>
       <w:r>
         <w:rPr>
@@ -6336,11 +6505,12 @@
         <w:rPr>
           <w:rFonts w:ascii="Times New Roman" w:hAnsi="Times New Roman"/>
           <w:b/>
-          <w:i w:val="0"/>
-          <w:color w:val="000000"/>
-          <w:sz w:val="24"/>
-        </w:rPr>
-        <w:t>General solar position calculations</w:t>
+          <w:i w:val="1"/>
+          <w:color w:val="000000"/>
+          <w:sz w:val="24"/>
+          <w:iCs w:val="1"/>
+        </w:rPr>
+        <w:t xml:space="preserve">General solar position calculations</w:t>
       </w:r>
       <w:r>
         <w:rPr>
@@ -6374,11 +6544,43 @@
         <w:rPr>
           <w:rFonts w:ascii="Times New Roman" w:hAnsi="Times New Roman"/>
           <w:b/>
-          <w:i w:val="0"/>
-          <w:color w:val="000000"/>
-          <w:sz w:val="24"/>
-        </w:rPr>
-        <w:t>pvlib python: get_extra_radiation e spa_python</w:t>
+          <w:i w:val="1"/>
+          <w:color w:val="000000"/>
+          <w:sz w:val="24"/>
+          <w:iCs w:val="1"/>
+        </w:rPr>
+        <w:t xml:space="preserve">pvlib</w:t>
+      </w:r>
+      <w:r>
+        <w:rPr>
+          <w:rFonts w:ascii="Times New Roman" w:hAnsi="Times New Roman"/>
+          <w:b/>
+          <w:i w:val="0"/>
+          <w:color w:val="000000"/>
+          <w:sz w:val="24"/>
+        </w:rPr>
+        <w:t xml:space="preserve"> </w:t>
+      </w:r>
+      <w:r>
+        <w:rPr>
+          <w:rFonts w:ascii="Times New Roman" w:hAnsi="Times New Roman"/>
+          <w:b/>
+          <w:i w:val="1"/>
+          <w:color w:val="000000"/>
+          <w:sz w:val="24"/>
+          <w:iCs w:val="1"/>
+        </w:rPr>
+        <w:t xml:space="preserve">python</w:t>
+      </w:r>
+      <w:r>
+        <w:rPr>
+          <w:rFonts w:ascii="Times New Roman" w:hAnsi="Times New Roman"/>
+          <w:b/>
+          <w:i w:val="0"/>
+          <w:color w:val="000000"/>
+          <w:sz w:val="24"/>
+        </w:rPr>
+        <w:t xml:space="preserve">: get_extra_radiation e spa_python</w:t>
       </w:r>
       <w:r>
         <w:rPr>
@@ -6406,17 +6608,39 @@
           <w:color w:val="000000"/>
           <w:sz w:val="24"/>
         </w:rPr>
-        <w:t xml:space="preserve">REDA, Ibrahim; ANDREAS, Afshin. Solar position algorithm for solar radiation applications. </w:t>
+        <w:t xml:space="preserve">REDA, Ibrahim; ANDREAS, Afshin. </w:t>
+      </w:r>
+      <w:r>
+        <w:rPr>
+          <w:rFonts w:ascii="Times New Roman" w:hAnsi="Times New Roman"/>
+          <w:b w:val="0"/>
+          <w:i w:val="1"/>
+          <w:color w:val="000000"/>
+          <w:sz w:val="24"/>
+          <w:iCs w:val="1"/>
+        </w:rPr>
+        <w:t xml:space="preserve">Solar position algorithm for solar radiation applications</w:t>
+      </w:r>
+      <w:r>
+        <w:rPr>
+          <w:rFonts w:ascii="Times New Roman" w:hAnsi="Times New Roman"/>
+          <w:b w:val="0"/>
+          <w:i w:val="0"/>
+          <w:color w:val="000000"/>
+          <w:sz w:val="24"/>
+        </w:rPr>
+        <w:t xml:space="preserve">. </w:t>
       </w:r>
       <w:r>
         <w:rPr>
           <w:rFonts w:ascii="Times New Roman" w:hAnsi="Times New Roman"/>
           <w:b/>
-          <w:i w:val="0"/>
-          <w:color w:val="000000"/>
-          <w:sz w:val="24"/>
-        </w:rPr>
-        <w:t>Solar Energy</w:t>
+          <w:i w:val="1"/>
+          <w:color w:val="000000"/>
+          <w:sz w:val="24"/>
+          <w:iCs w:val="1"/>
+        </w:rPr>
+        <w:t xml:space="preserve">Solar Energy</w:t>
       </w:r>
       <w:r>
         <w:rPr>
@@ -6450,11 +6674,12 @@
         <w:rPr>
           <w:rFonts w:ascii="Times New Roman" w:hAnsi="Times New Roman"/>
           <w:b/>
-          <w:i w:val="0"/>
-          <w:color w:val="000000"/>
-          <w:sz w:val="24"/>
-        </w:rPr>
-        <w:t>Solar position algorithm for solar radiation applications</w:t>
+          <w:i w:val="1"/>
+          <w:color w:val="000000"/>
+          <w:sz w:val="24"/>
+          <w:iCs w:val="1"/>
+        </w:rPr>
+        <w:t xml:space="preserve">Solar position algorithm for solar radiation applications</w:t>
       </w:r>
       <w:r>
         <w:rPr>
@@ -6464,7 +6689,28 @@
           <w:color w:val="000000"/>
           <w:sz w:val="24"/>
         </w:rPr>
-        <w:t>. Revised January 2008. Golden: National Renewable Energy Laboratory, 2008. Relatório NREL/TP-560-34302. DOI: https://doi.org/10.2172/15003974.</w:t>
+        <w:t xml:space="preserve">. </w:t>
+      </w:r>
+      <w:r>
+        <w:rPr>
+          <w:rFonts w:ascii="Times New Roman" w:hAnsi="Times New Roman"/>
+          <w:b w:val="0"/>
+          <w:i w:val="1"/>
+          <w:color w:val="000000"/>
+          <w:sz w:val="24"/>
+          <w:iCs w:val="1"/>
+        </w:rPr>
+        <w:t xml:space="preserve">Revised January 2008</w:t>
+      </w:r>
+      <w:r>
+        <w:rPr>
+          <w:rFonts w:ascii="Times New Roman" w:hAnsi="Times New Roman"/>
+          <w:b w:val="0"/>
+          <w:i w:val="0"/>
+          <w:color w:val="000000"/>
+          <w:sz w:val="24"/>
+        </w:rPr>
+        <w:t xml:space="preserve">. Golden: National Renewable Energy Laboratory, 2008. Relatório NREL/TP-560-34302. DOI: https://doi.org/10.2172/15003974.</w:t>
       </w:r>
     </w:p>
     <w:p>
@@ -6482,17 +6728,39 @@
           <w:color w:val="000000"/>
           <w:sz w:val="24"/>
         </w:rPr>
-        <w:t xml:space="preserve">SENGUPTA, Manajit et al. (ed.). </w:t>
+        <w:t xml:space="preserve">SENGUPTA, Manajit </w:t>
+      </w:r>
+      <w:r>
+        <w:rPr>
+          <w:rFonts w:ascii="Times New Roman" w:hAnsi="Times New Roman"/>
+          <w:b w:val="0"/>
+          <w:i w:val="1"/>
+          <w:color w:val="000000"/>
+          <w:sz w:val="24"/>
+          <w:iCs w:val="1"/>
+        </w:rPr>
+        <w:t xml:space="preserve">et al.</w:t>
+      </w:r>
+      <w:r>
+        <w:rPr>
+          <w:rFonts w:ascii="Times New Roman" w:hAnsi="Times New Roman"/>
+          <w:b w:val="0"/>
+          <w:i w:val="0"/>
+          <w:color w:val="000000"/>
+          <w:sz w:val="24"/>
+        </w:rPr>
+        <w:t xml:space="preserve"> (ed.). </w:t>
       </w:r>
       <w:r>
         <w:rPr>
           <w:rFonts w:ascii="Times New Roman" w:hAnsi="Times New Roman"/>
           <w:b/>
-          <w:i w:val="0"/>
-          <w:color w:val="000000"/>
-          <w:sz w:val="24"/>
-        </w:rPr>
-        <w:t>Best practices handbook for the collection and use of solar resource data for solar energy applications</w:t>
+          <w:i w:val="1"/>
+          <w:color w:val="000000"/>
+          <w:sz w:val="24"/>
+          <w:iCs w:val="1"/>
+        </w:rPr>
+        <w:t xml:space="preserve">Best practices handbook for the collection and use of solar resource data for solar energy applications</w:t>
       </w:r>
       <w:r>
         <w:rPr>
@@ -6520,7 +6788,28 @@
           <w:color w:val="000000"/>
           <w:sz w:val="24"/>
         </w:rPr>
-        <w:t xml:space="preserve">TEIXEIRA, Samuel Constantino et al. </w:t>
+        <w:t xml:space="preserve">TEIXEIRA, Samuel Constantino </w:t>
+      </w:r>
+      <w:r>
+        <w:rPr>
+          <w:rFonts w:ascii="Times New Roman" w:hAnsi="Times New Roman"/>
+          <w:b w:val="0"/>
+          <w:i w:val="1"/>
+          <w:color w:val="000000"/>
+          <w:sz w:val="24"/>
+          <w:iCs w:val="1"/>
+        </w:rPr>
+        <w:t xml:space="preserve">et al.</w:t>
+      </w:r>
+      <w:r>
+        <w:rPr>
+          <w:rFonts w:ascii="Times New Roman" w:hAnsi="Times New Roman"/>
+          <w:b w:val="0"/>
+          <w:i w:val="0"/>
+          <w:color w:val="000000"/>
+          <w:sz w:val="24"/>
+        </w:rPr>
+        <w:t xml:space="preserve"> </w:t>
       </w:r>
       <w:r>
         <w:rPr>
